--- a/chapter1/to_send/Chapter_1.docx
+++ b/chapter1/to_send/Chapter_1.docx
@@ -1797,41 +1797,72 @@
     </w:p>
     <w:p>
       <w:pPr>
-        <w:ind w:left="709"/>
-        <w:jc w:val="both"/>
-        <w:rPr>
-          <w:rFonts w:ascii="Times New Roman" w:hAnsi="Times New Roman" w:cs="Times New Roman"/>
-          <w:lang w:val="en-GB"/>
-        </w:rPr>
-      </w:pPr>
-      <w:r>
-        <w:rPr>
-          <w:rFonts w:ascii="Times New Roman" w:hAnsi="Times New Roman" w:cs="Times New Roman"/>
-          <w:lang w:val="en-GB"/>
-        </w:rPr>
-        <w:t>Table 1.1. Voltcar inner six-pole rotor radial-flux traction motor</w:t>
+        <w:pStyle w:val="Caption"/>
+        <w:keepNext/>
+        <w:spacing w:before="240" w:after="120" w:line="259" w:lineRule="auto"/>
+        <w:jc w:val="both"/>
+        <w:rPr>
+          <w:rFonts w:ascii="Times New Roman" w:hAnsi="Times New Roman" w:cs="Times New Roman"/>
+          <w:lang w:val="en-GB"/>
+        </w:rPr>
+      </w:pPr>
+      <w:r>
+        <w:rPr>
+          <w:rFonts w:ascii="Times New Roman" w:hAnsi="Times New Roman" w:cs="Times New Roman"/>
+          <w:b/>
+          <w:bCs/>
+          <w:lang w:val="en-GB"/>
+        </w:rPr>
+        <w:t xml:space="preserve">Table 1.1.</w:t>
+      </w:r>
+      <w:r>
+        <w:rPr>
+          <w:rFonts w:ascii="Times New Roman" w:hAnsi="Times New Roman" w:cs="Times New Roman"/>
+          <w:lang w:val="en-GB"/>
+        </w:rPr>
+        <w:t xml:space="preserve"> Voltcar inner six-pole rotor radial-flux traction motor</w:t>
       </w:r>
     </w:p>
     <w:tbl>
       <w:tblPr>
-        <w:tblStyle w:val="TableGrid"/>
-        <w:tblW w:w="0" w:type="auto"/>
-        <w:tblInd w:w="709" w:type="dxa"/>
-        <w:tblLook w:val="04A0" w:firstRow="1" w:lastRow="0" w:firstColumn="1" w:lastColumn="0" w:noHBand="0" w:noVBand="1"/>
+        <w:tblStyle w:val="HSBookTable"/>
+        <w:tblW w:w="5000" w:type="pct"/>
+        <w:jc w:val="center"/>
+        <w:tblBorders>
+          <w:top w:val="single" w:sz="8" w:space="0" w:color="000000"/>
+          <w:left w:val="nil"/>
+          <w:bottom w:val="single" w:sz="8" w:space="0" w:color="000000"/>
+          <w:right w:val="nil"/>
+          <w:insideH w:val="nil"/>
+          <w:insideV w:val="nil"/>
+        </w:tblBorders>
+        <w:tblLayout w:type="fixed"/>
+        <w:tblCellMar>
+          <w:top w:w="45" w:type="dxa"/>
+          <w:left w:w="85" w:type="dxa"/>
+          <w:bottom w:w="45" w:type="dxa"/>
+          <w:right w:w="85" w:type="dxa"/>
+        </w:tblCellMar>
+        <w:tblLook w:val="0400" w:firstRow="0" w:lastRow="0" w:firstColumn="0" w:lastColumn="0" w:noHBand="1" w:noVBand="1"/>
       </w:tblPr>
       <w:tblGrid>
-        <w:gridCol w:w="2089"/>
-        <w:gridCol w:w="2726"/>
-        <w:gridCol w:w="3402"/>
+        <w:gridCol w:w="2295"/>
+        <w:gridCol w:w="2994"/>
+        <w:gridCol w:w="3737"/>
       </w:tblGrid>
       <w:tr>
+        <w:trPr>
+          <w:cantSplit/>
+        </w:trPr>
         <w:tc>
           <w:tcPr>
-            <w:tcW w:w="2089" w:type="dxa"/>
+            <w:tcW w:w="2295" w:type="dxa"/>
+            <w:vAlign w:val="center"/>
           </w:tcPr>
           <w:p>
             <w:pPr>
-              <w:jc w:val="both"/>
+              <w:spacing w:before="0" w:after="0" w:line="240" w:lineRule="auto"/>
+              <w:jc w:val="left"/>
               <w:rPr>
                 <w:rFonts w:ascii="Times New Roman" w:hAnsi="Times New Roman" w:cs="Times New Roman"/>
                 <w:lang w:val="en-GB"/>
@@ -1840,6 +1871,8 @@
             <w:r>
               <w:rPr>
                 <w:rFonts w:ascii="Times New Roman" w:hAnsi="Times New Roman" w:cs="Times New Roman"/>
+                <w:sz w:val="22"/>
+                <w:szCs w:val="22"/>
                 <w:lang w:val="en-GB"/>
               </w:rPr>
               <w:t xml:space="preserve">Power, </w:t>
@@ -1849,6 +1882,8 @@
                 <w:rFonts w:ascii="Times New Roman" w:hAnsi="Times New Roman" w:cs="Times New Roman"/>
                 <w:i/>
                 <w:iCs/>
+                <w:sz w:val="22"/>
+                <w:szCs w:val="22"/>
                 <w:lang w:val="en-GB"/>
               </w:rPr>
               <w:t xml:space="preserve">P </w:t>
@@ -1856,6 +1891,8 @@
             <w:r>
               <w:rPr>
                 <w:rFonts w:ascii="Times New Roman" w:hAnsi="Times New Roman" w:cs="Times New Roman"/>
+                <w:sz w:val="22"/>
+                <w:szCs w:val="22"/>
                 <w:lang w:val="en-GB"/>
               </w:rPr>
               <w:t xml:space="preserve"> = 120 kW</w:t>
@@ -1863,6 +1900,8 @@
             <w:r>
               <w:rPr>
                 <w:rFonts w:ascii="Times New Roman" w:hAnsi="Times New Roman" w:cs="Times New Roman"/>
+                <w:sz w:val="22"/>
+                <w:szCs w:val="22"/>
                 <w:lang w:val="en-GB"/>
               </w:rPr>
               <w:t>, continuous</w:t>
@@ -1871,11 +1910,13 @@
         </w:tc>
         <w:tc>
           <w:tcPr>
-            <w:tcW w:w="2726" w:type="dxa"/>
+            <w:tcW w:w="2994" w:type="dxa"/>
+            <w:vAlign w:val="center"/>
           </w:tcPr>
           <w:p>
             <w:pPr>
-              <w:jc w:val="both"/>
+              <w:spacing w:before="0" w:after="0" w:line="240" w:lineRule="auto"/>
+              <w:jc w:val="left"/>
               <w:rPr>
                 <w:rFonts w:ascii="Times New Roman" w:hAnsi="Times New Roman" w:cs="Times New Roman"/>
                 <w:lang w:val="en-GB"/>
@@ -1884,6 +1925,8 @@
             <w:r>
               <w:rPr>
                 <w:rFonts w:ascii="Times New Roman" w:hAnsi="Times New Roman" w:cs="Times New Roman"/>
+                <w:sz w:val="22"/>
+                <w:szCs w:val="22"/>
                 <w:lang w:val="en-GB"/>
               </w:rPr>
               <w:t xml:space="preserve">rotor diameter </w:t>
@@ -1893,6 +1936,8 @@
                 <w:rFonts w:ascii="Times New Roman" w:hAnsi="Times New Roman" w:cs="Times New Roman"/>
                 <w:i/>
                 <w:iCs/>
+                <w:sz w:val="22"/>
+                <w:szCs w:val="22"/>
                 <w:lang w:val="en-GB"/>
               </w:rPr>
               <w:t>D</w:t>
@@ -1900,6 +1945,8 @@
             <w:r>
               <w:rPr>
                 <w:rFonts w:ascii="Times New Roman" w:hAnsi="Times New Roman" w:cs="Times New Roman"/>
+                <w:sz w:val="22"/>
+                <w:szCs w:val="22"/>
                 <w:vertAlign w:val="subscript"/>
                 <w:lang w:val="en-GB"/>
               </w:rPr>
@@ -1908,6 +1955,8 @@
             <w:r>
               <w:rPr>
                 <w:rFonts w:ascii="Times New Roman" w:hAnsi="Times New Roman" w:cs="Times New Roman"/>
+                <w:sz w:val="22"/>
+                <w:szCs w:val="22"/>
                 <w:lang w:val="en-GB"/>
               </w:rPr>
               <w:t xml:space="preserve"> = 96 mm</w:t>
@@ -1916,11 +1965,13 @@
         </w:tc>
         <w:tc>
           <w:tcPr>
-            <w:tcW w:w="3402" w:type="dxa"/>
+            <w:tcW w:w="3737" w:type="dxa"/>
+            <w:vAlign w:val="center"/>
           </w:tcPr>
           <w:p>
             <w:pPr>
-              <w:jc w:val="both"/>
+              <w:spacing w:before="0" w:after="0" w:line="240" w:lineRule="auto"/>
+              <w:jc w:val="left"/>
               <w:rPr>
                 <w:rFonts w:ascii="Times New Roman" w:hAnsi="Times New Roman" w:cs="Times New Roman"/>
                 <w:lang w:val="en-GB"/>
@@ -1929,6 +1980,8 @@
             <w:r>
               <w:rPr>
                 <w:rFonts w:ascii="Times New Roman" w:hAnsi="Times New Roman" w:cs="Times New Roman"/>
+                <w:sz w:val="22"/>
+                <w:szCs w:val="22"/>
                 <w:lang w:val="en-GB"/>
               </w:rPr>
               <w:t xml:space="preserve">max speed, </w:t>
@@ -1938,6 +1991,8 @@
                 <w:rFonts w:ascii="Times New Roman" w:hAnsi="Times New Roman" w:cs="Times New Roman"/>
                 <w:i/>
                 <w:iCs/>
+                <w:sz w:val="22"/>
+                <w:szCs w:val="22"/>
                 <w:lang w:val="en-GB"/>
               </w:rPr>
               <w:t>n</w:t>
@@ -1945,6 +2000,8 @@
             <w:r>
               <w:rPr>
                 <w:rFonts w:ascii="Times New Roman" w:hAnsi="Times New Roman" w:cs="Times New Roman"/>
+                <w:sz w:val="22"/>
+                <w:szCs w:val="22"/>
                 <w:lang w:val="en-GB"/>
               </w:rPr>
               <w:t xml:space="preserve"> = 30000 r/min</w:t>
@@ -1952,7 +2009,8 @@
           </w:p>
           <w:p>
             <w:pPr>
-              <w:jc w:val="both"/>
+              <w:spacing w:before="0" w:after="0" w:line="240" w:lineRule="auto"/>
+              <w:jc w:val="left"/>
               <w:rPr>
                 <w:rFonts w:ascii="Times New Roman" w:hAnsi="Times New Roman" w:cs="Times New Roman"/>
                 <w:lang w:val="en-GB"/>
@@ -1961,6 +2019,8 @@
             <w:r>
               <w:rPr>
                 <w:rFonts w:ascii="Times New Roman" w:hAnsi="Times New Roman" w:cs="Times New Roman"/>
+                <w:sz w:val="22"/>
+                <w:szCs w:val="22"/>
                 <w:lang w:val="en-GB"/>
               </w:rPr>
               <w:t xml:space="preserve">safety speed, </w:t>
@@ -1970,6 +2030,8 @@
                 <w:rFonts w:ascii="Times New Roman" w:hAnsi="Times New Roman" w:cs="Times New Roman"/>
                 <w:i/>
                 <w:iCs/>
+                <w:sz w:val="22"/>
+                <w:szCs w:val="22"/>
                 <w:lang w:val="en-GB"/>
               </w:rPr>
               <w:t>n</w:t>
@@ -1977,6 +2039,8 @@
             <w:r>
               <w:rPr>
                 <w:rFonts w:ascii="Times New Roman" w:hAnsi="Times New Roman" w:cs="Times New Roman"/>
+                <w:sz w:val="22"/>
+                <w:szCs w:val="22"/>
                 <w:lang w:val="en-GB"/>
               </w:rPr>
               <w:t xml:space="preserve"> = 36000 r/min</w:t>
@@ -1985,14 +2049,19 @@
         </w:tc>
       </w:tr>
       <w:tr>
+        <w:trPr>
+          <w:cantSplit/>
+        </w:trPr>
         <w:tc>
           <w:tcPr>
-            <w:tcW w:w="8217" w:type="dxa"/>
+            <w:tcW w:w="9026" w:type="dxa"/>
             <w:gridSpan w:val="3"/>
+            <w:vAlign w:val="center"/>
           </w:tcPr>
           <w:p>
             <w:pPr>
-              <w:jc w:val="both"/>
+              <w:spacing w:before="0" w:after="0" w:line="240" w:lineRule="auto"/>
+              <w:jc w:val="left"/>
               <w:rPr>
                 <w:rFonts w:ascii="Times New Roman" w:hAnsi="Times New Roman" w:cs="Times New Roman"/>
                 <w:lang w:val="en-GB"/>
@@ -2001,6 +2070,8 @@
             <w:r>
               <w:rPr>
                 <w:rFonts w:ascii="Times New Roman" w:hAnsi="Times New Roman" w:cs="Times New Roman"/>
+                <w:sz w:val="22"/>
+                <w:szCs w:val="22"/>
                 <w:lang w:val="en-GB"/>
               </w:rPr>
               <w:t xml:space="preserve">peripheral speed </w:t>
@@ -2010,6 +2081,8 @@
                 <w:rFonts w:ascii="Times New Roman" w:hAnsi="Times New Roman" w:cs="Times New Roman"/>
                 <w:i/>
                 <w:iCs/>
+                <w:sz w:val="22"/>
+                <w:szCs w:val="22"/>
                 <w:lang w:val="en-GB"/>
               </w:rPr>
               <w:t>v</w:t>
@@ -2017,6 +2090,8 @@
             <w:r>
               <w:rPr>
                 <w:rFonts w:ascii="Times New Roman" w:hAnsi="Times New Roman" w:cs="Times New Roman"/>
+                <w:sz w:val="22"/>
+                <w:szCs w:val="22"/>
                 <w:vertAlign w:val="subscript"/>
                 <w:lang w:val="en-GB"/>
               </w:rPr>
@@ -2025,6 +2100,8 @@
             <w:r>
               <w:rPr>
                 <w:rFonts w:ascii="Times New Roman" w:hAnsi="Times New Roman" w:cs="Times New Roman"/>
+                <w:sz w:val="22"/>
+                <w:szCs w:val="22"/>
                 <w:lang w:val="en-GB"/>
               </w:rPr>
               <w:t xml:space="preserve"> = 30000/60 </w:t>
@@ -2032,6 +2109,8 @@
             <w:r>
               <w:rPr>
                 <w:rFonts w:ascii="Times New Roman" w:hAnsi="Times New Roman" w:cs="Times New Roman"/>
+                <w:sz w:val="22"/>
+                <w:szCs w:val="22"/>
                 <w:lang w:val="en-GB"/>
               </w:rPr>
               <w:sym w:font="Symbol" w:char="F0B4"/>
@@ -2039,6 +2118,8 @@
             <w:r>
               <w:rPr>
                 <w:rFonts w:ascii="Times New Roman" w:hAnsi="Times New Roman" w:cs="Times New Roman"/>
+                <w:sz w:val="22"/>
+                <w:szCs w:val="22"/>
                 <w:lang w:val="en-GB"/>
               </w:rPr>
               <w:t xml:space="preserve"> </w:t>
@@ -2046,6 +2127,8 @@
             <w:r>
               <w:rPr>
                 <w:rFonts w:ascii="Times New Roman" w:hAnsi="Times New Roman" w:cs="Times New Roman"/>
+                <w:sz w:val="22"/>
+                <w:szCs w:val="22"/>
                 <w:lang w:val="en-GB"/>
               </w:rPr>
               <w:sym w:font="Symbol" w:char="F070"/>
@@ -2053,6 +2136,8 @@
             <w:r>
               <w:rPr>
                 <w:rFonts w:ascii="Times New Roman" w:hAnsi="Times New Roman" w:cs="Times New Roman"/>
+                <w:sz w:val="22"/>
+                <w:szCs w:val="22"/>
                 <w:lang w:val="en-GB"/>
               </w:rPr>
               <w:t xml:space="preserve"> </w:t>
@@ -2060,6 +2145,8 @@
             <w:r>
               <w:rPr>
                 <w:rFonts w:ascii="Times New Roman" w:hAnsi="Times New Roman" w:cs="Times New Roman"/>
+                <w:sz w:val="22"/>
+                <w:szCs w:val="22"/>
                 <w:lang w:val="en-GB"/>
               </w:rPr>
               <w:sym w:font="Symbol" w:char="F0B4"/>
@@ -2067,6 +2154,8 @@
             <w:r>
               <w:rPr>
                 <w:rFonts w:ascii="Times New Roman" w:hAnsi="Times New Roman" w:cs="Times New Roman"/>
+                <w:sz w:val="22"/>
+                <w:szCs w:val="22"/>
                 <w:lang w:val="en-GB"/>
               </w:rPr>
               <w:t xml:space="preserve"> </w:t>
@@ -2074,6 +2163,8 @@
             <w:r>
               <w:rPr>
                 <w:rFonts w:ascii="Times New Roman" w:hAnsi="Times New Roman" w:cs="Times New Roman"/>
+                <w:sz w:val="22"/>
+                <w:szCs w:val="22"/>
                 <w:lang w:val="en-GB"/>
               </w:rPr>
               <w:t xml:space="preserve">0.096 m/s = 151 m/s </w:t>
@@ -2082,14 +2173,19 @@
         </w:tc>
       </w:tr>
       <w:tr>
+        <w:trPr>
+          <w:cantSplit/>
+        </w:trPr>
         <w:tc>
           <w:tcPr>
-            <w:tcW w:w="8217" w:type="dxa"/>
+            <w:tcW w:w="9026" w:type="dxa"/>
             <w:gridSpan w:val="3"/>
+            <w:vAlign w:val="center"/>
           </w:tcPr>
           <w:p>
             <w:pPr>
-              <w:jc w:val="both"/>
+              <w:spacing w:before="0" w:after="0" w:line="240" w:lineRule="auto"/>
+              <w:jc w:val="left"/>
               <w:rPr>
                 <w:rFonts w:ascii="Times New Roman" w:hAnsi="Times New Roman" w:cs="Times New Roman"/>
               </w:rPr>
@@ -2129,15 +2225,17 @@
             </m:oMath>
             <w:r>
               <w:rPr>
-                <w:rFonts w:ascii="Times New Roman" w:eastAsiaTheme="minorEastAsia" w:hAnsi="Times New Roman" w:cs="Times New Roman"/>
-                <w:sz w:val="24"/>
-                <w:szCs w:val="24"/>
+                <w:rFonts w:ascii="Times New Roman" w:hAnsi="Times New Roman" w:cs="Times New Roman"/>
+                <w:sz w:val="22"/>
+                <w:szCs w:val="22"/>
               </w:rPr>
               <w:t xml:space="preserve">= 30000 r/min </w:t>
             </w:r>
             <w:r>
               <w:rPr>
                 <w:rFonts w:ascii="Times New Roman" w:hAnsi="Times New Roman" w:cs="Times New Roman"/>
+                <w:sz w:val="22"/>
+                <w:szCs w:val="22"/>
                 <w:lang w:val="en-GB"/>
               </w:rPr>
               <w:sym w:font="Symbol" w:char="F0B4"/>
@@ -2145,6 +2243,8 @@
             <w:r>
               <w:rPr>
                 <w:rFonts w:ascii="Times New Roman" w:hAnsi="Times New Roman" w:cs="Times New Roman"/>
+                <w:sz w:val="22"/>
+                <w:szCs w:val="22"/>
               </w:rPr>
               <w:t xml:space="preserve"> </w:t>
             </w:r>
@@ -2184,28 +2284,28 @@
             </m:oMath>
             <w:r>
               <w:rPr>
-                <w:rFonts w:ascii="Times New Roman" w:eastAsiaTheme="minorEastAsia" w:hAnsi="Times New Roman" w:cs="Times New Roman"/>
+                <w:rFonts w:ascii="Times New Roman" w:hAnsi="Times New Roman" w:cs="Times New Roman"/>
                 <w:iCs/>
-                <w:sz w:val="24"/>
-                <w:szCs w:val="24"/>
+                <w:sz w:val="22"/>
+                <w:szCs w:val="22"/>
               </w:rPr>
               <w:t xml:space="preserve"> = 329</w:t>
             </w:r>
             <w:r>
               <w:rPr>
-                <w:rFonts w:ascii="Times New Roman" w:eastAsiaTheme="minorEastAsia" w:hAnsi="Times New Roman" w:cs="Times New Roman"/>
+                <w:rFonts w:ascii="Times New Roman" w:hAnsi="Times New Roman" w:cs="Times New Roman"/>
                 <w:iCs/>
-                <w:sz w:val="24"/>
-                <w:szCs w:val="24"/>
+                <w:sz w:val="22"/>
+                <w:szCs w:val="22"/>
               </w:rPr>
               <w:t> </w:t>
             </w:r>
             <w:r>
               <w:rPr>
-                <w:rFonts w:ascii="Times New Roman" w:eastAsiaTheme="minorEastAsia" w:hAnsi="Times New Roman" w:cs="Times New Roman"/>
+                <w:rFonts w:ascii="Times New Roman" w:hAnsi="Times New Roman" w:cs="Times New Roman"/>
                 <w:iCs/>
-                <w:sz w:val="24"/>
-                <w:szCs w:val="24"/>
+                <w:sz w:val="22"/>
+                <w:szCs w:val="22"/>
               </w:rPr>
               <w:t xml:space="preserve">000 r/min </w:t>
             </w:r>
@@ -2239,16 +2339,18 @@
             </m:oMath>
             <w:r>
               <w:rPr>
-                <w:rFonts w:ascii="Times New Roman" w:eastAsiaTheme="minorEastAsia" w:hAnsi="Times New Roman" w:cs="Times New Roman"/>
+                <w:rFonts w:ascii="Times New Roman" w:hAnsi="Times New Roman" w:cs="Times New Roman"/>
                 <w:iCs/>
-                <w:sz w:val="24"/>
-                <w:szCs w:val="24"/>
+                <w:sz w:val="22"/>
+                <w:szCs w:val="22"/>
               </w:rPr>
               <w:t xml:space="preserve"> </w:t>
             </w:r>
             <w:r>
               <w:rPr>
                 <w:rFonts w:ascii="Times New Roman" w:hAnsi="Times New Roman" w:cs="Times New Roman"/>
+                <w:sz w:val="22"/>
+                <w:szCs w:val="22"/>
               </w:rPr>
               <w:t xml:space="preserve"> </w:t>
             </w:r>
@@ -2256,14 +2358,19 @@
         </w:tc>
       </w:tr>
       <w:tr>
+        <w:trPr>
+          <w:cantSplit/>
+        </w:trPr>
         <w:tc>
           <w:tcPr>
-            <w:tcW w:w="8217" w:type="dxa"/>
+            <w:tcW w:w="9026" w:type="dxa"/>
             <w:gridSpan w:val="3"/>
+            <w:vAlign w:val="center"/>
           </w:tcPr>
           <w:p>
             <w:pPr>
-              <w:jc w:val="both"/>
+              <w:spacing w:before="0" w:after="0" w:line="240" w:lineRule="auto"/>
+              <w:jc w:val="left"/>
               <w:rPr>
                 <w:rFonts w:ascii="Times New Roman" w:hAnsi="Times New Roman" w:cs="Times New Roman"/>
                 <w:lang w:val="en-GB"/>
@@ -2274,6 +2381,8 @@
                 <w:rFonts w:ascii="Times New Roman" w:hAnsi="Times New Roman" w:cs="Times New Roman"/>
                 <w:i/>
                 <w:iCs/>
+                <w:sz w:val="22"/>
+                <w:szCs w:val="22"/>
                 <w:lang w:val="en-GB"/>
               </w:rPr>
               <w:t>fP</w:t>
@@ -2281,6 +2390,8 @@
             <w:r>
               <w:rPr>
                 <w:rFonts w:ascii="Times New Roman" w:hAnsi="Times New Roman" w:cs="Times New Roman"/>
+                <w:sz w:val="22"/>
+                <w:szCs w:val="22"/>
                 <w:lang w:val="en-GB"/>
               </w:rPr>
               <w:t xml:space="preserve"> = 1500 1/s </w:t>
@@ -2288,6 +2399,8 @@
             <w:r>
               <w:rPr>
                 <w:rFonts w:ascii="Times New Roman" w:hAnsi="Times New Roman" w:cs="Times New Roman"/>
+                <w:sz w:val="22"/>
+                <w:szCs w:val="22"/>
                 <w:lang w:val="en-GB"/>
               </w:rPr>
               <w:sym w:font="Symbol" w:char="F0B4"/>
@@ -2295,6 +2408,8 @@
             <w:r>
               <w:rPr>
                 <w:rFonts w:ascii="Times New Roman" w:hAnsi="Times New Roman" w:cs="Times New Roman"/>
+                <w:sz w:val="22"/>
+                <w:szCs w:val="22"/>
                 <w:lang w:val="en-GB"/>
               </w:rPr>
               <w:t xml:space="preserve"> 120 kW = 180 000 kW/s</w:t>
@@ -2546,7 +2661,9 @@
     </w:p>
     <w:p>
       <w:pPr>
-        <w:jc w:val="both"/>
+        <w:keepNext/>
+        <w:spacing w:before="240" w:after="0" w:line="240" w:lineRule="auto"/>
+        <w:jc w:val="center"/>
         <w:rPr>
           <w:rFonts w:ascii="Times New Roman" w:hAnsi="Times New Roman" w:cs="Times New Roman"/>
           <w:lang w:val="en-GB"/>
@@ -2561,9 +2678,9 @@
         <w:lastRenderedPageBreak/>
         <w:drawing>
           <wp:inline distT="0" distB="0" distL="0" distR="0" wp14:anchorId="2B10DB3D" wp14:editId="40B77014">
-            <wp:extent cx="5731510" cy="4311988"/>
+            <wp:extent cx="5731510" cy="3239218"/>
             <wp:effectExtent l="0" t="0" r="0" b="0"/>
-            <wp:docPr id="900000001" name="Picture 900000001"/>
+            <wp:docPr id="900000001" name="Picture 900000001" descr="The n√P and fP criteria in the power–speed plane. The fP contour is drawn for p = 3; changing the pole-pair number translates it vertically, which is the dependence that n√P cannot express. The marked point is the machine of Table 1.1."/>
             <wp:cNvGraphicFramePr>
               <a:graphicFrameLocks xmlns:a="http://schemas.openxmlformats.org/drawingml/2006/main" noChangeAspect="1"/>
             </wp:cNvGraphicFramePr>
@@ -2583,7 +2700,7 @@
                   <pic:spPr>
                     <a:xfrm>
                       <a:off x="0" y="0"/>
-                      <a:ext cx="5731510" cy="4311988"/>
+                      <a:ext cx="5731510" cy="3239218"/>
                     </a:xfrm>
                     <a:prstGeom prst="rect">
                       <a:avLst/>
@@ -2598,18 +2715,29 @@
     </w:p>
     <w:p>
       <w:pPr>
-        <w:jc w:val="both"/>
-        <w:rPr>
-          <w:rFonts w:ascii="Times New Roman" w:hAnsi="Times New Roman" w:cs="Times New Roman"/>
-          <w:lang w:val="en-GB"/>
-        </w:rPr>
-      </w:pPr>
-      <w:r>
-        <w:rPr>
-          <w:rFonts w:ascii="Times New Roman" w:hAnsi="Times New Roman" w:cs="Times New Roman"/>
-          <w:lang w:val="en-GB"/>
-        </w:rPr>
-        <w:t xml:space="preserve">Figure 1.1. The </w:t>
+        <w:pStyle w:val="Caption"/>
+        <w:spacing w:before="120" w:after="240" w:line="259" w:lineRule="auto"/>
+        <w:jc w:val="both"/>
+        <w:rPr>
+          <w:rFonts w:ascii="Times New Roman" w:hAnsi="Times New Roman" w:cs="Times New Roman"/>
+          <w:lang w:val="en-GB"/>
+        </w:rPr>
+      </w:pPr>
+      <w:r>
+        <w:rPr>
+          <w:rFonts w:ascii="Times New Roman" w:hAnsi="Times New Roman" w:cs="Times New Roman"/>
+          <w:b/>
+          <w:bCs/>
+          <w:lang w:val="en-GB"/>
+        </w:rPr>
+        <w:t xml:space="preserve">Figure 1.1.</w:t>
+      </w:r>
+      <w:r>
+        <w:rPr>
+          <w:rFonts w:ascii="Times New Roman" w:hAnsi="Times New Roman" w:cs="Times New Roman"/>
+          <w:lang w:val="en-GB"/>
+        </w:rPr>
+        <w:t xml:space="preserve"> The </w:t>
       </w:r>
       <w:r>
         <w:rPr>
@@ -2839,7 +2967,9 @@
     </w:p>
     <w:p>
       <w:pPr>
-        <w:jc w:val="both"/>
+        <w:keepNext/>
+        <w:spacing w:before="240" w:after="0" w:line="240" w:lineRule="auto"/>
+        <w:jc w:val="center"/>
         <w:rPr>
           <w:rFonts w:ascii="Times New Roman" w:hAnsi="Times New Roman" w:cs="Times New Roman"/>
           <w:lang w:val="en-GB"/>
@@ -2855,9 +2985,9 @@
         <w:lastRenderedPageBreak/>
         <w:drawing>
           <wp:inline distT="0" distB="0" distL="0" distR="0" wp14:anchorId="7AD894E6" wp14:editId="0B319140">
-            <wp:extent cx="5486400" cy="4748568"/>
+            <wp:extent cx="5731510" cy="6120216"/>
             <wp:effectExtent l="0" t="0" r="0" b="0"/>
-            <wp:docPr id="169046035" name="Picture 1"/>
+            <wp:docPr id="169046035" name="Picture 1" descr="Traditional geared and integrated direct-drive architectures. (a) a mains-frequency motor drives the impeller through a step-up gearbox having a heavy lubrication system. (b) the impeller is mounted directly on the high-speed motor shaft, optionally carried on active magnetic bearings, and the gearbox, couplings and oil system disappear."/>
             <wp:cNvGraphicFramePr>
               <a:graphicFrameLocks xmlns:a="http://schemas.openxmlformats.org/drawingml/2006/main" noChangeAspect="1"/>
             </wp:cNvGraphicFramePr>
@@ -2876,7 +3006,6 @@
                         </a:ext>
                       </a:extLst>
                     </a:blip>
-                    <a:srcRect l="8058" t="12676" r="12804" b="18830"/>
                     <a:stretch>
                       <a:fillRect/>
                     </a:stretch>
@@ -2884,7 +3013,7 @@
                   <pic:spPr bwMode="auto">
                     <a:xfrm>
                       <a:off x="0" y="0"/>
-                      <a:ext cx="5503181" cy="4763092"/>
+                      <a:ext cx="5731510" cy="6120216"/>
                     </a:xfrm>
                     <a:prstGeom prst="rect">
                       <a:avLst/>
@@ -2918,18 +3047,29 @@
     </w:p>
     <w:p>
       <w:pPr>
-        <w:jc w:val="both"/>
-        <w:rPr>
-          <w:rFonts w:ascii="Times New Roman" w:hAnsi="Times New Roman" w:cs="Times New Roman"/>
-          <w:lang w:val="en-GB"/>
-        </w:rPr>
-      </w:pPr>
-      <w:r>
-        <w:rPr>
-          <w:rFonts w:ascii="Times New Roman" w:hAnsi="Times New Roman" w:cs="Times New Roman"/>
-          <w:lang w:val="en-GB"/>
-        </w:rPr>
-        <w:t xml:space="preserve">Figure 1.2. Traditional geared and integrated direct-drive architectures. Left: a mains-frequency motor drives the impeller through a step-up gearbox </w:t>
+        <w:pStyle w:val="Caption"/>
+        <w:spacing w:before="120" w:after="240" w:line="259" w:lineRule="auto"/>
+        <w:jc w:val="both"/>
+        <w:rPr>
+          <w:rFonts w:ascii="Times New Roman" w:hAnsi="Times New Roman" w:cs="Times New Roman"/>
+          <w:lang w:val="en-GB"/>
+        </w:rPr>
+      </w:pPr>
+      <w:r>
+        <w:rPr>
+          <w:rFonts w:ascii="Times New Roman" w:hAnsi="Times New Roman" w:cs="Times New Roman"/>
+          <w:b/>
+          <w:bCs/>
+          <w:lang w:val="en-GB"/>
+        </w:rPr>
+        <w:t xml:space="preserve">Figure 1.2.</w:t>
+      </w:r>
+      <w:r>
+        <w:rPr>
+          <w:rFonts w:ascii="Times New Roman" w:hAnsi="Times New Roman" w:cs="Times New Roman"/>
+          <w:lang w:val="en-GB"/>
+        </w:rPr>
+        <w:t xml:space="preserve"> Traditional geared and integrated direct-drive architectures. (a) a mains-frequency motor drives the impeller through a step-up gearbox </w:t>
       </w:r>
       <w:r>
         <w:rPr>
@@ -2943,7 +3083,7 @@
           <w:rFonts w:ascii="Times New Roman" w:hAnsi="Times New Roman" w:cs="Times New Roman"/>
           <w:lang w:val="en-GB"/>
         </w:rPr>
-        <w:t xml:space="preserve"> lubrication system. Right: the impeller is mounted directly on the high-speed motor shaft, optionally carried on active magnetic bearings, and the gearbox, couplings and oil system disappear.</w:t>
+        <w:t xml:space="preserve"> lubrication system. (b) the impeller is mounted directly on the high-speed motor shaft, optionally carried on active magnetic bearings, and the gearbox, couplings and oil system disappear.</w:t>
       </w:r>
     </w:p>
     <w:p>
@@ -6143,6 +6283,8 @@
     </w:p>
     <w:p>
       <w:pPr>
+        <w:keepNext/>
+        <w:spacing w:before="240" w:after="0" w:line="240" w:lineRule="auto"/>
         <w:jc w:val="center"/>
         <w:rPr>
           <w:rFonts w:ascii="Times New Roman" w:hAnsi="Times New Roman" w:cs="Times New Roman"/>
@@ -6158,9 +6300,9 @@
         <w:lastRenderedPageBreak/>
         <w:drawing>
           <wp:inline distT="0" distB="0" distL="0" distR="0" wp14:anchorId="19D69A23" wp14:editId="2F2B9526">
-            <wp:extent cx="4350476" cy="3154680"/>
-            <wp:effectExtent l="0" t="0" r="0" b="7620"/>
-            <wp:docPr id="900000002" name="Picture 900000002"/>
+            <wp:extent cx="5731510" cy="3095930"/>
+            <wp:effectExtent l="0" t="0" r="0" b="0"/>
+            <wp:docPr id="900000002" name="Picture 900000002" descr="Maximum tangential stress against peripheral speed for a solid disc, a disc with a central bore and a thin ring, for electrical steel (ρ = 7650 kg/m3, ν = 0.3) as a function of tip speed. The central bore doubles the stress, which is the penalty paid by any shaft-mounted lamination stack. Therefore, some designs (Converteam) use shaftless stacks."/>
             <wp:cNvGraphicFramePr>
               <a:graphicFrameLocks xmlns:a="http://schemas.openxmlformats.org/drawingml/2006/main" noChangeAspect="1"/>
             </wp:cNvGraphicFramePr>
@@ -6180,7 +6322,7 @@
                   <pic:spPr>
                     <a:xfrm>
                       <a:off x="0" y="0"/>
-                      <a:ext cx="4440504" cy="3219962"/>
+                      <a:ext cx="5731510" cy="3095930"/>
                     </a:xfrm>
                     <a:prstGeom prst="rect">
                       <a:avLst/>
@@ -6195,18 +6337,29 @@
     </w:p>
     <w:p>
       <w:pPr>
-        <w:jc w:val="both"/>
-        <w:rPr>
-          <w:rFonts w:ascii="Times New Roman" w:hAnsi="Times New Roman" w:cs="Times New Roman"/>
-          <w:lang w:val="en-GB"/>
-        </w:rPr>
-      </w:pPr>
-      <w:r>
-        <w:rPr>
-          <w:rFonts w:ascii="Times New Roman" w:hAnsi="Times New Roman" w:cs="Times New Roman"/>
-          <w:lang w:val="en-GB"/>
-        </w:rPr>
-        <w:t>Figure 1.3. Maximum tangential stress against peripheral speed for a solid disc, a disc with a central bore and a thin ring, for electrical steel (</w:t>
+        <w:pStyle w:val="Caption"/>
+        <w:spacing w:before="120" w:after="240" w:line="259" w:lineRule="auto"/>
+        <w:jc w:val="both"/>
+        <w:rPr>
+          <w:rFonts w:ascii="Times New Roman" w:hAnsi="Times New Roman" w:cs="Times New Roman"/>
+          <w:lang w:val="en-GB"/>
+        </w:rPr>
+      </w:pPr>
+      <w:r>
+        <w:rPr>
+          <w:rFonts w:ascii="Times New Roman" w:hAnsi="Times New Roman" w:cs="Times New Roman"/>
+          <w:b/>
+          <w:bCs/>
+          <w:lang w:val="en-GB"/>
+        </w:rPr>
+        <w:t xml:space="preserve">Figure 1.3.</w:t>
+      </w:r>
+      <w:r>
+        <w:rPr>
+          <w:rFonts w:ascii="Times New Roman" w:hAnsi="Times New Roman" w:cs="Times New Roman"/>
+          <w:lang w:val="en-GB"/>
+        </w:rPr>
+        <w:t xml:space="preserve"> Maximum tangential stress against peripheral speed for a solid disc, a disc with a central bore and a thin ring, for electrical steel (</w:t>
       </w:r>
       <w:r>
         <w:rPr>
@@ -6677,7 +6830,9 @@
     </w:p>
     <w:p>
       <w:pPr>
-        <w:jc w:val="both"/>
+        <w:keepNext/>
+        <w:spacing w:before="240" w:after="0" w:line="240" w:lineRule="auto"/>
+        <w:jc w:val="center"/>
         <w:rPr>
           <w:rFonts w:ascii="Times New Roman" w:hAnsi="Times New Roman" w:cs="Times New Roman"/>
           <w:lang w:val="en-GB"/>
@@ -6693,7 +6848,7 @@
           <wp:inline distT="0" distB="0" distL="0" distR="0" wp14:anchorId="315E521E" wp14:editId="5149B94B">
             <wp:extent cx="5731510" cy="2496820"/>
             <wp:effectExtent l="0" t="0" r="2540" b="0"/>
-            <wp:docPr id="1061725931" name="Picture 2"/>
+            <wp:docPr id="1061725931" name="Picture 2" descr="Computed lateral bending mode shapes of a high-speed rotor assembly between its non-drive end (NDE) and drive end (DE), with the first four natural frequencies. A rotor operated above its first bending mode must pass through resonance on every run-up and coast-down."/>
             <wp:cNvGraphicFramePr>
               <a:graphicFrameLocks xmlns:a="http://schemas.openxmlformats.org/drawingml/2006/main" noChangeAspect="1"/>
             </wp:cNvGraphicFramePr>
@@ -6731,6 +6886,17 @@
           </wp:inline>
         </w:drawing>
       </w:r>
+    </w:p>
+    <w:p>
+      <w:pPr>
+        <w:pStyle w:val="Caption"/>
+        <w:spacing w:before="120" w:after="240" w:line="259" w:lineRule="auto"/>
+        <w:jc w:val="both"/>
+        <w:rPr>
+          <w:rFonts w:ascii="Times New Roman" w:hAnsi="Times New Roman" w:cs="Times New Roman"/>
+          <w:lang w:val="en-GB"/>
+        </w:rPr>
+      </w:pPr>
       <w:r>
         <w:rPr>
           <w:rFonts w:ascii="Times New Roman" w:hAnsi="Times New Roman" w:cs="Times New Roman"/>
@@ -6741,9 +6907,18 @@
       <w:r>
         <w:rPr>
           <w:rFonts w:ascii="Times New Roman" w:hAnsi="Times New Roman" w:cs="Times New Roman"/>
-          <w:lang w:val="en-GB"/>
-        </w:rPr>
-        <w:t>Figure 1.4. Computed lateral bending mode shapes of a high-speed rotor</w:t>
+          <w:b/>
+          <w:bCs/>
+          <w:lang w:val="en-GB"/>
+        </w:rPr>
+        <w:t xml:space="preserve">Figure 1.4.</w:t>
+      </w:r>
+      <w:r>
+        <w:rPr>
+          <w:rFonts w:ascii="Times New Roman" w:hAnsi="Times New Roman" w:cs="Times New Roman"/>
+          <w:lang w:val="en-GB"/>
+        </w:rPr>
+        <w:t xml:space="preserve"> Computed lateral bending mode shapes of a high-speed rotor</w:t>
       </w:r>
       <w:r>
         <w:rPr>
@@ -7523,7 +7698,9 @@
     </w:p>
     <w:p>
       <w:pPr>
-        <w:jc w:val="both"/>
+        <w:keepNext/>
+        <w:spacing w:before="240" w:after="0" w:line="240" w:lineRule="auto"/>
+        <w:jc w:val="center"/>
         <w:rPr>
           <w:rFonts w:ascii="Times New Roman" w:hAnsi="Times New Roman" w:cs="Times New Roman"/>
           <w:lang w:val="en-GB"/>
@@ -7538,9 +7715,9 @@
         <w:lastRenderedPageBreak/>
         <w:drawing>
           <wp:inline distT="0" distB="0" distL="0" distR="0" wp14:anchorId="14467598" wp14:editId="36FE00CF">
-            <wp:extent cx="5874965" cy="3002280"/>
-            <wp:effectExtent l="0" t="0" r="0" b="7620"/>
-            <wp:docPr id="74279457" name="Picture 3"/>
+            <wp:extent cx="5731510" cy="3239218"/>
+            <wp:effectExtent l="0" t="0" r="0" b="0"/>
+            <wp:docPr id="74279457" name="Picture 3" descr="Loss components against rotational speed at fixed machine geometry: copper loss approximately constant, iron loss rising roughly with the square of speed and windage with its cube. The onset of efficiency decay marks where loss growth overtakes the linear growth of output power. Section 1.5.5 shows how this picture changes when the machine is redesigned for the higher speed rather than overspeed. The loss values are illustrative (copper 2.8 %, iron 1.0 % and windage 0.4 % of rated output at rated speed); the efficiency maximum lies where the tangent from the origin touches the total loss."/>
             <wp:cNvGraphicFramePr>
               <a:graphicFrameLocks xmlns:a="http://schemas.openxmlformats.org/drawingml/2006/main" noChangeAspect="1"/>
             </wp:cNvGraphicFramePr>
@@ -7559,7 +7736,6 @@
                         </a:ext>
                       </a:extLst>
                     </a:blip>
-                    <a:srcRect l="5318" t="11465" r="4277"/>
                     <a:stretch>
                       <a:fillRect/>
                     </a:stretch>
@@ -7567,7 +7743,7 @@
                   <pic:spPr bwMode="auto">
                     <a:xfrm>
                       <a:off x="0" y="0"/>
-                      <a:ext cx="5887650" cy="3008763"/>
+                      <a:ext cx="5731510" cy="3239218"/>
                     </a:xfrm>
                     <a:prstGeom prst="rect">
                       <a:avLst/>
@@ -7590,18 +7766,36 @@
     </w:p>
     <w:p>
       <w:pPr>
-        <w:jc w:val="both"/>
-        <w:rPr>
-          <w:rFonts w:ascii="Times New Roman" w:hAnsi="Times New Roman" w:cs="Times New Roman"/>
-          <w:lang w:val="en-GB"/>
-        </w:rPr>
-      </w:pPr>
-      <w:r>
-        <w:rPr>
-          <w:rFonts w:ascii="Times New Roman" w:hAnsi="Times New Roman" w:cs="Times New Roman"/>
-          <w:lang w:val="en-GB"/>
-        </w:rPr>
-        <w:t>Figure 1.5. Loss components against rotational speed at fixed machine geometry: copper loss approximately constant, iron loss rising roughly with the square of speed and windage with its cube. The onset of efficiency decay marks where loss growth overtakes the linear growth of output power. Section 1.5.5 shows how this picture changes when the machine is redesigned for the higher speed rather than overspeed.</w:t>
+        <w:pStyle w:val="Caption"/>
+        <w:spacing w:before="120" w:after="240" w:line="259" w:lineRule="auto"/>
+        <w:jc w:val="both"/>
+        <w:rPr>
+          <w:rFonts w:ascii="Times New Roman" w:hAnsi="Times New Roman" w:cs="Times New Roman"/>
+          <w:lang w:val="en-GB"/>
+        </w:rPr>
+      </w:pPr>
+      <w:r>
+        <w:rPr>
+          <w:rFonts w:ascii="Times New Roman" w:hAnsi="Times New Roman" w:cs="Times New Roman"/>
+          <w:b/>
+          <w:bCs/>
+          <w:lang w:val="en-GB"/>
+        </w:rPr>
+        <w:t xml:space="preserve">Figure 1.5.</w:t>
+      </w:r>
+      <w:r>
+        <w:rPr>
+          <w:rFonts w:ascii="Times New Roman" w:hAnsi="Times New Roman" w:cs="Times New Roman"/>
+          <w:lang w:val="en-GB"/>
+        </w:rPr>
+        <w:t xml:space="preserve"> Loss components against rotational speed at fixed machine geometry: copper loss approximately constant, iron loss rising roughly with the square of speed and windage with its cube. The onset of efficiency decay marks where loss growth overtakes the linear growth of output power. Section 1.5.5 shows how this picture changes when the machine is redesigned for the higher speed rather than overspeed.</w:t>
+      </w:r>
+      <w:r>
+        <w:rPr>
+          <w:rFonts w:ascii="Times New Roman" w:hAnsi="Times New Roman" w:cs="Times New Roman"/>
+          <w:lang w:val="en-GB"/>
+        </w:rPr>
+        <w:t xml:space="preserve"> The loss values are illustrative (copper 2.8 %, iron 1.0 % and windage 0.4 % of rated output at rated speed); the efficiency maximum lies where the tangent from the origin touches the total loss.</w:t>
       </w:r>
     </w:p>
     <w:p>
@@ -8767,6 +8961,8 @@
     </w:p>
     <w:p>
       <w:pPr>
+        <w:keepNext/>
+        <w:spacing w:before="240" w:after="0" w:line="240" w:lineRule="auto"/>
         <w:jc w:val="center"/>
         <w:rPr>
           <w:rFonts w:ascii="Times New Roman" w:hAnsi="Times New Roman" w:cs="Times New Roman"/>
@@ -8782,9 +8978,9 @@
         <w:lastRenderedPageBreak/>
         <w:drawing>
           <wp:inline distT="0" distB="0" distL="0" distR="0" wp14:anchorId="5E35D3D7" wp14:editId="2069EF46">
-            <wp:extent cx="5295900" cy="3887077"/>
+            <wp:extent cx="5731510" cy="3239218"/>
             <wp:effectExtent l="0" t="0" r="0" b="0"/>
-            <wp:docPr id="900000003" name="Picture 900000003"/>
+            <wp:docPr id="900000003" name="Picture 900000003" descr="Required switching frequency against fundamental frequency for two modulation ratios, with the practical ranges of silicon IGBT and wide-bandgap devices indicated. The machine of Table 1.1 falls outside the silicon region."/>
             <wp:cNvGraphicFramePr>
               <a:graphicFrameLocks xmlns:a="http://schemas.openxmlformats.org/drawingml/2006/main" noChangeAspect="1"/>
             </wp:cNvGraphicFramePr>
@@ -8797,7 +8993,6 @@
                   </pic:nvPicPr>
                   <pic:blipFill rotWithShape="1">
                     <a:blip r:embed="rId17"/>
-                    <a:srcRect t="4498"/>
                     <a:stretch>
                       <a:fillRect/>
                     </a:stretch>
@@ -8805,7 +9000,7 @@
                   <pic:spPr bwMode="auto">
                     <a:xfrm>
                       <a:off x="0" y="0"/>
-                      <a:ext cx="5335446" cy="3916103"/>
+                      <a:ext cx="5731510" cy="3239218"/>
                     </a:xfrm>
                     <a:prstGeom prst="rect">
                       <a:avLst/>
@@ -8828,18 +9023,29 @@
     </w:p>
     <w:p>
       <w:pPr>
-        <w:jc w:val="both"/>
-        <w:rPr>
-          <w:rFonts w:ascii="Times New Roman" w:hAnsi="Times New Roman" w:cs="Times New Roman"/>
-          <w:lang w:val="en-GB"/>
-        </w:rPr>
-      </w:pPr>
-      <w:r>
-        <w:rPr>
-          <w:rFonts w:ascii="Times New Roman" w:hAnsi="Times New Roman" w:cs="Times New Roman"/>
-          <w:lang w:val="en-GB"/>
-        </w:rPr>
-        <w:t>Figure 1.6. Required switching frequency against fundamental frequency for two modulation ratios, with the practical ranges of silicon IGBT and wide-bandgap devices indicated. The machine of Table 1.1 falls outside the silicon region.</w:t>
+        <w:pStyle w:val="Caption"/>
+        <w:spacing w:before="120" w:after="240" w:line="259" w:lineRule="auto"/>
+        <w:jc w:val="both"/>
+        <w:rPr>
+          <w:rFonts w:ascii="Times New Roman" w:hAnsi="Times New Roman" w:cs="Times New Roman"/>
+          <w:lang w:val="en-GB"/>
+        </w:rPr>
+      </w:pPr>
+      <w:r>
+        <w:rPr>
+          <w:rFonts w:ascii="Times New Roman" w:hAnsi="Times New Roman" w:cs="Times New Roman"/>
+          <w:b/>
+          <w:bCs/>
+          <w:lang w:val="en-GB"/>
+        </w:rPr>
+        <w:t xml:space="preserve">Figure 1.6.</w:t>
+      </w:r>
+      <w:r>
+        <w:rPr>
+          <w:rFonts w:ascii="Times New Roman" w:hAnsi="Times New Roman" w:cs="Times New Roman"/>
+          <w:lang w:val="en-GB"/>
+        </w:rPr>
+        <w:t xml:space="preserve"> Required switching frequency against fundamental frequency for two modulation ratios, with the practical ranges of silicon IGBT and wide-bandgap devices indicated. The machine of Table 1.1 falls outside the silicon region.</w:t>
       </w:r>
     </w:p>
     <w:p>
@@ -9222,18 +9428,30 @@
     </w:p>
     <w:p>
       <w:pPr>
-        <w:jc w:val="both"/>
-        <w:rPr>
-          <w:rFonts w:ascii="Times New Roman" w:hAnsi="Times New Roman" w:cs="Times New Roman"/>
-          <w:lang w:val="en-GB"/>
-        </w:rPr>
-      </w:pPr>
-      <w:r>
-        <w:rPr>
-          <w:rFonts w:ascii="Times New Roman" w:hAnsi="Times New Roman" w:cs="Times New Roman"/>
-          <w:lang w:val="en-GB"/>
-        </w:rPr>
-        <w:t xml:space="preserve">Table 1.2 </w:t>
+        <w:pStyle w:val="Caption"/>
+        <w:keepNext/>
+        <w:spacing w:before="240" w:after="120" w:line="259" w:lineRule="auto"/>
+        <w:jc w:val="both"/>
+        <w:rPr>
+          <w:rFonts w:ascii="Times New Roman" w:hAnsi="Times New Roman" w:cs="Times New Roman"/>
+          <w:lang w:val="en-GB"/>
+        </w:rPr>
+      </w:pPr>
+      <w:r>
+        <w:rPr>
+          <w:rFonts w:ascii="Times New Roman" w:hAnsi="Times New Roman" w:cs="Times New Roman"/>
+          <w:b/>
+          <w:bCs/>
+          <w:lang w:val="en-GB"/>
+        </w:rPr>
+        <w:t xml:space="preserve">Table 1.2.</w:t>
+      </w:r>
+      <w:r>
+        <w:rPr>
+          <w:rFonts w:ascii="Times New Roman" w:hAnsi="Times New Roman" w:cs="Times New Roman"/>
+          <w:lang w:val="en-GB"/>
+        </w:rPr>
+        <w:t xml:space="preserve"> </w:t>
       </w:r>
       <w:r>
         <w:rPr>
@@ -9245,23 +9463,48 @@
     </w:p>
     <w:tbl>
       <w:tblPr>
-        <w:tblStyle w:val="TableGrid"/>
-        <w:tblW w:w="0" w:type="auto"/>
-        <w:tblLook w:val="04A0" w:firstRow="1" w:lastRow="0" w:firstColumn="1" w:lastColumn="0" w:noHBand="0" w:noVBand="1"/>
+        <w:tblStyle w:val="HSBookTable"/>
+        <w:tblW w:w="5000" w:type="pct"/>
+        <w:jc w:val="center"/>
+        <w:tblBorders>
+          <w:top w:val="single" w:sz="8" w:space="0" w:color="000000"/>
+          <w:left w:val="nil"/>
+          <w:bottom w:val="single" w:sz="8" w:space="0" w:color="000000"/>
+          <w:right w:val="nil"/>
+          <w:insideH w:val="nil"/>
+          <w:insideV w:val="nil"/>
+        </w:tblBorders>
+        <w:tblLayout w:type="fixed"/>
+        <w:tblCellMar>
+          <w:top w:w="45" w:type="dxa"/>
+          <w:left w:w="85" w:type="dxa"/>
+          <w:bottom w:w="45" w:type="dxa"/>
+          <w:right w:w="85" w:type="dxa"/>
+        </w:tblCellMar>
+        <w:tblLook w:val="0420" w:firstRow="1" w:lastRow="0" w:firstColumn="0" w:lastColumn="0" w:noHBand="1" w:noVBand="1"/>
       </w:tblPr>
       <w:tblGrid>
-        <w:gridCol w:w="2405"/>
-        <w:gridCol w:w="3119"/>
-        <w:gridCol w:w="3492"/>
+        <w:gridCol w:w="2408"/>
+        <w:gridCol w:w="3122"/>
+        <w:gridCol w:w="3496"/>
       </w:tblGrid>
       <w:tr>
+        <w:trPr>
+          <w:cantSplit/>
+          <w:tblHeader/>
+        </w:trPr>
         <w:tc>
           <w:tcPr>
-            <w:tcW w:w="2405" w:type="dxa"/>
+            <w:tcW w:w="2408" w:type="dxa"/>
+            <w:tcBorders>
+              <w:bottom w:val="single" w:sz="4" w:space="0" w:color="000000"/>
+            </w:tcBorders>
+            <w:vAlign w:val="center"/>
           </w:tcPr>
           <w:p>
             <w:pPr>
-              <w:jc w:val="both"/>
+              <w:spacing w:before="0" w:after="0" w:line="240" w:lineRule="auto"/>
+              <w:jc w:val="left"/>
               <w:rPr>
                 <w:rFonts w:ascii="Times New Roman" w:hAnsi="Times New Roman" w:cs="Times New Roman"/>
                 <w:b/>
@@ -9272,6 +9515,9 @@
               <w:rPr>
                 <w:rFonts w:ascii="Times New Roman" w:hAnsi="Times New Roman" w:cs="Times New Roman"/>
                 <w:b/>
+                <w:bCs/>
+                <w:sz w:val="22"/>
+                <w:szCs w:val="22"/>
                 <w:lang w:val="en-GB"/>
               </w:rPr>
               <w:t>Feature</w:t>
@@ -9280,11 +9526,16 @@
         </w:tc>
         <w:tc>
           <w:tcPr>
-            <w:tcW w:w="3119" w:type="dxa"/>
+            <w:tcW w:w="3122" w:type="dxa"/>
+            <w:tcBorders>
+              <w:bottom w:val="single" w:sz="4" w:space="0" w:color="000000"/>
+            </w:tcBorders>
+            <w:vAlign w:val="center"/>
           </w:tcPr>
           <w:p>
             <w:pPr>
-              <w:jc w:val="both"/>
+              <w:spacing w:before="0" w:after="0" w:line="240" w:lineRule="auto"/>
+              <w:jc w:val="left"/>
               <w:rPr>
                 <w:rFonts w:ascii="Times New Roman" w:hAnsi="Times New Roman" w:cs="Times New Roman"/>
                 <w:b/>
@@ -9295,19 +9546,27 @@
               <w:rPr>
                 <w:rFonts w:ascii="Times New Roman" w:hAnsi="Times New Roman" w:cs="Times New Roman"/>
                 <w:b/>
-                <w:lang w:val="en-GB"/>
-              </w:rPr>
-              <w:t>Industrial (Robust)</w:t>
+                <w:bCs/>
+                <w:sz w:val="22"/>
+                <w:szCs w:val="22"/>
+                <w:lang w:val="en-GB"/>
+              </w:rPr>
+              <w:t>Industrial (robust)</w:t>
             </w:r>
           </w:p>
         </w:tc>
         <w:tc>
           <w:tcPr>
-            <w:tcW w:w="3492" w:type="dxa"/>
+            <w:tcW w:w="3496" w:type="dxa"/>
+            <w:tcBorders>
+              <w:bottom w:val="single" w:sz="4" w:space="0" w:color="000000"/>
+            </w:tcBorders>
+            <w:vAlign w:val="center"/>
           </w:tcPr>
           <w:p>
             <w:pPr>
-              <w:jc w:val="both"/>
+              <w:spacing w:before="0" w:after="0" w:line="240" w:lineRule="auto"/>
+              <w:jc w:val="left"/>
               <w:rPr>
                 <w:rFonts w:ascii="Times New Roman" w:hAnsi="Times New Roman" w:cs="Times New Roman"/>
                 <w:b/>
@@ -9318,22 +9577,29 @@
               <w:rPr>
                 <w:rFonts w:ascii="Times New Roman" w:hAnsi="Times New Roman" w:cs="Times New Roman"/>
                 <w:b/>
-                <w:lang w:val="en-GB"/>
-              </w:rPr>
-              <w:t>Traction/Mobile (Lightweight)</w:t>
+                <w:bCs/>
+                <w:sz w:val="22"/>
+                <w:szCs w:val="22"/>
+                <w:lang w:val="en-GB"/>
+              </w:rPr>
+              <w:t>Traction/mobile (lightweight)</w:t>
             </w:r>
           </w:p>
         </w:tc>
       </w:tr>
       <w:tr>
+        <w:trPr>
+          <w:cantSplit/>
+        </w:trPr>
         <w:tc>
           <w:tcPr>
-            <w:tcW w:w="2405" w:type="dxa"/>
+            <w:tcW w:w="2408" w:type="dxa"/>
             <w:vAlign w:val="center"/>
           </w:tcPr>
           <w:p>
             <w:pPr>
-              <w:jc w:val="both"/>
+              <w:spacing w:before="0" w:after="0" w:line="240" w:lineRule="auto"/>
+              <w:jc w:val="left"/>
               <w:rPr>
                 <w:rFonts w:ascii="Times New Roman" w:hAnsi="Times New Roman" w:cs="Times New Roman"/>
                 <w:b/>
@@ -9343,21 +9609,23 @@
             <w:r>
               <w:rPr>
                 <w:rFonts w:ascii="Times New Roman" w:hAnsi="Times New Roman" w:cs="Times New Roman"/>
-                <w:b/>
-                <w:lang w:val="en-GB"/>
-              </w:rPr>
-              <w:t>Common Pole Count</w:t>
+                <w:sz w:val="22"/>
+                <w:szCs w:val="22"/>
+                <w:lang w:val="en-GB"/>
+              </w:rPr>
+              <w:t>Common pole count</w:t>
             </w:r>
           </w:p>
         </w:tc>
         <w:tc>
           <w:tcPr>
-            <w:tcW w:w="3119" w:type="dxa"/>
+            <w:tcW w:w="3122" w:type="dxa"/>
             <w:vAlign w:val="center"/>
           </w:tcPr>
           <w:p>
             <w:pPr>
-              <w:jc w:val="both"/>
+              <w:spacing w:before="0" w:after="0" w:line="240" w:lineRule="auto"/>
+              <w:jc w:val="left"/>
               <w:rPr>
                 <w:rFonts w:ascii="Times New Roman" w:hAnsi="Times New Roman" w:cs="Times New Roman"/>
                 <w:lang w:val="en-GB"/>
@@ -9366,6 +9634,8 @@
             <w:r>
               <w:rPr>
                 <w:rFonts w:ascii="Times New Roman" w:hAnsi="Times New Roman" w:cs="Times New Roman"/>
+                <w:sz w:val="22"/>
+                <w:szCs w:val="22"/>
                 <w:lang w:val="en-GB"/>
               </w:rPr>
               <w:t>2 (IM) or 2/4 (SPM)</w:t>
@@ -9374,12 +9644,13 @@
         </w:tc>
         <w:tc>
           <w:tcPr>
-            <w:tcW w:w="3492" w:type="dxa"/>
+            <w:tcW w:w="3496" w:type="dxa"/>
             <w:vAlign w:val="center"/>
           </w:tcPr>
           <w:p>
             <w:pPr>
-              <w:jc w:val="both"/>
+              <w:spacing w:before="0" w:after="0" w:line="240" w:lineRule="auto"/>
+              <w:jc w:val="left"/>
               <w:rPr>
                 <w:rFonts w:ascii="Times New Roman" w:hAnsi="Times New Roman" w:cs="Times New Roman"/>
                 <w:lang w:val="en-GB"/>
@@ -9388,6 +9659,8 @@
             <w:r>
               <w:rPr>
                 <w:rFonts w:ascii="Times New Roman" w:hAnsi="Times New Roman" w:cs="Times New Roman"/>
+                <w:sz w:val="22"/>
+                <w:szCs w:val="22"/>
                 <w:lang w:val="en-GB"/>
               </w:rPr>
               <w:t>6, 8, or 12 (IPM)</w:t>
@@ -9396,14 +9669,18 @@
         </w:tc>
       </w:tr>
       <w:tr>
+        <w:trPr>
+          <w:cantSplit/>
+        </w:trPr>
         <w:tc>
           <w:tcPr>
-            <w:tcW w:w="2405" w:type="dxa"/>
+            <w:tcW w:w="2408" w:type="dxa"/>
             <w:vAlign w:val="center"/>
           </w:tcPr>
           <w:p>
             <w:pPr>
-              <w:jc w:val="both"/>
+              <w:spacing w:before="0" w:after="0" w:line="240" w:lineRule="auto"/>
+              <w:jc w:val="left"/>
               <w:rPr>
                 <w:rFonts w:ascii="Times New Roman" w:hAnsi="Times New Roman" w:cs="Times New Roman"/>
                 <w:b/>
@@ -9413,21 +9690,23 @@
             <w:r>
               <w:rPr>
                 <w:rFonts w:ascii="Times New Roman" w:hAnsi="Times New Roman" w:cs="Times New Roman"/>
-                <w:b/>
-                <w:lang w:val="en-GB"/>
-              </w:rPr>
-              <w:t>Rotor Retention</w:t>
+                <w:sz w:val="22"/>
+                <w:szCs w:val="22"/>
+                <w:lang w:val="en-GB"/>
+              </w:rPr>
+              <w:t>Rotor retention</w:t>
             </w:r>
           </w:p>
         </w:tc>
         <w:tc>
           <w:tcPr>
-            <w:tcW w:w="3119" w:type="dxa"/>
+            <w:tcW w:w="3122" w:type="dxa"/>
             <w:vAlign w:val="center"/>
           </w:tcPr>
           <w:p>
             <w:pPr>
-              <w:jc w:val="both"/>
+              <w:spacing w:before="0" w:after="0" w:line="240" w:lineRule="auto"/>
+              <w:jc w:val="left"/>
               <w:rPr>
                 <w:rFonts w:ascii="Times New Roman" w:hAnsi="Times New Roman" w:cs="Times New Roman"/>
                 <w:lang w:val="en-GB"/>
@@ -9436,20 +9715,23 @@
             <w:r>
               <w:rPr>
                 <w:rFonts w:ascii="Times New Roman" w:hAnsi="Times New Roman" w:cs="Times New Roman"/>
-                <w:lang w:val="en-GB"/>
-              </w:rPr>
-              <w:t>Thick Carbon Fiber / Inconel</w:t>
+                <w:sz w:val="22"/>
+                <w:szCs w:val="22"/>
+                <w:lang w:val="en-GB"/>
+              </w:rPr>
+              <w:t>Thick carbon fiber / Inconel</w:t>
             </w:r>
           </w:p>
         </w:tc>
         <w:tc>
           <w:tcPr>
-            <w:tcW w:w="3492" w:type="dxa"/>
+            <w:tcW w:w="3496" w:type="dxa"/>
             <w:vAlign w:val="center"/>
           </w:tcPr>
           <w:p>
             <w:pPr>
-              <w:jc w:val="both"/>
+              <w:spacing w:before="0" w:after="0" w:line="240" w:lineRule="auto"/>
+              <w:jc w:val="left"/>
               <w:rPr>
                 <w:rFonts w:ascii="Times New Roman" w:hAnsi="Times New Roman" w:cs="Times New Roman"/>
                 <w:lang w:val="en-GB"/>
@@ -9458,22 +9740,28 @@
             <w:r>
               <w:rPr>
                 <w:rFonts w:ascii="Times New Roman" w:hAnsi="Times New Roman" w:cs="Times New Roman"/>
-                <w:lang w:val="en-GB"/>
-              </w:rPr>
-              <w:t>Strategic Steel Bridges / Thin Sleeves</w:t>
+                <w:sz w:val="22"/>
+                <w:szCs w:val="22"/>
+                <w:lang w:val="en-GB"/>
+              </w:rPr>
+              <w:t>Strategic steel bridges / thin sleeves</w:t>
             </w:r>
           </w:p>
         </w:tc>
       </w:tr>
       <w:tr>
+        <w:trPr>
+          <w:cantSplit/>
+        </w:trPr>
         <w:tc>
           <w:tcPr>
-            <w:tcW w:w="2405" w:type="dxa"/>
+            <w:tcW w:w="2408" w:type="dxa"/>
             <w:vAlign w:val="center"/>
           </w:tcPr>
           <w:p>
             <w:pPr>
-              <w:jc w:val="both"/>
+              <w:spacing w:before="0" w:after="0" w:line="240" w:lineRule="auto"/>
+              <w:jc w:val="left"/>
               <w:rPr>
                 <w:rFonts w:ascii="Times New Roman" w:hAnsi="Times New Roman" w:cs="Times New Roman"/>
                 <w:b/>
@@ -9483,21 +9771,23 @@
             <w:r>
               <w:rPr>
                 <w:rFonts w:ascii="Times New Roman" w:hAnsi="Times New Roman" w:cs="Times New Roman"/>
-                <w:b/>
-                <w:lang w:val="en-GB"/>
-              </w:rPr>
-              <w:t>Stator Yoke</w:t>
+                <w:sz w:val="22"/>
+                <w:szCs w:val="22"/>
+                <w:lang w:val="en-GB"/>
+              </w:rPr>
+              <w:t>Stator yoke</w:t>
             </w:r>
           </w:p>
         </w:tc>
         <w:tc>
           <w:tcPr>
-            <w:tcW w:w="3119" w:type="dxa"/>
+            <w:tcW w:w="3122" w:type="dxa"/>
             <w:vAlign w:val="center"/>
           </w:tcPr>
           <w:p>
             <w:pPr>
-              <w:jc w:val="both"/>
+              <w:spacing w:before="0" w:after="0" w:line="240" w:lineRule="auto"/>
+              <w:jc w:val="left"/>
               <w:rPr>
                 <w:rFonts w:ascii="Times New Roman" w:hAnsi="Times New Roman" w:cs="Times New Roman"/>
                 <w:lang w:val="en-GB"/>
@@ -9506,6 +9796,8 @@
             <w:r>
               <w:rPr>
                 <w:rFonts w:ascii="Times New Roman" w:hAnsi="Times New Roman" w:cs="Times New Roman"/>
+                <w:sz w:val="22"/>
+                <w:szCs w:val="22"/>
                 <w:lang w:val="en-GB"/>
               </w:rPr>
               <w:t>Thick (for flux and stiffness)</w:t>
@@ -9514,12 +9806,13 @@
         </w:tc>
         <w:tc>
           <w:tcPr>
-            <w:tcW w:w="3492" w:type="dxa"/>
+            <w:tcW w:w="3496" w:type="dxa"/>
             <w:vAlign w:val="center"/>
           </w:tcPr>
           <w:p>
             <w:pPr>
-              <w:jc w:val="both"/>
+              <w:spacing w:before="0" w:after="0" w:line="240" w:lineRule="auto"/>
+              <w:jc w:val="left"/>
               <w:rPr>
                 <w:rFonts w:ascii="Times New Roman" w:hAnsi="Times New Roman" w:cs="Times New Roman"/>
                 <w:lang w:val="en-GB"/>
@@ -9528,6 +9821,8 @@
             <w:r>
               <w:rPr>
                 <w:rFonts w:ascii="Times New Roman" w:hAnsi="Times New Roman" w:cs="Times New Roman"/>
+                <w:sz w:val="22"/>
+                <w:szCs w:val="22"/>
                 <w:lang w:val="en-GB"/>
               </w:rPr>
               <w:t>Minimized (to save mass)</w:t>
@@ -9536,14 +9831,18 @@
         </w:tc>
       </w:tr>
       <w:tr>
+        <w:trPr>
+          <w:cantSplit/>
+        </w:trPr>
         <w:tc>
           <w:tcPr>
-            <w:tcW w:w="2405" w:type="dxa"/>
+            <w:tcW w:w="2408" w:type="dxa"/>
             <w:vAlign w:val="center"/>
           </w:tcPr>
           <w:p>
             <w:pPr>
-              <w:jc w:val="both"/>
+              <w:spacing w:before="0" w:after="0" w:line="240" w:lineRule="auto"/>
+              <w:jc w:val="left"/>
               <w:rPr>
                 <w:rFonts w:ascii="Times New Roman" w:hAnsi="Times New Roman" w:cs="Times New Roman"/>
                 <w:b/>
@@ -9553,21 +9852,23 @@
             <w:r>
               <w:rPr>
                 <w:rFonts w:ascii="Times New Roman" w:hAnsi="Times New Roman" w:cs="Times New Roman"/>
-                <w:b/>
-                <w:lang w:val="en-GB"/>
-              </w:rPr>
-              <w:t>PE Constraint</w:t>
+                <w:sz w:val="22"/>
+                <w:szCs w:val="22"/>
+                <w:lang w:val="en-GB"/>
+              </w:rPr>
+              <w:t>PE constraint</w:t>
             </w:r>
           </w:p>
         </w:tc>
         <w:tc>
           <w:tcPr>
-            <w:tcW w:w="3119" w:type="dxa"/>
+            <w:tcW w:w="3122" w:type="dxa"/>
             <w:vAlign w:val="center"/>
           </w:tcPr>
           <w:p>
             <w:pPr>
-              <w:jc w:val="both"/>
+              <w:spacing w:before="0" w:after="0" w:line="240" w:lineRule="auto"/>
+              <w:jc w:val="left"/>
               <w:rPr>
                 <w:rFonts w:ascii="Times New Roman" w:hAnsi="Times New Roman" w:cs="Times New Roman"/>
                 <w:lang w:val="en-GB"/>
@@ -9576,20 +9877,23 @@
             <w:r>
               <w:rPr>
                 <w:rFonts w:ascii="Times New Roman" w:hAnsi="Times New Roman" w:cs="Times New Roman"/>
-                <w:lang w:val="en-GB"/>
-              </w:rPr>
-              <w:t>Current Ripple / Thermal</w:t>
+                <w:sz w:val="22"/>
+                <w:szCs w:val="22"/>
+                <w:lang w:val="en-GB"/>
+              </w:rPr>
+              <w:t>Current ripple / thermal</w:t>
             </w:r>
           </w:p>
         </w:tc>
         <w:tc>
           <w:tcPr>
-            <w:tcW w:w="3492" w:type="dxa"/>
+            <w:tcW w:w="3496" w:type="dxa"/>
             <w:vAlign w:val="center"/>
           </w:tcPr>
           <w:p>
             <w:pPr>
-              <w:jc w:val="both"/>
+              <w:spacing w:before="0" w:after="0" w:line="240" w:lineRule="auto"/>
+              <w:jc w:val="left"/>
               <w:rPr>
                 <w:rFonts w:ascii="Times New Roman" w:hAnsi="Times New Roman" w:cs="Times New Roman"/>
                 <w:lang w:val="en-GB"/>
@@ -9598,15 +9902,19 @@
             <w:r>
               <w:rPr>
                 <w:rFonts w:ascii="Times New Roman" w:hAnsi="Times New Roman" w:cs="Times New Roman"/>
-                <w:lang w:val="en-GB"/>
-              </w:rPr>
-              <w:t>Switching Frequency / d</w:t>
+                <w:sz w:val="22"/>
+                <w:szCs w:val="22"/>
+                <w:lang w:val="en-GB"/>
+              </w:rPr>
+              <w:t>Switching frequency / d</w:t>
             </w:r>
             <w:r>
               <w:rPr>
                 <w:rFonts w:ascii="Times New Roman" w:hAnsi="Times New Roman" w:cs="Times New Roman"/>
                 <w:i/>
                 <w:iCs/>
+                <w:sz w:val="22"/>
+                <w:szCs w:val="22"/>
                 <w:lang w:val="en-GB"/>
               </w:rPr>
               <w:t>u</w:t>
@@ -9614,6 +9922,8 @@
             <w:r>
               <w:rPr>
                 <w:rFonts w:ascii="Times New Roman" w:hAnsi="Times New Roman" w:cs="Times New Roman"/>
+                <w:sz w:val="22"/>
+                <w:szCs w:val="22"/>
                 <w:lang w:val="en-GB"/>
               </w:rPr>
               <w:t>/d</w:t>
@@ -9623,6 +9933,8 @@
                 <w:rFonts w:ascii="Times New Roman" w:hAnsi="Times New Roman" w:cs="Times New Roman"/>
                 <w:i/>
                 <w:iCs/>
+                <w:sz w:val="22"/>
+                <w:szCs w:val="22"/>
                 <w:lang w:val="en-GB"/>
               </w:rPr>
               <w:t>t</w:t>
@@ -9631,14 +9943,18 @@
         </w:tc>
       </w:tr>
       <w:tr>
+        <w:trPr>
+          <w:cantSplit/>
+        </w:trPr>
         <w:tc>
           <w:tcPr>
-            <w:tcW w:w="2405" w:type="dxa"/>
+            <w:tcW w:w="2408" w:type="dxa"/>
             <w:vAlign w:val="center"/>
           </w:tcPr>
           <w:p>
             <w:pPr>
-              <w:jc w:val="both"/>
+              <w:spacing w:before="0" w:after="0" w:line="240" w:lineRule="auto"/>
+              <w:jc w:val="left"/>
               <w:rPr>
                 <w:rFonts w:ascii="Times New Roman" w:hAnsi="Times New Roman" w:cs="Times New Roman"/>
                 <w:b/>
@@ -9648,7 +9964,8 @@
             <w:r>
               <w:rPr>
                 <w:rFonts w:ascii="Times New Roman" w:hAnsi="Times New Roman" w:cs="Times New Roman"/>
-                <w:b/>
+                <w:sz w:val="22"/>
+                <w:szCs w:val="22"/>
                 <w:lang w:val="en-GB"/>
               </w:rPr>
               <w:t>Converter</w:t>
@@ -9657,12 +9974,13 @@
         </w:tc>
         <w:tc>
           <w:tcPr>
-            <w:tcW w:w="3119" w:type="dxa"/>
+            <w:tcW w:w="3122" w:type="dxa"/>
             <w:vAlign w:val="center"/>
           </w:tcPr>
           <w:p>
             <w:pPr>
-              <w:jc w:val="both"/>
+              <w:spacing w:before="0" w:after="0" w:line="240" w:lineRule="auto"/>
+              <w:jc w:val="left"/>
               <w:rPr>
                 <w:rFonts w:ascii="Times New Roman" w:hAnsi="Times New Roman" w:cs="Times New Roman"/>
                 <w:lang w:val="en-GB"/>
@@ -9671,6 +9989,8 @@
             <w:r>
               <w:rPr>
                 <w:rFonts w:ascii="Times New Roman" w:hAnsi="Times New Roman" w:cs="Times New Roman"/>
+                <w:sz w:val="22"/>
+                <w:szCs w:val="22"/>
                 <w:lang w:val="en-GB"/>
               </w:rPr>
               <w:t>IGBT</w:t>
@@ -9679,12 +9999,13 @@
         </w:tc>
         <w:tc>
           <w:tcPr>
-            <w:tcW w:w="3492" w:type="dxa"/>
+            <w:tcW w:w="3496" w:type="dxa"/>
             <w:vAlign w:val="center"/>
           </w:tcPr>
           <w:p>
             <w:pPr>
-              <w:jc w:val="both"/>
+              <w:spacing w:before="0" w:after="0" w:line="240" w:lineRule="auto"/>
+              <w:jc w:val="left"/>
               <w:rPr>
                 <w:rFonts w:ascii="Times New Roman" w:hAnsi="Times New Roman" w:cs="Times New Roman"/>
                 <w:lang w:val="en-GB"/>
@@ -9693,9 +10014,11 @@
             <w:r>
               <w:rPr>
                 <w:rFonts w:ascii="Times New Roman" w:hAnsi="Times New Roman" w:cs="Times New Roman"/>
-                <w:lang w:val="en-GB"/>
-              </w:rPr>
-              <w:t>SiC (Wide Bandgap)</w:t>
+                <w:sz w:val="22"/>
+                <w:szCs w:val="22"/>
+                <w:lang w:val="en-GB"/>
+              </w:rPr>
+              <w:t>SiC (wide bandgap)</w:t>
             </w:r>
           </w:p>
         </w:tc>
@@ -11508,18 +11831,30 @@
     </w:p>
     <w:p>
       <w:pPr>
-        <w:jc w:val="both"/>
-        <w:rPr>
-          <w:rFonts w:ascii="Times New Roman" w:hAnsi="Times New Roman" w:cs="Times New Roman"/>
-          <w:lang w:val="en-GB"/>
-        </w:rPr>
-      </w:pPr>
-      <w:r>
-        <w:rPr>
-          <w:rFonts w:ascii="Times New Roman" w:hAnsi="Times New Roman" w:cs="Times New Roman"/>
-          <w:lang w:val="en-GB"/>
-        </w:rPr>
-        <w:t xml:space="preserve">Table 1.3 </w:t>
+        <w:pStyle w:val="Caption"/>
+        <w:keepNext/>
+        <w:spacing w:before="240" w:after="120" w:line="259" w:lineRule="auto"/>
+        <w:jc w:val="both"/>
+        <w:rPr>
+          <w:rFonts w:ascii="Times New Roman" w:hAnsi="Times New Roman" w:cs="Times New Roman"/>
+          <w:lang w:val="en-GB"/>
+        </w:rPr>
+      </w:pPr>
+      <w:r>
+        <w:rPr>
+          <w:rFonts w:ascii="Times New Roman" w:hAnsi="Times New Roman" w:cs="Times New Roman"/>
+          <w:b/>
+          <w:bCs/>
+          <w:lang w:val="en-GB"/>
+        </w:rPr>
+        <w:t xml:space="preserve">Table 1.3.</w:t>
+      </w:r>
+      <w:r>
+        <w:rPr>
+          <w:rFonts w:ascii="Times New Roman" w:hAnsi="Times New Roman" w:cs="Times New Roman"/>
+          <w:lang w:val="en-GB"/>
+        </w:rPr>
+        <w:t xml:space="preserve"> </w:t>
       </w:r>
       <w:r>
         <w:rPr>
@@ -11559,23 +11894,48 @@
     </w:p>
     <w:tbl>
       <w:tblPr>
-        <w:tblStyle w:val="TableGrid"/>
-        <w:tblW w:w="0" w:type="auto"/>
-        <w:tblLook w:val="04A0" w:firstRow="1" w:lastRow="0" w:firstColumn="1" w:lastColumn="0" w:noHBand="0" w:noVBand="1"/>
+        <w:tblStyle w:val="HSBookTable"/>
+        <w:tblW w:w="5000" w:type="pct"/>
+        <w:jc w:val="center"/>
+        <w:tblBorders>
+          <w:top w:val="single" w:sz="8" w:space="0" w:color="000000"/>
+          <w:left w:val="nil"/>
+          <w:bottom w:val="single" w:sz="8" w:space="0" w:color="000000"/>
+          <w:right w:val="nil"/>
+          <w:insideH w:val="nil"/>
+          <w:insideV w:val="nil"/>
+        </w:tblBorders>
+        <w:tblLayout w:type="fixed"/>
+        <w:tblCellMar>
+          <w:top w:w="45" w:type="dxa"/>
+          <w:left w:w="85" w:type="dxa"/>
+          <w:bottom w:w="45" w:type="dxa"/>
+          <w:right w:w="85" w:type="dxa"/>
+        </w:tblCellMar>
+        <w:tblLook w:val="0420" w:firstRow="1" w:lastRow="0" w:firstColumn="0" w:lastColumn="0" w:noHBand="1" w:noVBand="1"/>
       </w:tblPr>
       <w:tblGrid>
-        <w:gridCol w:w="3005"/>
-        <w:gridCol w:w="2519"/>
-        <w:gridCol w:w="3492"/>
+        <w:gridCol w:w="3008"/>
+        <w:gridCol w:w="2522"/>
+        <w:gridCol w:w="3496"/>
       </w:tblGrid>
       <w:tr>
+        <w:trPr>
+          <w:cantSplit/>
+          <w:tblHeader/>
+        </w:trPr>
         <w:tc>
           <w:tcPr>
-            <w:tcW w:w="3005" w:type="dxa"/>
+            <w:tcW w:w="3008" w:type="dxa"/>
+            <w:tcBorders>
+              <w:bottom w:val="single" w:sz="4" w:space="0" w:color="000000"/>
+            </w:tcBorders>
+            <w:vAlign w:val="center"/>
           </w:tcPr>
           <w:p>
             <w:pPr>
-              <w:jc w:val="both"/>
+              <w:spacing w:before="0" w:after="0" w:line="240" w:lineRule="auto"/>
+              <w:jc w:val="left"/>
               <w:rPr>
                 <w:rFonts w:ascii="Times New Roman" w:hAnsi="Times New Roman" w:cs="Times New Roman"/>
                 <w:b/>
@@ -11586,6 +11946,9 @@
               <w:rPr>
                 <w:rFonts w:ascii="Times New Roman" w:hAnsi="Times New Roman" w:cs="Times New Roman"/>
                 <w:b/>
+                <w:bCs/>
+                <w:sz w:val="22"/>
+                <w:szCs w:val="22"/>
                 <w:lang w:val="en-GB"/>
               </w:rPr>
               <w:t>Parameter</w:t>
@@ -11594,11 +11957,16 @@
         </w:tc>
         <w:tc>
           <w:tcPr>
-            <w:tcW w:w="2519" w:type="dxa"/>
+            <w:tcW w:w="2522" w:type="dxa"/>
+            <w:tcBorders>
+              <w:bottom w:val="single" w:sz="4" w:space="0" w:color="000000"/>
+            </w:tcBorders>
+            <w:vAlign w:val="center"/>
           </w:tcPr>
           <w:p>
             <w:pPr>
-              <w:jc w:val="both"/>
+              <w:spacing w:before="0" w:after="0" w:line="240" w:lineRule="auto"/>
+              <w:jc w:val="center"/>
               <w:rPr>
                 <w:rFonts w:ascii="Times New Roman" w:hAnsi="Times New Roman" w:cs="Times New Roman"/>
                 <w:b/>
@@ -11609,19 +11977,27 @@
               <w:rPr>
                 <w:rFonts w:ascii="Times New Roman" w:hAnsi="Times New Roman" w:cs="Times New Roman"/>
                 <w:b/>
-                <w:lang w:val="en-GB"/>
-              </w:rPr>
-              <w:t>Scaling Formula</w:t>
+                <w:bCs/>
+                <w:sz w:val="22"/>
+                <w:szCs w:val="22"/>
+                <w:lang w:val="en-GB"/>
+              </w:rPr>
+              <w:t>Scaling formula</w:t>
             </w:r>
           </w:p>
         </w:tc>
         <w:tc>
           <w:tcPr>
-            <w:tcW w:w="3492" w:type="dxa"/>
+            <w:tcW w:w="3496" w:type="dxa"/>
+            <w:tcBorders>
+              <w:bottom w:val="single" w:sz="4" w:space="0" w:color="000000"/>
+            </w:tcBorders>
+            <w:vAlign w:val="center"/>
           </w:tcPr>
           <w:p>
             <w:pPr>
-              <w:jc w:val="both"/>
+              <w:spacing w:before="0" w:after="0" w:line="240" w:lineRule="auto"/>
+              <w:jc w:val="left"/>
               <w:rPr>
                 <w:rFonts w:ascii="Times New Roman" w:hAnsi="Times New Roman" w:cs="Times New Roman"/>
                 <w:b/>
@@ -11632,14 +12008,20 @@
               <w:rPr>
                 <w:rFonts w:ascii="Times New Roman" w:hAnsi="Times New Roman" w:cs="Times New Roman"/>
                 <w:b/>
-                <w:lang w:val="en-GB"/>
-              </w:rPr>
-              <w:t>Impact of Doubling Speed (</w:t>
+                <w:bCs/>
+                <w:sz w:val="22"/>
+                <w:szCs w:val="22"/>
+                <w:lang w:val="en-GB"/>
+              </w:rPr>
+              <w:t>Impact of doubling speed (</w:t>
             </w:r>
             <w:r>
               <w:rPr>
                 <w:rFonts w:ascii="Times New Roman" w:hAnsi="Times New Roman" w:cs="Times New Roman"/>
                 <w:b/>
+                <w:bCs/>
+                <w:sz w:val="22"/>
+                <w:szCs w:val="22"/>
                 <w:lang w:val="en-GB"/>
               </w:rPr>
               <w:sym w:font="Symbol" w:char="F057"/>
@@ -11648,6 +12030,9 @@
               <w:rPr>
                 <w:rFonts w:ascii="Times New Roman" w:hAnsi="Times New Roman" w:cs="Times New Roman"/>
                 <w:b/>
+                <w:bCs/>
+                <w:sz w:val="22"/>
+                <w:szCs w:val="22"/>
                 <w:lang w:val="en-GB"/>
               </w:rPr>
               <w:t>)</w:t>
@@ -11656,14 +12041,18 @@
         </w:tc>
       </w:tr>
       <w:tr>
+        <w:trPr>
+          <w:cantSplit/>
+        </w:trPr>
         <w:tc>
           <w:tcPr>
-            <w:tcW w:w="3005" w:type="dxa"/>
+            <w:tcW w:w="3008" w:type="dxa"/>
             <w:vAlign w:val="center"/>
           </w:tcPr>
           <w:p>
             <w:pPr>
-              <w:jc w:val="both"/>
+              <w:spacing w:before="0" w:after="0" w:line="240" w:lineRule="auto"/>
+              <w:jc w:val="left"/>
               <w:rPr>
                 <w:rFonts w:ascii="Times New Roman" w:hAnsi="Times New Roman" w:cs="Times New Roman"/>
                 <w:b/>
@@ -11673,7 +12062,8 @@
             <w:r>
               <w:rPr>
                 <w:rFonts w:ascii="Times New Roman" w:hAnsi="Times New Roman" w:cs="Times New Roman"/>
-                <w:b/>
+                <w:sz w:val="22"/>
+                <w:szCs w:val="22"/>
                 <w:lang w:val="en-GB"/>
               </w:rPr>
               <w:t xml:space="preserve">Power </w:t>
@@ -11681,8 +12071,9 @@
             <w:r>
               <w:rPr>
                 <w:rFonts w:ascii="Times New Roman" w:hAnsi="Times New Roman" w:cs="Times New Roman"/>
-                <w:b/>
                 <w:i/>
+                <w:sz w:val="22"/>
+                <w:szCs w:val="22"/>
                 <w:lang w:val="en-GB"/>
               </w:rPr>
               <w:t>P</w:t>
@@ -11691,12 +12082,13 @@
         </w:tc>
         <w:tc>
           <w:tcPr>
-            <w:tcW w:w="2519" w:type="dxa"/>
+            <w:tcW w:w="2522" w:type="dxa"/>
             <w:vAlign w:val="center"/>
           </w:tcPr>
           <w:p>
             <w:pPr>
-              <w:jc w:val="both"/>
+              <w:spacing w:before="0" w:after="0" w:line="240" w:lineRule="auto"/>
+              <w:jc w:val="center"/>
               <w:rPr>
                 <w:rFonts w:ascii="Times New Roman" w:hAnsi="Times New Roman" w:cs="Times New Roman"/>
                 <w:lang w:val="en-GB"/>
@@ -11707,6 +12099,8 @@
                 <w:rFonts w:ascii="Times New Roman" w:hAnsi="Times New Roman" w:cs="Times New Roman"/>
                 <w:i/>
                 <w:iCs/>
+                <w:sz w:val="22"/>
+                <w:szCs w:val="22"/>
                 <w:lang w:val="en-GB"/>
               </w:rPr>
               <w:t>D</w:t>
@@ -11714,6 +12108,8 @@
             <w:r>
               <w:rPr>
                 <w:rFonts w:ascii="Times New Roman" w:hAnsi="Times New Roman" w:cs="Times New Roman"/>
+                <w:sz w:val="22"/>
+                <w:szCs w:val="22"/>
                 <w:vertAlign w:val="superscript"/>
                 <w:lang w:val="en-GB"/>
               </w:rPr>
@@ -11724,6 +12120,8 @@
                 <w:rFonts w:ascii="Times New Roman" w:hAnsi="Times New Roman" w:cs="Times New Roman"/>
                 <w:i/>
                 <w:iCs/>
+                <w:sz w:val="22"/>
+                <w:szCs w:val="22"/>
                 <w:lang w:val="en-GB"/>
               </w:rPr>
               <w:sym w:font="Symbol" w:char="F057"/>
@@ -11732,12 +12130,13 @@
         </w:tc>
         <w:tc>
           <w:tcPr>
-            <w:tcW w:w="3492" w:type="dxa"/>
+            <w:tcW w:w="3496" w:type="dxa"/>
             <w:vAlign w:val="center"/>
           </w:tcPr>
           <w:p>
             <w:pPr>
-              <w:jc w:val="both"/>
+              <w:spacing w:before="0" w:after="0" w:line="240" w:lineRule="auto"/>
+              <w:jc w:val="left"/>
               <w:rPr>
                 <w:rFonts w:ascii="Times New Roman" w:hAnsi="Times New Roman" w:cs="Times New Roman"/>
                 <w:lang w:val="en-GB"/>
@@ -11746,6 +12145,8 @@
             <w:r>
               <w:rPr>
                 <w:rFonts w:ascii="Times New Roman" w:hAnsi="Times New Roman" w:cs="Times New Roman"/>
+                <w:sz w:val="22"/>
+                <w:szCs w:val="22"/>
                 <w:lang w:val="en-GB"/>
               </w:rPr>
               <w:t xml:space="preserve">Constant (if </w:t>
@@ -11755,6 +12156,8 @@
                 <w:rFonts w:ascii="Times New Roman" w:hAnsi="Times New Roman" w:cs="Times New Roman"/>
                 <w:i/>
                 <w:iCs/>
+                <w:sz w:val="22"/>
+                <w:szCs w:val="22"/>
                 <w:lang w:val="en-GB"/>
               </w:rPr>
               <w:t>D</w:t>
@@ -11762,6 +12165,8 @@
             <w:r>
               <w:rPr>
                 <w:rFonts w:ascii="Times New Roman" w:hAnsi="Times New Roman" w:cs="Times New Roman"/>
+                <w:sz w:val="22"/>
+                <w:szCs w:val="22"/>
                 <w:lang w:val="en-GB"/>
               </w:rPr>
               <w:t xml:space="preserve"> is reduced)</w:t>
@@ -11770,14 +12175,18 @@
         </w:tc>
       </w:tr>
       <w:tr>
+        <w:trPr>
+          <w:cantSplit/>
+        </w:trPr>
         <w:tc>
           <w:tcPr>
-            <w:tcW w:w="3005" w:type="dxa"/>
+            <w:tcW w:w="3008" w:type="dxa"/>
             <w:vAlign w:val="center"/>
           </w:tcPr>
           <w:p>
             <w:pPr>
-              <w:jc w:val="both"/>
+              <w:spacing w:before="0" w:after="0" w:line="240" w:lineRule="auto"/>
+              <w:jc w:val="left"/>
               <w:rPr>
                 <w:rFonts w:ascii="Times New Roman" w:hAnsi="Times New Roman" w:cs="Times New Roman"/>
                 <w:b/>
@@ -11787,16 +12196,18 @@
             <w:r>
               <w:rPr>
                 <w:rFonts w:ascii="Times New Roman" w:hAnsi="Times New Roman" w:cs="Times New Roman"/>
-                <w:b/>
-                <w:lang w:val="en-GB"/>
-              </w:rPr>
-              <w:t>Centrifugal Stress (</w:t>
+                <w:sz w:val="22"/>
+                <w:szCs w:val="22"/>
+                <w:lang w:val="en-GB"/>
+              </w:rPr>
+              <w:t>Centrifugal stress (</w:t>
             </w:r>
             <w:r>
               <w:rPr>
                 <w:rFonts w:ascii="Times New Roman" w:hAnsi="Times New Roman" w:cs="Times New Roman"/>
-                <w:b/>
                 <w:i/>
+                <w:sz w:val="22"/>
+                <w:szCs w:val="22"/>
                 <w:lang w:val="en-GB"/>
               </w:rPr>
               <w:sym w:font="Symbol" w:char="F073"/>
@@ -11804,7 +12215,8 @@
             <w:r>
               <w:rPr>
                 <w:rFonts w:ascii="Times New Roman" w:hAnsi="Times New Roman" w:cs="Times New Roman"/>
-                <w:b/>
+                <w:sz w:val="22"/>
+                <w:szCs w:val="22"/>
                 <w:vertAlign w:val="subscript"/>
                 <w:lang w:val="en-GB"/>
               </w:rPr>
@@ -11813,7 +12225,8 @@
             <w:r>
               <w:rPr>
                 <w:rFonts w:ascii="Times New Roman" w:hAnsi="Times New Roman" w:cs="Times New Roman"/>
-                <w:b/>
+                <w:sz w:val="22"/>
+                <w:szCs w:val="22"/>
                 <w:lang w:val="en-GB"/>
               </w:rPr>
               <w:t>)</w:t>
@@ -11822,12 +12235,13 @@
         </w:tc>
         <w:tc>
           <w:tcPr>
-            <w:tcW w:w="2519" w:type="dxa"/>
+            <w:tcW w:w="2522" w:type="dxa"/>
             <w:vAlign w:val="center"/>
           </w:tcPr>
           <w:p>
             <w:pPr>
-              <w:jc w:val="both"/>
+              <w:spacing w:before="0" w:after="0" w:line="240" w:lineRule="auto"/>
+              <w:jc w:val="center"/>
               <w:rPr>
                 <w:rFonts w:ascii="Times New Roman" w:hAnsi="Times New Roman" w:cs="Times New Roman"/>
                 <w:lang w:val="en-GB"/>
@@ -11838,6 +12252,8 @@
                 <w:rFonts w:ascii="Times New Roman" w:hAnsi="Times New Roman" w:cs="Times New Roman"/>
                 <w:i/>
                 <w:iCs/>
+                <w:sz w:val="22"/>
+                <w:szCs w:val="22"/>
                 <w:lang w:val="en-GB"/>
               </w:rPr>
               <w:t>D</w:t>
@@ -11845,6 +12261,8 @@
             <w:r>
               <w:rPr>
                 <w:rFonts w:ascii="Times New Roman" w:hAnsi="Times New Roman" w:cs="Times New Roman"/>
+                <w:sz w:val="22"/>
+                <w:szCs w:val="22"/>
                 <w:vertAlign w:val="superscript"/>
                 <w:lang w:val="en-GB"/>
               </w:rPr>
@@ -11855,6 +12273,8 @@
                 <w:rFonts w:ascii="Times New Roman" w:hAnsi="Times New Roman" w:cs="Times New Roman"/>
                 <w:i/>
                 <w:iCs/>
+                <w:sz w:val="22"/>
+                <w:szCs w:val="22"/>
                 <w:lang w:val="en-GB"/>
               </w:rPr>
               <w:sym w:font="Symbol" w:char="F057"/>
@@ -11864,6 +12284,8 @@
                 <w:rFonts w:ascii="Times New Roman" w:hAnsi="Times New Roman" w:cs="Times New Roman"/>
                 <w:i/>
                 <w:iCs/>
+                <w:sz w:val="22"/>
+                <w:szCs w:val="22"/>
                 <w:lang w:val="en-GB"/>
               </w:rPr>
               <w:t xml:space="preserve"> </w:t>
@@ -11871,6 +12293,8 @@
             <w:r>
               <w:rPr>
                 <w:rFonts w:ascii="Times New Roman" w:hAnsi="Times New Roman" w:cs="Times New Roman"/>
+                <w:sz w:val="22"/>
+                <w:szCs w:val="22"/>
                 <w:vertAlign w:val="superscript"/>
                 <w:lang w:val="en-GB"/>
               </w:rPr>
@@ -11880,12 +12304,13 @@
         </w:tc>
         <w:tc>
           <w:tcPr>
-            <w:tcW w:w="3492" w:type="dxa"/>
+            <w:tcW w:w="3496" w:type="dxa"/>
             <w:vAlign w:val="center"/>
           </w:tcPr>
           <w:p>
             <w:pPr>
-              <w:jc w:val="both"/>
+              <w:spacing w:before="0" w:after="0" w:line="240" w:lineRule="auto"/>
+              <w:jc w:val="left"/>
               <w:rPr>
                 <w:rFonts w:ascii="Times New Roman" w:hAnsi="Times New Roman" w:cs="Times New Roman"/>
                 <w:lang w:val="en-GB"/>
@@ -11894,6 +12319,8 @@
             <w:r>
               <w:rPr>
                 <w:rFonts w:ascii="Times New Roman" w:hAnsi="Times New Roman" w:cs="Times New Roman"/>
+                <w:sz w:val="22"/>
+                <w:szCs w:val="22"/>
                 <w:lang w:val="en-GB"/>
               </w:rPr>
               <w:t xml:space="preserve">Constant (if </w:t>
@@ -11903,6 +12330,8 @@
                 <w:rFonts w:ascii="Times New Roman" w:hAnsi="Times New Roman" w:cs="Times New Roman"/>
                 <w:i/>
                 <w:iCs/>
+                <w:sz w:val="22"/>
+                <w:szCs w:val="22"/>
                 <w:lang w:val="en-GB"/>
               </w:rPr>
               <w:t>v</w:t>
@@ -11910,6 +12339,8 @@
             <w:r>
               <w:rPr>
                 <w:rFonts w:ascii="Times New Roman" w:hAnsi="Times New Roman" w:cs="Times New Roman"/>
+                <w:sz w:val="22"/>
+                <w:szCs w:val="22"/>
                 <w:vertAlign w:val="subscript"/>
                 <w:lang w:val="en-GB"/>
               </w:rPr>
@@ -11918,6 +12349,8 @@
             <w:r>
               <w:rPr>
                 <w:rFonts w:ascii="Times New Roman" w:hAnsi="Times New Roman" w:cs="Times New Roman"/>
+                <w:sz w:val="22"/>
+                <w:szCs w:val="22"/>
                 <w:lang w:val="en-GB"/>
               </w:rPr>
               <w:t xml:space="preserve"> is fixed)</w:t>
@@ -11926,14 +12359,18 @@
         </w:tc>
       </w:tr>
       <w:tr>
+        <w:trPr>
+          <w:cantSplit/>
+        </w:trPr>
         <w:tc>
           <w:tcPr>
-            <w:tcW w:w="3005" w:type="dxa"/>
+            <w:tcW w:w="3008" w:type="dxa"/>
             <w:vAlign w:val="center"/>
           </w:tcPr>
           <w:p>
             <w:pPr>
-              <w:jc w:val="both"/>
+              <w:spacing w:before="0" w:after="0" w:line="240" w:lineRule="auto"/>
+              <w:jc w:val="left"/>
               <w:rPr>
                 <w:rFonts w:ascii="Times New Roman" w:hAnsi="Times New Roman" w:cs="Times New Roman"/>
                 <w:b/>
@@ -11943,16 +12380,18 @@
             <w:r>
               <w:rPr>
                 <w:rFonts w:ascii="Times New Roman" w:hAnsi="Times New Roman" w:cs="Times New Roman"/>
-                <w:b/>
-                <w:lang w:val="en-GB"/>
-              </w:rPr>
-              <w:t>Iron Loss (</w:t>
+                <w:sz w:val="22"/>
+                <w:szCs w:val="22"/>
+                <w:lang w:val="en-GB"/>
+              </w:rPr>
+              <w:t>Iron loss (</w:t>
             </w:r>
             <w:r>
               <w:rPr>
                 <w:rFonts w:ascii="Times New Roman" w:hAnsi="Times New Roman" w:cs="Times New Roman"/>
-                <w:b/>
                 <w:i/>
+                <w:sz w:val="22"/>
+                <w:szCs w:val="22"/>
                 <w:lang w:val="en-GB"/>
               </w:rPr>
               <w:t>P</w:t>
@@ -11960,7 +12399,8 @@
             <w:r>
               <w:rPr>
                 <w:rFonts w:ascii="Times New Roman" w:hAnsi="Times New Roman" w:cs="Times New Roman"/>
-                <w:b/>
+                <w:sz w:val="22"/>
+                <w:szCs w:val="22"/>
                 <w:vertAlign w:val="subscript"/>
                 <w:lang w:val="en-GB"/>
               </w:rPr>
@@ -11969,7 +12409,8 @@
             <w:r>
               <w:rPr>
                 <w:rFonts w:ascii="Times New Roman" w:hAnsi="Times New Roman" w:cs="Times New Roman"/>
-                <w:b/>
+                <w:sz w:val="22"/>
+                <w:szCs w:val="22"/>
                 <w:lang w:val="en-GB"/>
               </w:rPr>
               <w:t>)</w:t>
@@ -11978,12 +12419,13 @@
         </w:tc>
         <w:tc>
           <w:tcPr>
-            <w:tcW w:w="2519" w:type="dxa"/>
+            <w:tcW w:w="2522" w:type="dxa"/>
             <w:vAlign w:val="center"/>
           </w:tcPr>
           <w:p>
             <w:pPr>
-              <w:jc w:val="both"/>
+              <w:spacing w:before="0" w:after="0" w:line="240" w:lineRule="auto"/>
+              <w:jc w:val="center"/>
               <w:rPr>
                 <w:rFonts w:ascii="Times New Roman" w:hAnsi="Times New Roman" w:cs="Times New Roman"/>
                 <w:lang w:val="en-GB"/>
@@ -11994,6 +12436,8 @@
                 <w:rFonts w:ascii="Times New Roman" w:hAnsi="Times New Roman" w:cs="Times New Roman"/>
                 <w:i/>
                 <w:iCs/>
+                <w:sz w:val="22"/>
+                <w:szCs w:val="22"/>
                 <w:lang w:val="en-GB"/>
               </w:rPr>
               <w:t>f</w:t>
@@ -12001,6 +12445,8 @@
             <w:r>
               <w:rPr>
                 <w:rFonts w:ascii="Times New Roman" w:hAnsi="Times New Roman" w:cs="Times New Roman"/>
+                <w:sz w:val="22"/>
+                <w:szCs w:val="22"/>
                 <w:vertAlign w:val="superscript"/>
                 <w:lang w:val="en-GB"/>
               </w:rPr>
@@ -12010,12 +12456,13 @@
         </w:tc>
         <w:tc>
           <w:tcPr>
-            <w:tcW w:w="3492" w:type="dxa"/>
+            <w:tcW w:w="3496" w:type="dxa"/>
             <w:vAlign w:val="center"/>
           </w:tcPr>
           <w:p>
             <w:pPr>
-              <w:jc w:val="both"/>
+              <w:spacing w:before="0" w:after="0" w:line="240" w:lineRule="auto"/>
+              <w:jc w:val="left"/>
               <w:rPr>
                 <w:rFonts w:ascii="Times New Roman" w:hAnsi="Times New Roman" w:cs="Times New Roman"/>
                 <w:lang w:val="en-GB"/>
@@ -12024,22 +12471,28 @@
             <w:r>
               <w:rPr>
                 <w:rFonts w:ascii="Times New Roman" w:hAnsi="Times New Roman" w:cs="Times New Roman"/>
-                <w:lang w:val="en-GB"/>
-              </w:rPr>
-              <w:t>Increases by 4x</w:t>
+                <w:sz w:val="22"/>
+                <w:szCs w:val="22"/>
+                <w:lang w:val="en-GB"/>
+              </w:rPr>
+              <w:t>Increases by 4×</w:t>
             </w:r>
           </w:p>
         </w:tc>
       </w:tr>
       <w:tr>
+        <w:trPr>
+          <w:cantSplit/>
+        </w:trPr>
         <w:tc>
           <w:tcPr>
-            <w:tcW w:w="3005" w:type="dxa"/>
+            <w:tcW w:w="3008" w:type="dxa"/>
             <w:vAlign w:val="center"/>
           </w:tcPr>
           <w:p>
             <w:pPr>
-              <w:jc w:val="both"/>
+              <w:spacing w:before="0" w:after="0" w:line="240" w:lineRule="auto"/>
+              <w:jc w:val="left"/>
               <w:rPr>
                 <w:rFonts w:ascii="Times New Roman" w:hAnsi="Times New Roman" w:cs="Times New Roman"/>
                 <w:b/>
@@ -12049,16 +12502,18 @@
             <w:r>
               <w:rPr>
                 <w:rFonts w:ascii="Times New Roman" w:hAnsi="Times New Roman" w:cs="Times New Roman"/>
-                <w:b/>
-                <w:lang w:val="en-GB"/>
-              </w:rPr>
-              <w:t>Windage Loss (</w:t>
+                <w:sz w:val="22"/>
+                <w:szCs w:val="22"/>
+                <w:lang w:val="en-GB"/>
+              </w:rPr>
+              <w:t>Windage loss (</w:t>
             </w:r>
             <w:r>
               <w:rPr>
                 <w:rFonts w:ascii="Times New Roman" w:hAnsi="Times New Roman" w:cs="Times New Roman"/>
-                <w:b/>
                 <w:i/>
+                <w:sz w:val="22"/>
+                <w:szCs w:val="22"/>
                 <w:lang w:val="en-GB"/>
               </w:rPr>
               <w:t>P</w:t>
@@ -12066,7 +12521,8 @@
             <w:r>
               <w:rPr>
                 <w:rFonts w:ascii="Times New Roman" w:hAnsi="Times New Roman" w:cs="Times New Roman"/>
-                <w:b/>
+                <w:sz w:val="22"/>
+                <w:szCs w:val="22"/>
                 <w:vertAlign w:val="subscript"/>
                 <w:lang w:val="en-GB"/>
               </w:rPr>
@@ -12075,7 +12531,8 @@
             <w:r>
               <w:rPr>
                 <w:rFonts w:ascii="Times New Roman" w:hAnsi="Times New Roman" w:cs="Times New Roman"/>
-                <w:b/>
+                <w:sz w:val="22"/>
+                <w:szCs w:val="22"/>
                 <w:lang w:val="en-GB"/>
               </w:rPr>
               <w:t>)</w:t>
@@ -12084,12 +12541,13 @@
         </w:tc>
         <w:tc>
           <w:tcPr>
-            <w:tcW w:w="2519" w:type="dxa"/>
+            <w:tcW w:w="2522" w:type="dxa"/>
             <w:vAlign w:val="center"/>
           </w:tcPr>
           <w:p>
             <w:pPr>
-              <w:jc w:val="both"/>
+              <w:spacing w:before="0" w:after="0" w:line="240" w:lineRule="auto"/>
+              <w:jc w:val="center"/>
               <w:rPr>
                 <w:rFonts w:ascii="Times New Roman" w:hAnsi="Times New Roman" w:cs="Times New Roman"/>
                 <w:lang w:val="en-GB"/>
@@ -12100,6 +12558,8 @@
                 <w:rFonts w:ascii="Times New Roman" w:hAnsi="Times New Roman" w:cs="Times New Roman"/>
                 <w:i/>
                 <w:iCs/>
+                <w:sz w:val="22"/>
+                <w:szCs w:val="22"/>
                 <w:lang w:val="en-GB"/>
               </w:rPr>
               <w:sym w:font="Symbol" w:char="F057"/>
@@ -12107,6 +12567,8 @@
             <w:r>
               <w:rPr>
                 <w:rFonts w:ascii="Times New Roman" w:hAnsi="Times New Roman" w:cs="Times New Roman"/>
+                <w:sz w:val="22"/>
+                <w:szCs w:val="22"/>
                 <w:vertAlign w:val="superscript"/>
                 <w:lang w:val="en-GB"/>
               </w:rPr>
@@ -12115,6 +12577,8 @@
             <w:r>
               <w:rPr>
                 <w:rFonts w:ascii="Times New Roman" w:hAnsi="Times New Roman" w:cs="Times New Roman"/>
+                <w:sz w:val="22"/>
+                <w:szCs w:val="22"/>
                 <w:lang w:val="en-GB"/>
               </w:rPr>
               <w:t xml:space="preserve"> </w:t>
@@ -12123,12 +12587,13 @@
         </w:tc>
         <w:tc>
           <w:tcPr>
-            <w:tcW w:w="3492" w:type="dxa"/>
+            <w:tcW w:w="3496" w:type="dxa"/>
             <w:vAlign w:val="center"/>
           </w:tcPr>
           <w:p>
             <w:pPr>
-              <w:jc w:val="both"/>
+              <w:spacing w:before="0" w:after="0" w:line="240" w:lineRule="auto"/>
+              <w:jc w:val="left"/>
               <w:rPr>
                 <w:rFonts w:ascii="Times New Roman" w:hAnsi="Times New Roman" w:cs="Times New Roman"/>
                 <w:lang w:val="en-GB"/>
@@ -12137,22 +12602,28 @@
             <w:r>
               <w:rPr>
                 <w:rFonts w:ascii="Times New Roman" w:hAnsi="Times New Roman" w:cs="Times New Roman"/>
-                <w:lang w:val="en-GB"/>
-              </w:rPr>
-              <w:t>Increases by 8x</w:t>
+                <w:sz w:val="22"/>
+                <w:szCs w:val="22"/>
+                <w:lang w:val="en-GB"/>
+              </w:rPr>
+              <w:t>Increases by 8×</w:t>
             </w:r>
           </w:p>
         </w:tc>
       </w:tr>
       <w:tr>
+        <w:trPr>
+          <w:cantSplit/>
+        </w:trPr>
         <w:tc>
           <w:tcPr>
-            <w:tcW w:w="3005" w:type="dxa"/>
+            <w:tcW w:w="3008" w:type="dxa"/>
             <w:vAlign w:val="center"/>
           </w:tcPr>
           <w:p>
             <w:pPr>
-              <w:jc w:val="both"/>
+              <w:spacing w:before="0" w:after="0" w:line="240" w:lineRule="auto"/>
+              <w:jc w:val="left"/>
               <w:rPr>
                 <w:rFonts w:ascii="Times New Roman" w:hAnsi="Times New Roman" w:cs="Times New Roman"/>
                 <w:b/>
@@ -12162,21 +12633,23 @@
             <w:r>
               <w:rPr>
                 <w:rFonts w:ascii="Times New Roman" w:hAnsi="Times New Roman" w:cs="Times New Roman"/>
-                <w:b/>
-                <w:lang w:val="en-GB"/>
-              </w:rPr>
-              <w:t>Cooling Difficulty</w:t>
+                <w:sz w:val="22"/>
+                <w:szCs w:val="22"/>
+                <w:lang w:val="en-GB"/>
+              </w:rPr>
+              <w:t>Cooling difficulty</w:t>
             </w:r>
           </w:p>
         </w:tc>
         <w:tc>
           <w:tcPr>
-            <w:tcW w:w="2519" w:type="dxa"/>
+            <w:tcW w:w="2522" w:type="dxa"/>
             <w:vAlign w:val="center"/>
           </w:tcPr>
           <w:p>
             <w:pPr>
-              <w:jc w:val="both"/>
+              <w:spacing w:before="0" w:after="0" w:line="240" w:lineRule="auto"/>
+              <w:jc w:val="center"/>
               <w:rPr>
                 <w:rFonts w:ascii="Times New Roman" w:hAnsi="Times New Roman" w:cs="Times New Roman"/>
                 <w:lang w:val="en-GB"/>
@@ -12185,6 +12658,8 @@
             <w:r>
               <w:rPr>
                 <w:rFonts w:ascii="Times New Roman" w:hAnsi="Times New Roman" w:cs="Times New Roman"/>
+                <w:sz w:val="22"/>
+                <w:szCs w:val="22"/>
                 <w:lang w:val="en-GB"/>
               </w:rPr>
               <w:t xml:space="preserve">Loss / </w:t>
@@ -12194,6 +12669,8 @@
                 <w:rFonts w:ascii="Times New Roman" w:hAnsi="Times New Roman" w:cs="Times New Roman"/>
                 <w:i/>
                 <w:iCs/>
+                <w:sz w:val="22"/>
+                <w:szCs w:val="22"/>
                 <w:lang w:val="en-GB"/>
               </w:rPr>
               <w:t>D</w:t>
@@ -12201,6 +12678,8 @@
             <w:r>
               <w:rPr>
                 <w:rFonts w:ascii="Times New Roman" w:hAnsi="Times New Roman" w:cs="Times New Roman"/>
+                <w:sz w:val="22"/>
+                <w:szCs w:val="22"/>
                 <w:vertAlign w:val="superscript"/>
                 <w:lang w:val="en-GB"/>
               </w:rPr>
@@ -12210,12 +12689,13 @@
         </w:tc>
         <w:tc>
           <w:tcPr>
-            <w:tcW w:w="3492" w:type="dxa"/>
+            <w:tcW w:w="3496" w:type="dxa"/>
             <w:vAlign w:val="center"/>
           </w:tcPr>
           <w:p>
             <w:pPr>
-              <w:jc w:val="both"/>
+              <w:spacing w:before="0" w:after="0" w:line="240" w:lineRule="auto"/>
+              <w:jc w:val="left"/>
               <w:rPr>
                 <w:rFonts w:ascii="Times New Roman" w:hAnsi="Times New Roman" w:cs="Times New Roman"/>
                 <w:lang w:val="en-GB"/>
@@ -12224,6 +12704,8 @@
             <w:r>
               <w:rPr>
                 <w:rFonts w:ascii="Times New Roman" w:hAnsi="Times New Roman" w:cs="Times New Roman"/>
+                <w:sz w:val="22"/>
+                <w:szCs w:val="22"/>
                 <w:lang w:val="en-GB"/>
               </w:rPr>
               <w:t>Increases significantly</w:t>
@@ -12329,39 +12811,76 @@
     </w:p>
     <w:p>
       <w:pPr>
-        <w:jc w:val="both"/>
-        <w:rPr>
-          <w:rFonts w:ascii="Times New Roman" w:hAnsi="Times New Roman" w:cs="Times New Roman"/>
-          <w:lang w:val="en-GB"/>
-        </w:rPr>
-      </w:pPr>
-      <w:r>
-        <w:rPr>
-          <w:rFonts w:ascii="Times New Roman" w:hAnsi="Times New Roman" w:cs="Times New Roman"/>
-          <w:lang w:val="en-GB"/>
-        </w:rPr>
-        <w:t>Table 1.4 The same doubling of speed evaluated along the tip-speed-limited design path, at constant rated power</w:t>
+        <w:pStyle w:val="Caption"/>
+        <w:keepNext/>
+        <w:spacing w:before="240" w:after="120" w:line="259" w:lineRule="auto"/>
+        <w:jc w:val="both"/>
+        <w:rPr>
+          <w:rFonts w:ascii="Times New Roman" w:hAnsi="Times New Roman" w:cs="Times New Roman"/>
+          <w:lang w:val="en-GB"/>
+        </w:rPr>
+      </w:pPr>
+      <w:r>
+        <w:rPr>
+          <w:rFonts w:ascii="Times New Roman" w:hAnsi="Times New Roman" w:cs="Times New Roman"/>
+          <w:b/>
+          <w:bCs/>
+          <w:lang w:val="en-GB"/>
+        </w:rPr>
+        <w:t xml:space="preserve">Table 1.4.</w:t>
+      </w:r>
+      <w:r>
+        <w:rPr>
+          <w:rFonts w:ascii="Times New Roman" w:hAnsi="Times New Roman" w:cs="Times New Roman"/>
+          <w:lang w:val="en-GB"/>
+        </w:rPr>
+        <w:t xml:space="preserve"> The same doubling of speed evaluated along the tip-speed-limited design path, at constant rated power</w:t>
       </w:r>
     </w:p>
     <w:tbl>
       <w:tblPr>
-        <w:tblStyle w:val="TableGrid"/>
-        <w:tblW w:w="0" w:type="auto"/>
-        <w:tblLook w:val="04A0" w:firstRow="1" w:lastRow="0" w:firstColumn="1" w:lastColumn="0" w:noHBand="0" w:noVBand="1"/>
+        <w:tblStyle w:val="HSBookTable"/>
+        <w:tblW w:w="5000" w:type="pct"/>
+        <w:jc w:val="center"/>
+        <w:tblBorders>
+          <w:top w:val="single" w:sz="8" w:space="0" w:color="000000"/>
+          <w:left w:val="nil"/>
+          <w:bottom w:val="single" w:sz="8" w:space="0" w:color="000000"/>
+          <w:right w:val="nil"/>
+          <w:insideH w:val="nil"/>
+          <w:insideV w:val="nil"/>
+        </w:tblBorders>
+        <w:tblLayout w:type="fixed"/>
+        <w:tblCellMar>
+          <w:top w:w="45" w:type="dxa"/>
+          <w:left w:w="85" w:type="dxa"/>
+          <w:bottom w:w="45" w:type="dxa"/>
+          <w:right w:w="85" w:type="dxa"/>
+        </w:tblCellMar>
+        <w:tblLook w:val="0420" w:firstRow="1" w:lastRow="0" w:firstColumn="0" w:lastColumn="0" w:noHBand="1" w:noVBand="1"/>
       </w:tblPr>
       <w:tblGrid>
-        <w:gridCol w:w="3005"/>
-        <w:gridCol w:w="2519"/>
-        <w:gridCol w:w="3492"/>
+        <w:gridCol w:w="3008"/>
+        <w:gridCol w:w="2522"/>
+        <w:gridCol w:w="3496"/>
       </w:tblGrid>
       <w:tr>
+        <w:trPr>
+          <w:cantSplit/>
+          <w:tblHeader/>
+        </w:trPr>
         <w:tc>
           <w:tcPr>
-            <w:tcW w:w="3005" w:type="dxa"/>
+            <w:tcW w:w="3008" w:type="dxa"/>
+            <w:tcBorders>
+              <w:bottom w:val="single" w:sz="4" w:space="0" w:color="000000"/>
+            </w:tcBorders>
+            <w:vAlign w:val="center"/>
           </w:tcPr>
           <w:p>
             <w:pPr>
-              <w:jc w:val="both"/>
+              <w:spacing w:before="0" w:after="0" w:line="240" w:lineRule="auto"/>
+              <w:jc w:val="left"/>
               <w:rPr>
                 <w:rFonts w:ascii="Times New Roman" w:hAnsi="Times New Roman" w:cs="Times New Roman"/>
                 <w:b/>
@@ -12374,6 +12893,8 @@
                 <w:rFonts w:ascii="Times New Roman" w:hAnsi="Times New Roman" w:cs="Times New Roman"/>
                 <w:b/>
                 <w:bCs/>
+                <w:sz w:val="22"/>
+                <w:szCs w:val="22"/>
                 <w:lang w:val="en-GB"/>
               </w:rPr>
               <w:t>Quantity</w:t>
@@ -12382,11 +12903,16 @@
         </w:tc>
         <w:tc>
           <w:tcPr>
-            <w:tcW w:w="2519" w:type="dxa"/>
+            <w:tcW w:w="2522" w:type="dxa"/>
+            <w:tcBorders>
+              <w:bottom w:val="single" w:sz="4" w:space="0" w:color="000000"/>
+            </w:tcBorders>
+            <w:vAlign w:val="center"/>
           </w:tcPr>
           <w:p>
             <w:pPr>
-              <w:jc w:val="both"/>
+              <w:spacing w:before="0" w:after="0" w:line="240" w:lineRule="auto"/>
+              <w:jc w:val="center"/>
               <w:rPr>
                 <w:rFonts w:ascii="Times New Roman" w:hAnsi="Times New Roman" w:cs="Times New Roman"/>
                 <w:b/>
@@ -12399,6 +12925,8 @@
                 <w:rFonts w:ascii="Times New Roman" w:hAnsi="Times New Roman" w:cs="Times New Roman"/>
                 <w:b/>
                 <w:bCs/>
+                <w:sz w:val="22"/>
+                <w:szCs w:val="22"/>
                 <w:lang w:val="en-GB"/>
               </w:rPr>
               <w:t>Scaling on the tip-speed-limited path</w:t>
@@ -12407,11 +12935,16 @@
         </w:tc>
         <w:tc>
           <w:tcPr>
-            <w:tcW w:w="3492" w:type="dxa"/>
+            <w:tcW w:w="3496" w:type="dxa"/>
+            <w:tcBorders>
+              <w:bottom w:val="single" w:sz="4" w:space="0" w:color="000000"/>
+            </w:tcBorders>
+            <w:vAlign w:val="center"/>
           </w:tcPr>
           <w:p>
             <w:pPr>
-              <w:jc w:val="both"/>
+              <w:spacing w:before="0" w:after="0" w:line="240" w:lineRule="auto"/>
+              <w:jc w:val="center"/>
               <w:rPr>
                 <w:rFonts w:ascii="Times New Roman" w:hAnsi="Times New Roman" w:cs="Times New Roman"/>
                 <w:b/>
@@ -12424,6 +12957,8 @@
                 <w:rFonts w:ascii="Times New Roman" w:hAnsi="Times New Roman" w:cs="Times New Roman"/>
                 <w:b/>
                 <w:bCs/>
+                <w:sz w:val="22"/>
+                <w:szCs w:val="22"/>
                 <w:lang w:val="en-GB"/>
               </w:rPr>
               <w:t>Factor on doubling Ω</w:t>
@@ -12432,13 +12967,18 @@
         </w:tc>
       </w:tr>
       <w:tr>
+        <w:trPr>
+          <w:cantSplit/>
+        </w:trPr>
         <w:tc>
           <w:tcPr>
-            <w:tcW w:w="3005" w:type="dxa"/>
+            <w:tcW w:w="3008" w:type="dxa"/>
+            <w:vAlign w:val="center"/>
           </w:tcPr>
           <w:p>
             <w:pPr>
-              <w:jc w:val="both"/>
+              <w:spacing w:before="0" w:after="0" w:line="240" w:lineRule="auto"/>
+              <w:jc w:val="left"/>
               <w:rPr>
                 <w:rFonts w:ascii="Times New Roman" w:hAnsi="Times New Roman" w:cs="Times New Roman"/>
                 <w:b/>
@@ -12449,8 +12989,8 @@
             <w:r>
               <w:rPr>
                 <w:rFonts w:ascii="Times New Roman" w:hAnsi="Times New Roman" w:cs="Times New Roman"/>
-                <w:b/>
-                <w:bCs/>
+                <w:sz w:val="22"/>
+                <w:szCs w:val="22"/>
                 <w:lang w:val="en-GB"/>
               </w:rPr>
               <w:t xml:space="preserve">Rotor diameter </w:t>
@@ -12458,10 +12998,10 @@
             <w:r>
               <w:rPr>
                 <w:rFonts w:ascii="Times New Roman" w:hAnsi="Times New Roman" w:cs="Times New Roman"/>
-                <w:b/>
-                <w:bCs/>
                 <w:i/>
                 <w:iCs/>
+                <w:sz w:val="22"/>
+                <w:szCs w:val="22"/>
                 <w:lang w:val="en-GB"/>
               </w:rPr>
               <w:t>D</w:t>
@@ -12469,8 +13009,8 @@
             <w:r>
               <w:rPr>
                 <w:rFonts w:ascii="Times New Roman" w:hAnsi="Times New Roman" w:cs="Times New Roman"/>
-                <w:b/>
-                <w:bCs/>
+                <w:sz w:val="22"/>
+                <w:szCs w:val="22"/>
                 <w:vertAlign w:val="subscript"/>
                 <w:lang w:val="en-GB"/>
               </w:rPr>
@@ -12480,11 +13020,13 @@
         </w:tc>
         <w:tc>
           <w:tcPr>
-            <w:tcW w:w="2519" w:type="dxa"/>
+            <w:tcW w:w="2522" w:type="dxa"/>
+            <w:vAlign w:val="center"/>
           </w:tcPr>
           <w:p>
             <w:pPr>
-              <w:jc w:val="both"/>
+              <w:spacing w:before="0" w:after="0" w:line="240" w:lineRule="auto"/>
+              <w:jc w:val="center"/>
               <w:rPr>
                 <w:rFonts w:ascii="Times New Roman" w:hAnsi="Times New Roman" w:cs="Times New Roman"/>
                 <w:lang w:val="en-GB"/>
@@ -12493,6 +13035,8 @@
             <w:r>
               <w:rPr>
                 <w:rFonts w:ascii="Times New Roman" w:hAnsi="Times New Roman" w:cs="Times New Roman"/>
+                <w:sz w:val="22"/>
+                <w:szCs w:val="22"/>
                 <w:lang w:val="en-GB"/>
               </w:rPr>
               <w:t>∝ Ω</w:t>
@@ -12500,6 +13044,8 @@
             <w:r>
               <w:rPr>
                 <w:rFonts w:ascii="Times New Roman" w:hAnsi="Times New Roman" w:cs="Times New Roman"/>
+                <w:sz w:val="22"/>
+                <w:szCs w:val="22"/>
                 <w:vertAlign w:val="superscript"/>
                 <w:lang w:val="en-GB"/>
               </w:rPr>
@@ -12509,11 +13055,13 @@
         </w:tc>
         <w:tc>
           <w:tcPr>
-            <w:tcW w:w="3492" w:type="dxa"/>
+            <w:tcW w:w="3496" w:type="dxa"/>
+            <w:vAlign w:val="center"/>
           </w:tcPr>
           <w:p>
             <w:pPr>
-              <w:jc w:val="both"/>
+              <w:spacing w:before="0" w:after="0" w:line="240" w:lineRule="auto"/>
+              <w:jc w:val="center"/>
               <w:rPr>
                 <w:rFonts w:ascii="Times New Roman" w:hAnsi="Times New Roman" w:cs="Times New Roman"/>
                 <w:lang w:val="en-GB"/>
@@ -12522,6 +13070,8 @@
             <w:r>
               <w:rPr>
                 <w:rFonts w:ascii="Times New Roman" w:hAnsi="Times New Roman" w:cs="Times New Roman"/>
+                <w:sz w:val="22"/>
+                <w:szCs w:val="22"/>
                 <w:lang w:val="en-GB"/>
               </w:rPr>
               <w:t>0.50</w:t>
@@ -12530,13 +13080,18 @@
         </w:tc>
       </w:tr>
       <w:tr>
+        <w:trPr>
+          <w:cantSplit/>
+        </w:trPr>
         <w:tc>
           <w:tcPr>
-            <w:tcW w:w="3005" w:type="dxa"/>
+            <w:tcW w:w="3008" w:type="dxa"/>
+            <w:vAlign w:val="center"/>
           </w:tcPr>
           <w:p>
             <w:pPr>
-              <w:jc w:val="both"/>
+              <w:spacing w:before="0" w:after="0" w:line="240" w:lineRule="auto"/>
+              <w:jc w:val="left"/>
               <w:rPr>
                 <w:rFonts w:ascii="Times New Roman" w:hAnsi="Times New Roman" w:cs="Times New Roman"/>
                 <w:b/>
@@ -12547,8 +13102,8 @@
             <w:r>
               <w:rPr>
                 <w:rFonts w:ascii="Times New Roman" w:hAnsi="Times New Roman" w:cs="Times New Roman"/>
-                <w:b/>
-                <w:bCs/>
+                <w:sz w:val="22"/>
+                <w:szCs w:val="22"/>
                 <w:lang w:val="en-GB"/>
               </w:rPr>
               <w:t xml:space="preserve">Active length </w:t>
@@ -12556,10 +13111,10 @@
             <w:r>
               <w:rPr>
                 <w:rFonts w:ascii="Times New Roman" w:hAnsi="Times New Roman" w:cs="Times New Roman"/>
-                <w:b/>
-                <w:bCs/>
                 <w:i/>
                 <w:iCs/>
+                <w:sz w:val="22"/>
+                <w:szCs w:val="22"/>
                 <w:lang w:val="en-GB"/>
               </w:rPr>
               <w:t>l</w:t>
@@ -12568,11 +13123,13 @@
         </w:tc>
         <w:tc>
           <w:tcPr>
-            <w:tcW w:w="2519" w:type="dxa"/>
+            <w:tcW w:w="2522" w:type="dxa"/>
+            <w:vAlign w:val="center"/>
           </w:tcPr>
           <w:p>
             <w:pPr>
-              <w:jc w:val="both"/>
+              <w:spacing w:before="0" w:after="0" w:line="240" w:lineRule="auto"/>
+              <w:jc w:val="center"/>
               <w:rPr>
                 <w:rFonts w:ascii="Times New Roman" w:hAnsi="Times New Roman" w:cs="Times New Roman"/>
                 <w:lang w:val="en-GB"/>
@@ -12581,6 +13138,8 @@
             <w:r>
               <w:rPr>
                 <w:rFonts w:ascii="Times New Roman" w:hAnsi="Times New Roman" w:cs="Times New Roman"/>
+                <w:sz w:val="22"/>
+                <w:szCs w:val="22"/>
                 <w:lang w:val="en-GB"/>
               </w:rPr>
               <w:t>∝ Ω</w:t>
@@ -12589,11 +13148,13 @@
         </w:tc>
         <w:tc>
           <w:tcPr>
-            <w:tcW w:w="3492" w:type="dxa"/>
+            <w:tcW w:w="3496" w:type="dxa"/>
+            <w:vAlign w:val="center"/>
           </w:tcPr>
           <w:p>
             <w:pPr>
-              <w:jc w:val="both"/>
+              <w:spacing w:before="0" w:after="0" w:line="240" w:lineRule="auto"/>
+              <w:jc w:val="center"/>
               <w:rPr>
                 <w:rFonts w:ascii="Times New Roman" w:hAnsi="Times New Roman" w:cs="Times New Roman"/>
                 <w:lang w:val="en-GB"/>
@@ -12602,6 +13163,8 @@
             <w:r>
               <w:rPr>
                 <w:rFonts w:ascii="Times New Roman" w:hAnsi="Times New Roman" w:cs="Times New Roman"/>
+                <w:sz w:val="22"/>
+                <w:szCs w:val="22"/>
                 <w:lang w:val="en-GB"/>
               </w:rPr>
               <w:t>2.00</w:t>
@@ -12610,13 +13173,18 @@
         </w:tc>
       </w:tr>
       <w:tr>
+        <w:trPr>
+          <w:cantSplit/>
+        </w:trPr>
         <w:tc>
           <w:tcPr>
-            <w:tcW w:w="3005" w:type="dxa"/>
+            <w:tcW w:w="3008" w:type="dxa"/>
+            <w:vAlign w:val="center"/>
           </w:tcPr>
           <w:p>
             <w:pPr>
-              <w:jc w:val="both"/>
+              <w:spacing w:before="0" w:after="0" w:line="240" w:lineRule="auto"/>
+              <w:jc w:val="left"/>
               <w:rPr>
                 <w:rFonts w:ascii="Times New Roman" w:hAnsi="Times New Roman" w:cs="Times New Roman"/>
                 <w:b/>
@@ -12627,10 +13195,10 @@
             <w:r>
               <w:rPr>
                 <w:rFonts w:ascii="Times New Roman" w:hAnsi="Times New Roman" w:cs="Times New Roman"/>
-                <w:b/>
-                <w:bCs/>
                 <w:i/>
                 <w:iCs/>
+                <w:sz w:val="22"/>
+                <w:szCs w:val="22"/>
                 <w:lang w:val="en-GB"/>
               </w:rPr>
               <w:t>l</w:t>
@@ -12638,8 +13206,8 @@
             <w:r>
               <w:rPr>
                 <w:rFonts w:ascii="Times New Roman" w:hAnsi="Times New Roman" w:cs="Times New Roman"/>
-                <w:b/>
-                <w:bCs/>
+                <w:sz w:val="22"/>
+                <w:szCs w:val="22"/>
                 <w:lang w:val="en-GB"/>
               </w:rPr>
               <w:t>/</w:t>
@@ -12647,10 +13215,10 @@
             <w:r>
               <w:rPr>
                 <w:rFonts w:ascii="Times New Roman" w:hAnsi="Times New Roman" w:cs="Times New Roman"/>
-                <w:b/>
-                <w:bCs/>
                 <w:i/>
                 <w:iCs/>
+                <w:sz w:val="22"/>
+                <w:szCs w:val="22"/>
                 <w:lang w:val="en-GB"/>
               </w:rPr>
               <w:t>D</w:t>
@@ -12658,8 +13226,8 @@
             <w:r>
               <w:rPr>
                 <w:rFonts w:ascii="Times New Roman" w:hAnsi="Times New Roman" w:cs="Times New Roman"/>
-                <w:b/>
-                <w:bCs/>
+                <w:sz w:val="22"/>
+                <w:szCs w:val="22"/>
                 <w:vertAlign w:val="subscript"/>
                 <w:lang w:val="en-GB"/>
               </w:rPr>
@@ -12668,8 +13236,8 @@
             <w:r>
               <w:rPr>
                 <w:rFonts w:ascii="Times New Roman" w:hAnsi="Times New Roman" w:cs="Times New Roman"/>
-                <w:b/>
-                <w:bCs/>
+                <w:sz w:val="22"/>
+                <w:szCs w:val="22"/>
                 <w:lang w:val="en-GB"/>
               </w:rPr>
               <w:t xml:space="preserve"> ratio</w:t>
@@ -12678,11 +13246,13 @@
         </w:tc>
         <w:tc>
           <w:tcPr>
-            <w:tcW w:w="2519" w:type="dxa"/>
+            <w:tcW w:w="2522" w:type="dxa"/>
+            <w:vAlign w:val="center"/>
           </w:tcPr>
           <w:p>
             <w:pPr>
-              <w:jc w:val="both"/>
+              <w:spacing w:before="0" w:after="0" w:line="240" w:lineRule="auto"/>
+              <w:jc w:val="center"/>
               <w:rPr>
                 <w:rFonts w:ascii="Times New Roman" w:hAnsi="Times New Roman" w:cs="Times New Roman"/>
                 <w:lang w:val="en-GB"/>
@@ -12691,6 +13261,8 @@
             <w:r>
               <w:rPr>
                 <w:rFonts w:ascii="Times New Roman" w:hAnsi="Times New Roman" w:cs="Times New Roman"/>
+                <w:sz w:val="22"/>
+                <w:szCs w:val="22"/>
                 <w:lang w:val="en-GB"/>
               </w:rPr>
               <w:t>∝ Ω</w:t>
@@ -12698,6 +13270,8 @@
             <w:r>
               <w:rPr>
                 <w:rFonts w:ascii="Times New Roman" w:hAnsi="Times New Roman" w:cs="Times New Roman"/>
+                <w:sz w:val="22"/>
+                <w:szCs w:val="22"/>
                 <w:vertAlign w:val="superscript"/>
                 <w:lang w:val="en-GB"/>
               </w:rPr>
@@ -12707,11 +13281,13 @@
         </w:tc>
         <w:tc>
           <w:tcPr>
-            <w:tcW w:w="3492" w:type="dxa"/>
+            <w:tcW w:w="3496" w:type="dxa"/>
+            <w:vAlign w:val="center"/>
           </w:tcPr>
           <w:p>
             <w:pPr>
-              <w:jc w:val="both"/>
+              <w:spacing w:before="0" w:after="0" w:line="240" w:lineRule="auto"/>
+              <w:jc w:val="center"/>
               <w:rPr>
                 <w:rFonts w:ascii="Times New Roman" w:hAnsi="Times New Roman" w:cs="Times New Roman"/>
                 <w:lang w:val="en-GB"/>
@@ -12720,6 +13296,8 @@
             <w:r>
               <w:rPr>
                 <w:rFonts w:ascii="Times New Roman" w:hAnsi="Times New Roman" w:cs="Times New Roman"/>
+                <w:sz w:val="22"/>
+                <w:szCs w:val="22"/>
                 <w:lang w:val="en-GB"/>
               </w:rPr>
               <w:t>4.00</w:t>
@@ -12728,13 +13306,18 @@
         </w:tc>
       </w:tr>
       <w:tr>
+        <w:trPr>
+          <w:cantSplit/>
+        </w:trPr>
         <w:tc>
           <w:tcPr>
-            <w:tcW w:w="3005" w:type="dxa"/>
+            <w:tcW w:w="3008" w:type="dxa"/>
+            <w:vAlign w:val="center"/>
           </w:tcPr>
           <w:p>
             <w:pPr>
-              <w:jc w:val="both"/>
+              <w:spacing w:before="0" w:after="0" w:line="240" w:lineRule="auto"/>
+              <w:jc w:val="left"/>
               <w:rPr>
                 <w:rFonts w:ascii="Times New Roman" w:hAnsi="Times New Roman" w:cs="Times New Roman"/>
                 <w:b/>
@@ -12745,8 +13328,8 @@
             <w:r>
               <w:rPr>
                 <w:rFonts w:ascii="Times New Roman" w:hAnsi="Times New Roman" w:cs="Times New Roman"/>
-                <w:b/>
-                <w:bCs/>
+                <w:sz w:val="22"/>
+                <w:szCs w:val="22"/>
                 <w:lang w:val="en-GB"/>
               </w:rPr>
               <w:t>Active volume</w:t>
@@ -12755,11 +13338,13 @@
         </w:tc>
         <w:tc>
           <w:tcPr>
-            <w:tcW w:w="2519" w:type="dxa"/>
+            <w:tcW w:w="2522" w:type="dxa"/>
+            <w:vAlign w:val="center"/>
           </w:tcPr>
           <w:p>
             <w:pPr>
-              <w:jc w:val="both"/>
+              <w:spacing w:before="0" w:after="0" w:line="240" w:lineRule="auto"/>
+              <w:jc w:val="center"/>
               <w:rPr>
                 <w:rFonts w:ascii="Times New Roman" w:hAnsi="Times New Roman" w:cs="Times New Roman"/>
                 <w:lang w:val="en-GB"/>
@@ -12768,6 +13353,8 @@
             <w:r>
               <w:rPr>
                 <w:rFonts w:ascii="Times New Roman" w:hAnsi="Times New Roman" w:cs="Times New Roman"/>
+                <w:sz w:val="22"/>
+                <w:szCs w:val="22"/>
                 <w:lang w:val="en-GB"/>
               </w:rPr>
               <w:t>∝ Ω</w:t>
@@ -12775,6 +13362,8 @@
             <w:r>
               <w:rPr>
                 <w:rFonts w:ascii="Times New Roman" w:hAnsi="Times New Roman" w:cs="Times New Roman"/>
+                <w:sz w:val="22"/>
+                <w:szCs w:val="22"/>
                 <w:vertAlign w:val="superscript"/>
                 <w:lang w:val="en-GB"/>
               </w:rPr>
@@ -12784,11 +13373,13 @@
         </w:tc>
         <w:tc>
           <w:tcPr>
-            <w:tcW w:w="3492" w:type="dxa"/>
+            <w:tcW w:w="3496" w:type="dxa"/>
+            <w:vAlign w:val="center"/>
           </w:tcPr>
           <w:p>
             <w:pPr>
-              <w:jc w:val="both"/>
+              <w:spacing w:before="0" w:after="0" w:line="240" w:lineRule="auto"/>
+              <w:jc w:val="center"/>
               <w:rPr>
                 <w:rFonts w:ascii="Times New Roman" w:hAnsi="Times New Roman" w:cs="Times New Roman"/>
                 <w:lang w:val="en-GB"/>
@@ -12797,6 +13388,8 @@
             <w:r>
               <w:rPr>
                 <w:rFonts w:ascii="Times New Roman" w:hAnsi="Times New Roman" w:cs="Times New Roman"/>
+                <w:sz w:val="22"/>
+                <w:szCs w:val="22"/>
                 <w:lang w:val="en-GB"/>
               </w:rPr>
               <w:t>0.50</w:t>
@@ -12805,13 +13398,18 @@
         </w:tc>
       </w:tr>
       <w:tr>
+        <w:trPr>
+          <w:cantSplit/>
+        </w:trPr>
         <w:tc>
           <w:tcPr>
-            <w:tcW w:w="3005" w:type="dxa"/>
+            <w:tcW w:w="3008" w:type="dxa"/>
+            <w:vAlign w:val="center"/>
           </w:tcPr>
           <w:p>
             <w:pPr>
-              <w:jc w:val="both"/>
+              <w:spacing w:before="0" w:after="0" w:line="240" w:lineRule="auto"/>
+              <w:jc w:val="left"/>
               <w:rPr>
                 <w:rFonts w:ascii="Times New Roman" w:hAnsi="Times New Roman" w:cs="Times New Roman"/>
                 <w:b/>
@@ -12822,8 +13420,8 @@
             <w:r>
               <w:rPr>
                 <w:rFonts w:ascii="Times New Roman" w:hAnsi="Times New Roman" w:cs="Times New Roman"/>
-                <w:b/>
-                <w:bCs/>
+                <w:sz w:val="22"/>
+                <w:szCs w:val="22"/>
                 <w:lang w:val="en-GB"/>
               </w:rPr>
               <w:t xml:space="preserve">Centrifugal stress </w:t>
@@ -12831,10 +13429,10 @@
             <w:r>
               <w:rPr>
                 <w:rFonts w:ascii="Times New Roman" w:hAnsi="Times New Roman" w:cs="Times New Roman"/>
-                <w:b/>
-                <w:bCs/>
                 <w:i/>
                 <w:iCs/>
+                <w:sz w:val="22"/>
+                <w:szCs w:val="22"/>
                 <w:lang w:val="en-GB"/>
               </w:rPr>
               <w:t>σ</w:t>
@@ -12842,8 +13440,8 @@
             <w:r>
               <w:rPr>
                 <w:rFonts w:ascii="Times New Roman" w:hAnsi="Times New Roman" w:cs="Times New Roman"/>
-                <w:b/>
-                <w:bCs/>
+                <w:sz w:val="22"/>
+                <w:szCs w:val="22"/>
                 <w:vertAlign w:val="subscript"/>
                 <w:lang w:val="en-GB"/>
               </w:rPr>
@@ -12853,11 +13451,13 @@
         </w:tc>
         <w:tc>
           <w:tcPr>
-            <w:tcW w:w="2519" w:type="dxa"/>
+            <w:tcW w:w="2522" w:type="dxa"/>
+            <w:vAlign w:val="center"/>
           </w:tcPr>
           <w:p>
             <w:pPr>
-              <w:jc w:val="both"/>
+              <w:spacing w:before="0" w:after="0" w:line="240" w:lineRule="auto"/>
+              <w:jc w:val="center"/>
               <w:rPr>
                 <w:rFonts w:ascii="Times New Roman" w:hAnsi="Times New Roman" w:cs="Times New Roman"/>
                 <w:lang w:val="en-GB"/>
@@ -12866,6 +13466,8 @@
             <w:r>
               <w:rPr>
                 <w:rFonts w:ascii="Times New Roman" w:hAnsi="Times New Roman" w:cs="Times New Roman"/>
+                <w:sz w:val="22"/>
+                <w:szCs w:val="22"/>
                 <w:lang w:val="en-GB"/>
               </w:rPr>
               <w:t>constant</w:t>
@@ -12874,11 +13476,13 @@
         </w:tc>
         <w:tc>
           <w:tcPr>
-            <w:tcW w:w="3492" w:type="dxa"/>
+            <w:tcW w:w="3496" w:type="dxa"/>
+            <w:vAlign w:val="center"/>
           </w:tcPr>
           <w:p>
             <w:pPr>
-              <w:jc w:val="both"/>
+              <w:spacing w:before="0" w:after="0" w:line="240" w:lineRule="auto"/>
+              <w:jc w:val="center"/>
               <w:rPr>
                 <w:rFonts w:ascii="Times New Roman" w:hAnsi="Times New Roman" w:cs="Times New Roman"/>
                 <w:lang w:val="en-GB"/>
@@ -12887,6 +13491,8 @@
             <w:r>
               <w:rPr>
                 <w:rFonts w:ascii="Times New Roman" w:hAnsi="Times New Roman" w:cs="Times New Roman"/>
+                <w:sz w:val="22"/>
+                <w:szCs w:val="22"/>
                 <w:lang w:val="en-GB"/>
               </w:rPr>
               <w:t>1.00</w:t>
@@ -12895,13 +13501,18 @@
         </w:tc>
       </w:tr>
       <w:tr>
+        <w:trPr>
+          <w:cantSplit/>
+        </w:trPr>
         <w:tc>
           <w:tcPr>
-            <w:tcW w:w="3005" w:type="dxa"/>
+            <w:tcW w:w="3008" w:type="dxa"/>
+            <w:vAlign w:val="center"/>
           </w:tcPr>
           <w:p>
             <w:pPr>
-              <w:jc w:val="both"/>
+              <w:spacing w:before="0" w:after="0" w:line="240" w:lineRule="auto"/>
+              <w:jc w:val="left"/>
               <w:rPr>
                 <w:rFonts w:ascii="Times New Roman" w:hAnsi="Times New Roman" w:cs="Times New Roman"/>
                 <w:b/>
@@ -12912,8 +13523,8 @@
             <w:r>
               <w:rPr>
                 <w:rFonts w:ascii="Times New Roman" w:hAnsi="Times New Roman" w:cs="Times New Roman"/>
-                <w:b/>
-                <w:bCs/>
+                <w:sz w:val="22"/>
+                <w:szCs w:val="22"/>
                 <w:lang w:val="en-GB"/>
               </w:rPr>
               <w:t xml:space="preserve">Iron loss </w:t>
@@ -12921,10 +13532,10 @@
             <w:r>
               <w:rPr>
                 <w:rFonts w:ascii="Times New Roman" w:hAnsi="Times New Roman" w:cs="Times New Roman"/>
-                <w:b/>
-                <w:bCs/>
                 <w:i/>
                 <w:iCs/>
+                <w:sz w:val="22"/>
+                <w:szCs w:val="22"/>
                 <w:lang w:val="en-GB"/>
               </w:rPr>
               <w:t>P</w:t>
@@ -12932,8 +13543,8 @@
             <w:r>
               <w:rPr>
                 <w:rFonts w:ascii="Times New Roman" w:hAnsi="Times New Roman" w:cs="Times New Roman"/>
-                <w:b/>
-                <w:bCs/>
+                <w:sz w:val="22"/>
+                <w:szCs w:val="22"/>
                 <w:vertAlign w:val="subscript"/>
                 <w:lang w:val="en-GB"/>
               </w:rPr>
@@ -12943,11 +13554,13 @@
         </w:tc>
         <w:tc>
           <w:tcPr>
-            <w:tcW w:w="2519" w:type="dxa"/>
+            <w:tcW w:w="2522" w:type="dxa"/>
+            <w:vAlign w:val="center"/>
           </w:tcPr>
           <w:p>
             <w:pPr>
-              <w:jc w:val="both"/>
+              <w:spacing w:before="0" w:after="0" w:line="240" w:lineRule="auto"/>
+              <w:jc w:val="center"/>
               <w:rPr>
                 <w:rFonts w:ascii="Times New Roman" w:hAnsi="Times New Roman" w:cs="Times New Roman"/>
                 <w:lang w:val="en-GB"/>
@@ -12956,6 +13569,8 @@
             <w:r>
               <w:rPr>
                 <w:rFonts w:ascii="Times New Roman" w:hAnsi="Times New Roman" w:cs="Times New Roman"/>
+                <w:sz w:val="22"/>
+                <w:szCs w:val="22"/>
                 <w:lang w:val="en-GB"/>
               </w:rPr>
               <w:t>∝ Ω</w:t>
@@ -12964,11 +13579,13 @@
         </w:tc>
         <w:tc>
           <w:tcPr>
-            <w:tcW w:w="3492" w:type="dxa"/>
+            <w:tcW w:w="3496" w:type="dxa"/>
+            <w:vAlign w:val="center"/>
           </w:tcPr>
           <w:p>
             <w:pPr>
-              <w:jc w:val="both"/>
+              <w:spacing w:before="0" w:after="0" w:line="240" w:lineRule="auto"/>
+              <w:jc w:val="center"/>
               <w:rPr>
                 <w:rFonts w:ascii="Times New Roman" w:hAnsi="Times New Roman" w:cs="Times New Roman"/>
                 <w:lang w:val="en-GB"/>
@@ -12977,6 +13594,8 @@
             <w:r>
               <w:rPr>
                 <w:rFonts w:ascii="Times New Roman" w:hAnsi="Times New Roman" w:cs="Times New Roman"/>
+                <w:sz w:val="22"/>
+                <w:szCs w:val="22"/>
                 <w:lang w:val="en-GB"/>
               </w:rPr>
               <w:t>2.00</w:t>
@@ -12985,13 +13604,18 @@
         </w:tc>
       </w:tr>
       <w:tr>
+        <w:trPr>
+          <w:cantSplit/>
+        </w:trPr>
         <w:tc>
           <w:tcPr>
-            <w:tcW w:w="3005" w:type="dxa"/>
+            <w:tcW w:w="3008" w:type="dxa"/>
+            <w:vAlign w:val="center"/>
           </w:tcPr>
           <w:p>
             <w:pPr>
-              <w:jc w:val="both"/>
+              <w:spacing w:before="0" w:after="0" w:line="240" w:lineRule="auto"/>
+              <w:jc w:val="left"/>
               <w:rPr>
                 <w:rFonts w:ascii="Times New Roman" w:hAnsi="Times New Roman" w:cs="Times New Roman"/>
                 <w:b/>
@@ -13002,8 +13626,8 @@
             <w:r>
               <w:rPr>
                 <w:rFonts w:ascii="Times New Roman" w:hAnsi="Times New Roman" w:cs="Times New Roman"/>
-                <w:b/>
-                <w:bCs/>
+                <w:sz w:val="22"/>
+                <w:szCs w:val="22"/>
                 <w:lang w:val="en-GB"/>
               </w:rPr>
               <w:t xml:space="preserve">Windage loss </w:t>
@@ -13011,10 +13635,10 @@
             <w:r>
               <w:rPr>
                 <w:rFonts w:ascii="Times New Roman" w:hAnsi="Times New Roman" w:cs="Times New Roman"/>
-                <w:b/>
-                <w:bCs/>
                 <w:i/>
                 <w:iCs/>
+                <w:sz w:val="22"/>
+                <w:szCs w:val="22"/>
                 <w:lang w:val="en-GB"/>
               </w:rPr>
               <w:t>P</w:t>
@@ -13022,8 +13646,8 @@
             <w:r>
               <w:rPr>
                 <w:rFonts w:ascii="Times New Roman" w:hAnsi="Times New Roman" w:cs="Times New Roman"/>
-                <w:b/>
-                <w:bCs/>
+                <w:sz w:val="22"/>
+                <w:szCs w:val="22"/>
                 <w:vertAlign w:val="subscript"/>
                 <w:lang w:val="en-GB"/>
               </w:rPr>
@@ -13033,11 +13657,13 @@
         </w:tc>
         <w:tc>
           <w:tcPr>
-            <w:tcW w:w="2519" w:type="dxa"/>
+            <w:tcW w:w="2522" w:type="dxa"/>
+            <w:vAlign w:val="center"/>
           </w:tcPr>
           <w:p>
             <w:pPr>
-              <w:jc w:val="both"/>
+              <w:spacing w:before="0" w:after="0" w:line="240" w:lineRule="auto"/>
+              <w:jc w:val="center"/>
               <w:rPr>
                 <w:rFonts w:ascii="Times New Roman" w:hAnsi="Times New Roman" w:cs="Times New Roman"/>
                 <w:lang w:val="en-GB"/>
@@ -13046,6 +13672,8 @@
             <w:r>
               <w:rPr>
                 <w:rFonts w:ascii="Times New Roman" w:hAnsi="Times New Roman" w:cs="Times New Roman"/>
+                <w:sz w:val="22"/>
+                <w:szCs w:val="22"/>
                 <w:lang w:val="en-GB"/>
               </w:rPr>
               <w:t>constant</w:t>
@@ -13054,11 +13682,13 @@
         </w:tc>
         <w:tc>
           <w:tcPr>
-            <w:tcW w:w="3492" w:type="dxa"/>
+            <w:tcW w:w="3496" w:type="dxa"/>
+            <w:vAlign w:val="center"/>
           </w:tcPr>
           <w:p>
             <w:pPr>
-              <w:jc w:val="both"/>
+              <w:spacing w:before="0" w:after="0" w:line="240" w:lineRule="auto"/>
+              <w:jc w:val="center"/>
               <w:rPr>
                 <w:rFonts w:ascii="Times New Roman" w:hAnsi="Times New Roman" w:cs="Times New Roman"/>
                 <w:lang w:val="en-GB"/>
@@ -13067,6 +13697,8 @@
             <w:r>
               <w:rPr>
                 <w:rFonts w:ascii="Times New Roman" w:hAnsi="Times New Roman" w:cs="Times New Roman"/>
+                <w:sz w:val="22"/>
+                <w:szCs w:val="22"/>
                 <w:lang w:val="en-GB"/>
               </w:rPr>
               <w:t>1.00</w:t>
@@ -13075,13 +13707,18 @@
         </w:tc>
       </w:tr>
       <w:tr>
+        <w:trPr>
+          <w:cantSplit/>
+        </w:trPr>
         <w:tc>
           <w:tcPr>
-            <w:tcW w:w="3005" w:type="dxa"/>
+            <w:tcW w:w="3008" w:type="dxa"/>
+            <w:vAlign w:val="center"/>
           </w:tcPr>
           <w:p>
             <w:pPr>
-              <w:jc w:val="both"/>
+              <w:spacing w:before="0" w:after="0" w:line="240" w:lineRule="auto"/>
+              <w:jc w:val="left"/>
               <w:rPr>
                 <w:rFonts w:ascii="Times New Roman" w:hAnsi="Times New Roman" w:cs="Times New Roman"/>
                 <w:b/>
@@ -13092,8 +13729,8 @@
             <w:r>
               <w:rPr>
                 <w:rFonts w:ascii="Times New Roman" w:hAnsi="Times New Roman" w:cs="Times New Roman"/>
-                <w:b/>
-                <w:bCs/>
+                <w:sz w:val="22"/>
+                <w:szCs w:val="22"/>
                 <w:lang w:val="en-GB"/>
               </w:rPr>
               <w:t>Rotor surface area</w:t>
@@ -13102,11 +13739,13 @@
         </w:tc>
         <w:tc>
           <w:tcPr>
-            <w:tcW w:w="2519" w:type="dxa"/>
+            <w:tcW w:w="2522" w:type="dxa"/>
+            <w:vAlign w:val="center"/>
           </w:tcPr>
           <w:p>
             <w:pPr>
-              <w:jc w:val="both"/>
+              <w:spacing w:before="0" w:after="0" w:line="240" w:lineRule="auto"/>
+              <w:jc w:val="center"/>
               <w:rPr>
                 <w:rFonts w:ascii="Times New Roman" w:hAnsi="Times New Roman" w:cs="Times New Roman"/>
                 <w:lang w:val="en-GB"/>
@@ -13115,6 +13754,8 @@
             <w:r>
               <w:rPr>
                 <w:rFonts w:ascii="Times New Roman" w:hAnsi="Times New Roman" w:cs="Times New Roman"/>
+                <w:sz w:val="22"/>
+                <w:szCs w:val="22"/>
                 <w:lang w:val="en-GB"/>
               </w:rPr>
               <w:t>constant</w:t>
@@ -13123,11 +13764,13 @@
         </w:tc>
         <w:tc>
           <w:tcPr>
-            <w:tcW w:w="3492" w:type="dxa"/>
+            <w:tcW w:w="3496" w:type="dxa"/>
+            <w:vAlign w:val="center"/>
           </w:tcPr>
           <w:p>
             <w:pPr>
-              <w:jc w:val="both"/>
+              <w:spacing w:before="0" w:after="0" w:line="240" w:lineRule="auto"/>
+              <w:jc w:val="center"/>
               <w:rPr>
                 <w:rFonts w:ascii="Times New Roman" w:hAnsi="Times New Roman" w:cs="Times New Roman"/>
                 <w:lang w:val="en-GB"/>
@@ -13136,6 +13779,8 @@
             <w:r>
               <w:rPr>
                 <w:rFonts w:ascii="Times New Roman" w:hAnsi="Times New Roman" w:cs="Times New Roman"/>
+                <w:sz w:val="22"/>
+                <w:szCs w:val="22"/>
                 <w:lang w:val="en-GB"/>
               </w:rPr>
               <w:t>1.00</w:t>
@@ -13144,13 +13789,18 @@
         </w:tc>
       </w:tr>
       <w:tr>
+        <w:trPr>
+          <w:cantSplit/>
+        </w:trPr>
         <w:tc>
           <w:tcPr>
-            <w:tcW w:w="3005" w:type="dxa"/>
+            <w:tcW w:w="3008" w:type="dxa"/>
+            <w:vAlign w:val="center"/>
           </w:tcPr>
           <w:p>
             <w:pPr>
-              <w:jc w:val="both"/>
+              <w:spacing w:before="0" w:after="0" w:line="240" w:lineRule="auto"/>
+              <w:jc w:val="left"/>
               <w:rPr>
                 <w:rFonts w:ascii="Times New Roman" w:hAnsi="Times New Roman" w:cs="Times New Roman"/>
                 <w:b/>
@@ -13161,8 +13811,8 @@
             <w:r>
               <w:rPr>
                 <w:rFonts w:ascii="Times New Roman" w:hAnsi="Times New Roman" w:cs="Times New Roman"/>
-                <w:b/>
-                <w:bCs/>
+                <w:sz w:val="22"/>
+                <w:szCs w:val="22"/>
                 <w:lang w:val="en-GB"/>
               </w:rPr>
               <w:t xml:space="preserve">First critical speed </w:t>
@@ -13170,10 +13820,10 @@
             <w:r>
               <w:rPr>
                 <w:rFonts w:ascii="Times New Roman" w:hAnsi="Times New Roman" w:cs="Times New Roman"/>
-                <w:b/>
-                <w:bCs/>
                 <w:i/>
                 <w:iCs/>
+                <w:sz w:val="22"/>
+                <w:szCs w:val="22"/>
                 <w:lang w:val="en-GB"/>
               </w:rPr>
               <w:t>n</w:t>
@@ -13181,8 +13831,8 @@
             <w:r>
               <w:rPr>
                 <w:rFonts w:ascii="Times New Roman" w:hAnsi="Times New Roman" w:cs="Times New Roman"/>
-                <w:b/>
-                <w:bCs/>
+                <w:sz w:val="22"/>
+                <w:szCs w:val="22"/>
                 <w:vertAlign w:val="subscript"/>
                 <w:lang w:val="en-GB"/>
               </w:rPr>
@@ -13192,11 +13842,13 @@
         </w:tc>
         <w:tc>
           <w:tcPr>
-            <w:tcW w:w="2519" w:type="dxa"/>
+            <w:tcW w:w="2522" w:type="dxa"/>
+            <w:vAlign w:val="center"/>
           </w:tcPr>
           <w:p>
             <w:pPr>
-              <w:jc w:val="both"/>
+              <w:spacing w:before="0" w:after="0" w:line="240" w:lineRule="auto"/>
+              <w:jc w:val="center"/>
               <w:rPr>
                 <w:rFonts w:ascii="Times New Roman" w:hAnsi="Times New Roman" w:cs="Times New Roman"/>
                 <w:lang w:val="en-GB"/>
@@ -13205,6 +13857,8 @@
             <w:r>
               <w:rPr>
                 <w:rFonts w:ascii="Times New Roman" w:hAnsi="Times New Roman" w:cs="Times New Roman"/>
+                <w:sz w:val="22"/>
+                <w:szCs w:val="22"/>
                 <w:lang w:val="en-GB"/>
               </w:rPr>
               <w:t>∝ Ω</w:t>
@@ -13212,6 +13866,8 @@
             <w:r>
               <w:rPr>
                 <w:rFonts w:ascii="Times New Roman" w:hAnsi="Times New Roman" w:cs="Times New Roman"/>
+                <w:sz w:val="22"/>
+                <w:szCs w:val="22"/>
                 <w:vertAlign w:val="superscript"/>
                 <w:lang w:val="en-GB"/>
               </w:rPr>
@@ -13221,11 +13877,13 @@
         </w:tc>
         <w:tc>
           <w:tcPr>
-            <w:tcW w:w="3492" w:type="dxa"/>
+            <w:tcW w:w="3496" w:type="dxa"/>
+            <w:vAlign w:val="center"/>
           </w:tcPr>
           <w:p>
             <w:pPr>
-              <w:jc w:val="both"/>
+              <w:spacing w:before="0" w:after="0" w:line="240" w:lineRule="auto"/>
+              <w:jc w:val="center"/>
               <w:rPr>
                 <w:rFonts w:ascii="Times New Roman" w:hAnsi="Times New Roman" w:cs="Times New Roman"/>
                 <w:lang w:val="en-GB"/>
@@ -13234,6 +13892,8 @@
             <w:r>
               <w:rPr>
                 <w:rFonts w:ascii="Times New Roman" w:hAnsi="Times New Roman" w:cs="Times New Roman"/>
+                <w:sz w:val="22"/>
+                <w:szCs w:val="22"/>
                 <w:lang w:val="en-GB"/>
               </w:rPr>
               <w:t>0.125</w:t>
@@ -13254,6 +13914,8 @@
     </w:p>
     <w:p>
       <w:pPr>
+        <w:keepNext/>
+        <w:spacing w:before="240" w:after="0" w:line="240" w:lineRule="auto"/>
         <w:jc w:val="center"/>
         <w:rPr>
           <w:rFonts w:ascii="Times New Roman" w:hAnsi="Times New Roman" w:cs="Times New Roman"/>
@@ -13268,9 +13930,9 @@
         </w:rPr>
         <w:drawing>
           <wp:inline distT="0" distB="0" distL="0" distR="0" wp14:anchorId="44154BB6" wp14:editId="13ECAE44">
-            <wp:extent cx="4955369" cy="3086100"/>
+            <wp:extent cx="5731510" cy="3420614"/>
             <wp:effectExtent l="0" t="0" r="0" b="0"/>
-            <wp:docPr id="900000004" name="Picture 900000004"/>
+            <wp:docPr id="900000004" name="Picture 900000004" descr="The same doubling of speed evaluated along three design paths: fixed geometry, tip-speed limited at constant power, and tip-speed limited with the active length capped by rotordynamics."/>
             <wp:cNvGraphicFramePr>
               <a:graphicFrameLocks xmlns:a="http://schemas.openxmlformats.org/drawingml/2006/main" noChangeAspect="1"/>
             </wp:cNvGraphicFramePr>
@@ -13283,7 +13945,6 @@
                   </pic:nvPicPr>
                   <pic:blipFill rotWithShape="1">
                     <a:blip r:embed="rId18"/>
-                    <a:srcRect t="4742"/>
                     <a:stretch>
                       <a:fillRect/>
                     </a:stretch>
@@ -13291,7 +13952,7 @@
                   <pic:spPr bwMode="auto">
                     <a:xfrm>
                       <a:off x="0" y="0"/>
-                      <a:ext cx="5027472" cy="3131004"/>
+                      <a:ext cx="5731510" cy="3420614"/>
                     </a:xfrm>
                     <a:prstGeom prst="rect">
                       <a:avLst/>
@@ -13314,18 +13975,29 @@
     </w:p>
     <w:p>
       <w:pPr>
-        <w:jc w:val="both"/>
-        <w:rPr>
-          <w:rFonts w:ascii="Times New Roman" w:hAnsi="Times New Roman" w:cs="Times New Roman"/>
-          <w:lang w:val="en-GB"/>
-        </w:rPr>
-      </w:pPr>
-      <w:r>
-        <w:rPr>
-          <w:rFonts w:ascii="Times New Roman" w:hAnsi="Times New Roman" w:cs="Times New Roman"/>
-          <w:lang w:val="en-GB"/>
-        </w:rPr>
-        <w:t>Figure 1.7. The same doubling of speed evaluated along three design paths: fixed geometry, tip-speed limited at constant power, and tip-speed limited with the active length capped by rotordynamics.</w:t>
+        <w:pStyle w:val="Caption"/>
+        <w:spacing w:before="120" w:after="240" w:line="259" w:lineRule="auto"/>
+        <w:jc w:val="both"/>
+        <w:rPr>
+          <w:rFonts w:ascii="Times New Roman" w:hAnsi="Times New Roman" w:cs="Times New Roman"/>
+          <w:lang w:val="en-GB"/>
+        </w:rPr>
+      </w:pPr>
+      <w:r>
+        <w:rPr>
+          <w:rFonts w:ascii="Times New Roman" w:hAnsi="Times New Roman" w:cs="Times New Roman"/>
+          <w:b/>
+          <w:bCs/>
+          <w:lang w:val="en-GB"/>
+        </w:rPr>
+        <w:t xml:space="preserve">Figure 1.7.</w:t>
+      </w:r>
+      <w:r>
+        <w:rPr>
+          <w:rFonts w:ascii="Times New Roman" w:hAnsi="Times New Roman" w:cs="Times New Roman"/>
+          <w:lang w:val="en-GB"/>
+        </w:rPr>
+        <w:t xml:space="preserve"> The same doubling of speed evaluated along three design paths: fixed geometry, tip-speed limited at constant power, and tip-speed limited with the active length capped by rotordynamics.</w:t>
       </w:r>
     </w:p>
     <w:p>
@@ -13783,6 +14455,8 @@
     </w:p>
     <w:p>
       <w:pPr>
+        <w:keepNext/>
+        <w:spacing w:before="240" w:after="0" w:line="240" w:lineRule="auto"/>
         <w:jc w:val="center"/>
         <w:rPr>
           <w:rFonts w:ascii="Times New Roman" w:hAnsi="Times New Roman" w:cs="Times New Roman"/>
@@ -13797,9 +14471,9 @@
         </w:rPr>
         <w:drawing>
           <wp:inline distT="0" distB="0" distL="0" distR="0" wp14:anchorId="0F5EAFB7" wp14:editId="28F05D8C">
-            <wp:extent cx="3706036" cy="2514600"/>
-            <wp:effectExtent l="0" t="0" r="8890" b="0"/>
-            <wp:docPr id="900000005" name="Picture 900000005"/>
+            <wp:extent cx="5731510" cy="3095930"/>
+            <wp:effectExtent l="0" t="0" r="0" b="0"/>
+            <wp:docPr id="900000005" name="Picture 900000005" descr="Divergence of the operating speed and the first bending critical speed along the tip-speed-limited design path. The rotordynamic margin degrades as the fourth power of the speed multiplier."/>
             <wp:cNvGraphicFramePr>
               <a:graphicFrameLocks xmlns:a="http://schemas.openxmlformats.org/drawingml/2006/main" noChangeAspect="1"/>
             </wp:cNvGraphicFramePr>
@@ -13812,7 +14486,6 @@
                   </pic:nvPicPr>
                   <pic:blipFill rotWithShape="1">
                     <a:blip r:embed="rId19"/>
-                    <a:srcRect t="4780"/>
                     <a:stretch>
                       <a:fillRect/>
                     </a:stretch>
@@ -13820,7 +14493,7 @@
                   <pic:spPr bwMode="auto">
                     <a:xfrm>
                       <a:off x="0" y="0"/>
-                      <a:ext cx="3744006" cy="2540363"/>
+                      <a:ext cx="5731510" cy="3095930"/>
                     </a:xfrm>
                     <a:prstGeom prst="rect">
                       <a:avLst/>
@@ -13843,18 +14516,29 @@
     </w:p>
     <w:p>
       <w:pPr>
-        <w:jc w:val="both"/>
-        <w:rPr>
-          <w:rFonts w:ascii="Times New Roman" w:hAnsi="Times New Roman" w:cs="Times New Roman"/>
-          <w:lang w:val="en-GB"/>
-        </w:rPr>
-      </w:pPr>
-      <w:r>
-        <w:rPr>
-          <w:rFonts w:ascii="Times New Roman" w:hAnsi="Times New Roman" w:cs="Times New Roman"/>
-          <w:lang w:val="en-GB"/>
-        </w:rPr>
-        <w:t>Figure 1.8. Divergence of the operating speed and the first bending critical speed along the tip-speed-limited design path. The rotordynamic margin degrades as the fourth power of the speed multiplier.</w:t>
+        <w:pStyle w:val="Caption"/>
+        <w:spacing w:before="120" w:after="240" w:line="259" w:lineRule="auto"/>
+        <w:jc w:val="both"/>
+        <w:rPr>
+          <w:rFonts w:ascii="Times New Roman" w:hAnsi="Times New Roman" w:cs="Times New Roman"/>
+          <w:lang w:val="en-GB"/>
+        </w:rPr>
+      </w:pPr>
+      <w:r>
+        <w:rPr>
+          <w:rFonts w:ascii="Times New Roman" w:hAnsi="Times New Roman" w:cs="Times New Roman"/>
+          <w:b/>
+          <w:bCs/>
+          <w:lang w:val="en-GB"/>
+        </w:rPr>
+        <w:t xml:space="preserve">Figure 1.8.</w:t>
+      </w:r>
+      <w:r>
+        <w:rPr>
+          <w:rFonts w:ascii="Times New Roman" w:hAnsi="Times New Roman" w:cs="Times New Roman"/>
+          <w:lang w:val="en-GB"/>
+        </w:rPr>
+        <w:t xml:space="preserve"> Divergence of the operating speed and the first bending critical speed along the tip-speed-limited design path. The rotordynamic margin degrades as the fourth power of the speed multiplier.</w:t>
       </w:r>
     </w:p>
     <w:p>
@@ -13893,7 +14577,9 @@
     </w:p>
     <w:p>
       <w:pPr>
-        <w:jc w:val="both"/>
+        <w:keepNext/>
+        <w:spacing w:before="240" w:after="0" w:line="240" w:lineRule="auto"/>
+        <w:jc w:val="center"/>
         <w:rPr>
           <w:rFonts w:ascii="Times New Roman" w:hAnsi="Times New Roman" w:cs="Times New Roman"/>
           <w:lang w:val="en-GB"/>
@@ -13907,9 +14593,9 @@
         </w:rPr>
         <w:drawing>
           <wp:inline distT="0" distB="0" distL="0" distR="0" wp14:anchorId="22F4EC17" wp14:editId="705E4728">
-            <wp:extent cx="5731510" cy="3199130"/>
-            <wp:effectExtent l="0" t="0" r="2540" b="1270"/>
-            <wp:docPr id="710352468" name="Picture 4"/>
+            <wp:extent cx="5731510" cy="3941937"/>
+            <wp:effectExtent l="0" t="0" r="0" b="0"/>
+            <wp:docPr id="710352468" name="Picture 4" descr="The high-speed trilemma. Mechanical integrity, electromagnetic efficiency and thermal management pull against one another along every edge of the triangle, and feasible high-speed designs occupy the compromise window at its centre. As Section 1.6.1 notes, the power electronic interface acts as the gatekeeper that decides which part of that window can be reached at all."/>
             <wp:cNvGraphicFramePr>
               <a:graphicFrameLocks xmlns:a="http://schemas.openxmlformats.org/drawingml/2006/main" noChangeAspect="1"/>
             </wp:cNvGraphicFramePr>
@@ -13935,7 +14621,7 @@
                   <pic:spPr>
                     <a:xfrm>
                       <a:off x="0" y="0"/>
-                      <a:ext cx="5731510" cy="3199130"/>
+                      <a:ext cx="5731510" cy="3941937"/>
                     </a:xfrm>
                     <a:prstGeom prst="rect">
                       <a:avLst/>
@@ -13950,18 +14636,29 @@
     </w:p>
     <w:p>
       <w:pPr>
-        <w:jc w:val="both"/>
-        <w:rPr>
-          <w:rFonts w:ascii="Times New Roman" w:hAnsi="Times New Roman" w:cs="Times New Roman"/>
-          <w:lang w:val="en-GB"/>
-        </w:rPr>
-      </w:pPr>
-      <w:r>
-        <w:rPr>
-          <w:rFonts w:ascii="Times New Roman" w:hAnsi="Times New Roman" w:cs="Times New Roman"/>
-          <w:lang w:val="en-GB"/>
-        </w:rPr>
-        <w:t>Figure 1.9. The high-speed trilemma. Mechanical integrity, electromagnetic efficiency and thermal management pull against one another along every edge of the triangle, and feasible high-speed designs occupy the compromise window at its centre. As Section 1.6.1 notes, the power electronic interface acts as the gatekeeper that decides which part of that window can be reached at all.</w:t>
+        <w:pStyle w:val="Caption"/>
+        <w:spacing w:before="120" w:after="240" w:line="259" w:lineRule="auto"/>
+        <w:jc w:val="both"/>
+        <w:rPr>
+          <w:rFonts w:ascii="Times New Roman" w:hAnsi="Times New Roman" w:cs="Times New Roman"/>
+          <w:lang w:val="en-GB"/>
+        </w:rPr>
+      </w:pPr>
+      <w:r>
+        <w:rPr>
+          <w:rFonts w:ascii="Times New Roman" w:hAnsi="Times New Roman" w:cs="Times New Roman"/>
+          <w:b/>
+          <w:bCs/>
+          <w:lang w:val="en-GB"/>
+        </w:rPr>
+        <w:t xml:space="preserve">Figure 1.9.</w:t>
+      </w:r>
+      <w:r>
+        <w:rPr>
+          <w:rFonts w:ascii="Times New Roman" w:hAnsi="Times New Roman" w:cs="Times New Roman"/>
+          <w:lang w:val="en-GB"/>
+        </w:rPr>
+        <w:t xml:space="preserve"> The high-speed trilemma. Mechanical integrity, electromagnetic efficiency and thermal management pull against one another along every edge of the triangle, and feasible high-speed designs occupy the compromise window at its centre. As Section 1.6.1 notes, the power electronic interface acts as the gatekeeper that decides which part of that window can be reached at all.</w:t>
       </w:r>
     </w:p>
     <w:p>
@@ -20794,6 +21491,62 @@
     <w:uiPriority w:val="99"/>
     <w:rsid w:val="00A048BB"/>
   </w:style>
+  <w:style w:type="paragraph" w:styleId="Caption">
+    <w:name w:val="caption"/>
+    <w:basedOn w:val="Normal"/>
+    <w:next w:val="Normal"/>
+    <w:uiPriority w:val="35"/>
+    <w:unhideWhenUsed/>
+    <w:qFormat/>
+    <w:pPr>
+      <w:spacing w:before="120" w:after="240" w:line="259" w:lineRule="auto"/>
+      <w:jc w:val="both"/>
+    </w:pPr>
+    <w:rPr>
+      <w:rFonts w:ascii="Times New Roman" w:hAnsi="Times New Roman" w:cs="Times New Roman"/>
+      <w:i w:val="0"/>
+      <w:iCs w:val="0"/>
+      <w:color w:val="000000"/>
+      <w:sz w:val="22"/>
+      <w:szCs w:val="22"/>
+    </w:rPr>
+  </w:style>
+  <w:style w:type="table" w:customStyle="1" w:styleId="HSBookTable">
+    <w:name w:val="HS Book Table"/>
+    <w:basedOn w:val="TableNormal"/>
+    <w:uiPriority w:val="40"/>
+    <w:pPr>
+      <w:spacing w:before="0" w:after="0" w:line="240" w:lineRule="auto"/>
+    </w:pPr>
+    <w:rPr>
+      <w:rFonts w:ascii="Times New Roman" w:hAnsi="Times New Roman" w:cs="Times New Roman"/>
+      <w:sz w:val="22"/>
+      <w:szCs w:val="22"/>
+    </w:rPr>
+    <w:tblPr>
+      <w:tblBorders>
+        <w:top w:val="single" w:sz="8" w:space="0" w:color="000000"/>
+        <w:bottom w:val="single" w:sz="8" w:space="0" w:color="000000"/>
+      </w:tblBorders>
+      <w:tblCellMar>
+        <w:top w:w="45" w:type="dxa"/>
+        <w:left w:w="85" w:type="dxa"/>
+        <w:bottom w:w="45" w:type="dxa"/>
+        <w:right w:w="85" w:type="dxa"/>
+      </w:tblCellMar>
+    </w:tblPr>
+    <w:tblStylePr w:type="firstRow">
+      <w:rPr>
+        <w:b/>
+        <w:bCs/>
+      </w:rPr>
+      <w:tcPr>
+        <w:tcBorders>
+          <w:bottom w:val="single" w:sz="4" w:space="0" w:color="000000"/>
+        </w:tcBorders>
+      </w:tcPr>
+    </w:tblStylePr>
+  </w:style>
 </w:styles>
 </file>
 

--- a/chapter1/to_send/Chapter_1.docx
+++ b/chapter1/to_send/Chapter_1.docx
@@ -2987,7 +2987,7 @@
           <wp:inline distT="0" distB="0" distL="0" distR="0" wp14:anchorId="7AD894E6" wp14:editId="0B319140">
             <wp:extent cx="5731510" cy="6120216"/>
             <wp:effectExtent l="0" t="0" r="0" b="0"/>
-            <wp:docPr id="169046035" name="Picture 1" descr="Traditional geared and integrated direct-drive architectures. (a) a mains-frequency motor drives the impeller through a step-up gearbox having a heavy lubrication system. (b) the impeller is mounted directly on the high-speed motor shaft, optionally carried on active magnetic bearings, and the gearbox, couplings and oil system disappear."/>
+            <wp:docPr id="169046035" name="Picture 1" descr="Traditional geared and integrated direct-drive architectures. (a) a mains-frequency motor drives the impeller through a step-up gearbox having a heavy lubrication system. (b) the impeller is mounted directly on the high-speed motor shaft, optionally carried on active magnetic bearings (AMBs), and the gearbox, couplings and oil system disappear. In (b) the upper half of the unit is drawn in section."/>
             <wp:cNvGraphicFramePr>
               <a:graphicFrameLocks xmlns:a="http://schemas.openxmlformats.org/drawingml/2006/main" noChangeAspect="1"/>
             </wp:cNvGraphicFramePr>
@@ -3083,7 +3083,14 @@
           <w:rFonts w:ascii="Times New Roman" w:hAnsi="Times New Roman" w:cs="Times New Roman"/>
           <w:lang w:val="en-GB"/>
         </w:rPr>
-        <w:t xml:space="preserve"> lubrication system. (b) the impeller is mounted directly on the high-speed motor shaft, optionally carried on active magnetic bearings, and the gearbox, couplings and oil system disappear.</w:t>
+        <w:t xml:space="preserve"> lubrication system. (b) the impeller is mounted directly on the high-speed motor shaft, optionally carried on active magnetic bearings (AMBs), and the gearbox, couplings and oil system disappear.</w:t>
+      </w:r>
+      <w:r>
+        <w:rPr>
+          <w:rFonts w:ascii="Times New Roman" w:hAnsi="Times New Roman" w:cs="Times New Roman"/>
+          <w:lang w:val="en-GB"/>
+        </w:rPr>
+        <w:t xml:space="preserve"> In (b) the upper half of the unit is drawn in section.</w:t>
       </w:r>
     </w:p>
     <w:p>
@@ -6846,9 +6853,9 @@
         </w:rPr>
         <w:drawing>
           <wp:inline distT="0" distB="0" distL="0" distR="0" wp14:anchorId="315E521E" wp14:editId="5149B94B">
-            <wp:extent cx="5731510" cy="2496820"/>
-            <wp:effectExtent l="0" t="0" r="2540" b="0"/>
-            <wp:docPr id="1061725931" name="Picture 2" descr="Computed lateral bending mode shapes of a high-speed rotor assembly between its non-drive end (NDE) and drive end (DE), with the first four natural frequencies. A rotor operated above its first bending mode must pass through resonance on every run-up and coast-down."/>
+            <wp:extent cx="5731510" cy="3294094"/>
+            <wp:effectExtent l="0" t="0" r="0" b="0"/>
+            <wp:docPr id="1061725931" name="Picture 2" descr="Computed lateral bending mode shapes of a high-speed rotor assembly between its non-drive end (NDE) and drive end (DE), with the first four natural frequencies. A rotor operated above its first bending mode must pass through resonance on every run-up and coast-down. The rotor is drawn to scale above the mode shapes, on the same axial scale; the vertical lines mark its radial AMBs."/>
             <wp:cNvGraphicFramePr>
               <a:graphicFrameLocks xmlns:a="http://schemas.openxmlformats.org/drawingml/2006/main" noChangeAspect="1"/>
             </wp:cNvGraphicFramePr>
@@ -6874,7 +6881,7 @@
                   <pic:spPr>
                     <a:xfrm>
                       <a:off x="0" y="0"/>
-                      <a:ext cx="5731510" cy="2496820"/>
+                      <a:ext cx="5731510" cy="3294094"/>
                     </a:xfrm>
                     <a:prstGeom prst="rect">
                       <a:avLst/>
@@ -6933,6 +6940,13 @@
           <w:lang w:val="en-GB"/>
         </w:rPr>
         <w:t xml:space="preserve"> between its non-drive end (NDE) and drive end (DE), with the first four natural frequencies. A rotor operated above its first bending mode must pass through resonance on every run-up and coast-down.</w:t>
+      </w:r>
+      <w:r>
+        <w:rPr>
+          <w:rFonts w:ascii="Times New Roman" w:hAnsi="Times New Roman" w:cs="Times New Roman"/>
+          <w:lang w:val="en-GB"/>
+        </w:rPr>
+        <w:t xml:space="preserve"> The rotor is drawn to scale above the mode shapes, on the same axial scale; the vertical lines mark its radial AMBs.</w:t>
       </w:r>
     </w:p>
     <w:p>

--- a/chapter1/to_send/Chapter_1.docx
+++ b/chapter1/to_send/Chapter_1.docx
@@ -51,7 +51,7 @@
           <w:rFonts w:ascii="Times New Roman" w:hAnsi="Times New Roman" w:cs="Times New Roman"/>
           <w:lang w:val="en-GB"/>
         </w:rPr>
-        <w:t>1.1 Introduction: The High-Speed Landscape</w:t>
+        <w:t xml:space="preserve">1.1 Introduction: the high-speed landscape</w:t>
       </w:r>
     </w:p>
     <w:p>
@@ -83,7 +83,7 @@
           <w:rFonts w:ascii="Times New Roman" w:hAnsi="Times New Roman" w:cs="Times New Roman"/>
           <w:lang w:val="en-GB"/>
         </w:rPr>
-        <w:t>The speed of a high-speed machine is not merely a mechanical rpm value; it is an electrical frequency challenge. The relationship between mechanical speed (</w:t>
+        <w:t xml:space="preserve">The speed of a high-speed machine is not merely a mechanical value in r/min; it is an electrical frequency challenge. The relationship between mechanical speed (</w:t>
       </w:r>
       <w:r>
         <w:rPr>
@@ -587,24 +587,12 @@
           <w:lang w:val="en-GB"/>
         </w:rPr>
       </w:pPr>
-      <w:commentRangeStart w:id="0"/>
-      <w:r>
-        <w:rPr>
-          <w:rFonts w:ascii="Times New Roman" w:hAnsi="Times New Roman" w:cs="Times New Roman"/>
-          <w:lang w:val="en-GB"/>
-        </w:rPr>
-        <w:t>Defining "High Speed"</w:t>
-      </w:r>
-      <w:commentRangeEnd w:id="0"/>
-      <w:r>
-        <w:rPr>
-          <w:rStyle w:val="CommentReference"/>
-          <w:rFonts w:ascii="Times New Roman" w:hAnsi="Times New Roman" w:cs="Times New Roman"/>
-          <w:sz w:val="28"/>
-          <w:szCs w:val="28"/>
-          <w:lang w:val="en-GB"/>
-        </w:rPr>
-        <w:commentReference w:id="0"/>
+      <w:r>
+        <w:rPr>
+          <w:rFonts w:ascii="Times New Roman" w:hAnsi="Times New Roman" w:cs="Times New Roman"/>
+          <w:lang w:val="en-GB"/>
+        </w:rPr>
+        <w:t xml:space="preserve">Defining "high speed"</w:t>
       </w:r>
     </w:p>
     <w:p>
@@ -625,19 +613,23 @@
     </w:p>
     <w:p>
       <w:pPr>
-        <w:pStyle w:val="Heading3"/>
-        <w:jc w:val="both"/>
-        <w:rPr>
-          <w:rFonts w:ascii="Times New Roman" w:hAnsi="Times New Roman" w:cs="Times New Roman"/>
-          <w:lang w:val="en-GB"/>
-        </w:rPr>
-      </w:pPr>
-      <w:r>
-        <w:rPr>
-          <w:rFonts w:ascii="Times New Roman" w:hAnsi="Times New Roman" w:cs="Times New Roman"/>
-          <w:lang w:val="en-GB"/>
-        </w:rPr>
-        <w:t>The r/min fallacy: Why speed is a relative term.</w:t>
+        <w:keepNext/>
+        <w:jc w:val="both"/>
+        <w:rPr>
+          <w:rFonts w:ascii="Times New Roman" w:hAnsi="Times New Roman" w:cs="Times New Roman"/>
+          <w:b/>
+          <w:bCs/>
+          <w:lang w:val="en-GB"/>
+        </w:rPr>
+      </w:pPr>
+      <w:r>
+        <w:rPr>
+          <w:rFonts w:ascii="Times New Roman" w:hAnsi="Times New Roman" w:cs="Times New Roman"/>
+          <w:b/>
+          <w:bCs/>
+          <w:lang w:val="en-GB"/>
+        </w:rPr>
+        <w:t xml:space="preserve">The r/min fallacy: why speed is a relative term</w:t>
       </w:r>
     </w:p>
     <w:p>
@@ -1227,10 +1219,12 @@
     </w:p>
     <w:p>
       <w:pPr>
-        <w:pStyle w:val="Heading3"/>
-        <w:jc w:val="both"/>
-        <w:rPr>
-          <w:rFonts w:ascii="Times New Roman" w:hAnsi="Times New Roman" w:cs="Times New Roman"/>
+        <w:keepNext/>
+        <w:jc w:val="both"/>
+        <w:rPr>
+          <w:rFonts w:ascii="Times New Roman" w:hAnsi="Times New Roman" w:cs="Times New Roman"/>
+          <w:b/>
+          <w:bCs/>
           <w:sz w:val="22"/>
           <w:szCs w:val="22"/>
           <w:lang w:val="en-GB"/>
@@ -1239,23 +1233,29 @@
       <w:r>
         <w:rPr>
           <w:rFonts w:ascii="Times New Roman" w:hAnsi="Times New Roman" w:cs="Times New Roman"/>
-          <w:lang w:val="en-GB"/>
-        </w:rPr>
-        <w:t xml:space="preserve">Different definitions of </w:t>
-      </w:r>
-      <w:r>
-        <w:rPr>
-          <w:rFonts w:ascii="Times New Roman" w:hAnsi="Times New Roman" w:cs="Times New Roman"/>
-          <w:lang w:val="en-GB"/>
-        </w:rPr>
-        <w:t>high</w:t>
-      </w:r>
-      <w:r>
-        <w:rPr>
-          <w:rFonts w:ascii="Times New Roman" w:hAnsi="Times New Roman" w:cs="Times New Roman"/>
-          <w:lang w:val="en-GB"/>
-        </w:rPr>
-        <w:t xml:space="preserve"> speed</w:t>
+          <w:b/>
+          <w:bCs/>
+          <w:lang w:val="en-GB"/>
+        </w:rPr>
+        <w:t xml:space="preserve">Different definitions of high speed</w:t>
+      </w:r>
+      <w:r>
+        <w:rPr>
+          <w:rFonts w:ascii="Times New Roman" w:hAnsi="Times New Roman" w:cs="Times New Roman"/>
+          <w:b/>
+          <w:bCs/>
+          <w:lang w:val="en-GB"/>
+        </w:rPr>
+        <w:t xml:space="preserve"/>
+      </w:r>
+      <w:r>
+        <w:rPr>
+          <w:rFonts w:ascii="Times New Roman" w:hAnsi="Times New Roman" w:cs="Times New Roman"/>
+          <w:b/>
+          <w:bCs/>
+          <w:lang w:val="en-GB"/>
+        </w:rPr>
+        <w:t xml:space="preserve"/>
       </w:r>
     </w:p>
     <w:p>
@@ -1398,7 +1398,6 @@
         </w:rPr>
         <w:t xml:space="preserve">&gt; 100,000) </w:t>
       </w:r>
-      <w:commentRangeStart w:id="2"/>
       <w:r>
         <w:rPr>
           <w:rFonts w:ascii="Times New Roman" w:hAnsi="Times New Roman" w:cs="Times New Roman"/>
@@ -1407,17 +1406,6 @@
         </w:rPr>
         <w:t>(El Hajji et al., 2024)</w:t>
       </w:r>
-      <w:commentRangeEnd w:id="2"/>
-      <w:r>
-        <w:rPr>
-          <w:rStyle w:val="CommentReference"/>
-          <w:rFonts w:ascii="Times New Roman" w:hAnsi="Times New Roman" w:cs="Times New Roman"/>
-          <w:sz w:val="22"/>
-          <w:szCs w:val="22"/>
-          <w:lang w:val="en-GB"/>
-        </w:rPr>
-        <w:commentReference w:id="2"/>
-      </w:r>
       <w:r>
         <w:rPr>
           <w:rFonts w:ascii="Times New Roman" w:hAnsi="Times New Roman" w:cs="Times New Roman"/>
@@ -1435,7 +1423,6 @@
           <w:lang w:val="en-GB"/>
         </w:rPr>
       </w:pPr>
-      <w:commentRangeStart w:id="3"/>
       <w:r>
         <w:rPr>
           <w:rFonts w:ascii="Times New Roman" w:hAnsi="Times New Roman" w:cs="Times New Roman"/>
@@ -1458,17 +1445,6 @@
           <w:lang w:val="en-GB"/>
         </w:rPr>
         <w:t xml:space="preserve"> product), it becomes clear that “high speed” is not just a matter of mechanical or power criteria, but also electromagnetic performance.</w:t>
-      </w:r>
-      <w:commentRangeEnd w:id="3"/>
-      <w:r>
-        <w:rPr>
-          <w:rStyle w:val="CommentReference"/>
-          <w:rFonts w:ascii="Times New Roman" w:hAnsi="Times New Roman" w:cs="Times New Roman"/>
-          <w:sz w:val="22"/>
-          <w:szCs w:val="22"/>
-          <w:lang w:val="en-GB"/>
-        </w:rPr>
-        <w:commentReference w:id="3"/>
       </w:r>
       <w:r>
         <w:rPr>
@@ -1754,31 +1730,19 @@
         </w:rPr>
         <w:t>(</w:t>
       </w:r>
-      <w:commentRangeStart w:id="4"/>
-      <w:r>
-        <w:rPr>
-          <w:rFonts w:ascii="Times New Roman" w:hAnsi="Times New Roman" w:cs="Times New Roman"/>
-          <w:lang w:val="en-GB"/>
-        </w:rPr>
-        <w:t>Armengaud</w:t>
-      </w:r>
-      <w:r>
-        <w:rPr>
-          <w:rFonts w:ascii="Times New Roman" w:hAnsi="Times New Roman" w:cs="Times New Roman"/>
-          <w:lang w:val="en-GB"/>
-        </w:rPr>
-        <w:t xml:space="preserve"> et al, 2025</w:t>
-      </w:r>
-      <w:commentRangeEnd w:id="4"/>
-      <w:r>
-        <w:rPr>
-          <w:rStyle w:val="CommentReference"/>
-          <w:rFonts w:ascii="Times New Roman" w:hAnsi="Times New Roman" w:cs="Times New Roman"/>
-          <w:sz w:val="22"/>
-          <w:szCs w:val="22"/>
-          <w:lang w:val="en-GB"/>
-        </w:rPr>
-        <w:commentReference w:id="4"/>
+      <w:r>
+        <w:rPr>
+          <w:rFonts w:ascii="Times New Roman" w:hAnsi="Times New Roman" w:cs="Times New Roman"/>
+          <w:lang w:val="en-GB"/>
+        </w:rPr>
+        <w:t xml:space="preserve">Armengaud et al., 2025</w:t>
+      </w:r>
+      <w:r>
+        <w:rPr>
+          <w:rFonts w:ascii="Times New Roman" w:hAnsi="Times New Roman" w:cs="Times New Roman"/>
+          <w:lang w:val="en-GB"/>
+        </w:rPr>
+        <w:t xml:space="preserve"/>
       </w:r>
       <w:r>
         <w:rPr>
@@ -2889,7 +2853,7 @@
           <w:rFonts w:ascii="Times New Roman" w:hAnsi="Times New Roman" w:cs="Times New Roman"/>
           <w:lang w:val="en-GB"/>
         </w:rPr>
-        <w:t>Historical Context and the Direct-Drive Revolution</w:t>
+        <w:t xml:space="preserve">Historical context and the direct-drive revolution</w:t>
       </w:r>
       <w:r>
         <w:rPr>
@@ -2917,6 +2881,7 @@
     </w:p>
     <w:p>
       <w:pPr>
+        <w:keepNext/>
         <w:jc w:val="both"/>
         <w:rPr>
           <w:rFonts w:ascii="Times New Roman" w:hAnsi="Times New Roman" w:cs="Times New Roman"/>
@@ -2932,7 +2897,7 @@
           <w:bCs/>
           <w:lang w:val="en-GB"/>
         </w:rPr>
-        <w:t>The Limitations of the Geared Legacy</w:t>
+        <w:t xml:space="preserve">The limitations of the geared legacy</w:t>
       </w:r>
     </w:p>
     <w:p>
@@ -2975,7 +2940,6 @@
           <w:lang w:val="en-GB"/>
         </w:rPr>
       </w:pPr>
-      <w:commentRangeStart w:id="5"/>
       <w:r>
         <w:rPr>
           <w:rFonts w:ascii="Times New Roman" w:hAnsi="Times New Roman" w:cs="Times New Roman"/>
@@ -2985,9 +2949,9 @@
         <w:lastRenderedPageBreak/>
         <w:drawing>
           <wp:inline distT="0" distB="0" distL="0" distR="0" wp14:anchorId="7AD894E6" wp14:editId="0B319140">
-            <wp:extent cx="5731510" cy="6120216"/>
+            <wp:extent cx="5731510" cy="6030280"/>
             <wp:effectExtent l="0" t="0" r="0" b="0"/>
-            <wp:docPr id="169046035" name="Picture 1" descr="Traditional geared and integrated direct-drive architectures. (a) a mains-frequency motor drives the impeller through a step-up gearbox having a heavy lubrication system. (b) the impeller is mounted directly on the high-speed motor shaft, optionally carried on active magnetic bearings (AMBs), and the gearbox, couplings and oil system disappear. In (b) the upper half of the unit is drawn in section."/>
+            <wp:docPr id="169046035" name="Picture 1" descr="Traditional geared and integrated direct-drive architectures. (a) a mains-frequency motor drives the impeller through a step-up gearbox having a heavy lubrication system. (b) the impeller is mounted directly on the high-speed motor shaft, optionally carried on active magnetic bearings (AMBs), and the gearbox, couplings and oil system disappear. The units are drawn to scale for a compressor of about 300 kW: (a) and (b) at one scale, so that their sizes compare directly, and (c), the motor of (b) with its upper half in section, at twice that scale. The dimensions are representative of catalogue equipment, not those of a particular machine."/>
             <wp:cNvGraphicFramePr>
               <a:graphicFrameLocks xmlns:a="http://schemas.openxmlformats.org/drawingml/2006/main" noChangeAspect="1"/>
             </wp:cNvGraphicFramePr>
@@ -3013,7 +2977,7 @@
                   <pic:spPr bwMode="auto">
                     <a:xfrm>
                       <a:off x="0" y="0"/>
-                      <a:ext cx="5731510" cy="6120216"/>
+                      <a:ext cx="5731510" cy="6030280"/>
                     </a:xfrm>
                     <a:prstGeom prst="rect">
                       <a:avLst/>
@@ -3033,17 +2997,6 @@
           </wp:inline>
         </w:drawing>
       </w:r>
-      <w:commentRangeEnd w:id="5"/>
-      <w:r>
-        <w:rPr>
-          <w:rStyle w:val="CommentReference"/>
-          <w:rFonts w:ascii="Times New Roman" w:hAnsi="Times New Roman" w:cs="Times New Roman"/>
-          <w:sz w:val="22"/>
-          <w:szCs w:val="22"/>
-          <w:lang w:val="en-GB"/>
-        </w:rPr>
-        <w:commentReference w:id="5"/>
-      </w:r>
     </w:p>
     <w:p>
       <w:pPr>
@@ -3090,11 +3043,12 @@
           <w:rFonts w:ascii="Times New Roman" w:hAnsi="Times New Roman" w:cs="Times New Roman"/>
           <w:lang w:val="en-GB"/>
         </w:rPr>
-        <w:t xml:space="preserve"> In (b) the upper half of the unit is drawn in section.</w:t>
-      </w:r>
-    </w:p>
-    <w:p>
-      <w:pPr>
+        <w:t xml:space="preserve"> The units are drawn to scale for a compressor of about 300 kW: (a) and (b) at one scale, so that their sizes compare directly, and (c), the motor of (b) with its upper half in section, at twice that scale. The dimensions are representative of catalogue equipment, not those of a particular machine.</w:t>
+      </w:r>
+    </w:p>
+    <w:p>
+      <w:pPr>
+        <w:keepNext/>
         <w:jc w:val="both"/>
         <w:rPr>
           <w:rFonts w:ascii="Times New Roman" w:hAnsi="Times New Roman" w:cs="Times New Roman"/>
@@ -3103,7 +3057,6 @@
           <w:lang w:val="en-GB"/>
         </w:rPr>
       </w:pPr>
-      <w:commentRangeStart w:id="6"/>
       <w:r>
         <w:rPr>
           <w:rFonts w:ascii="Times New Roman" w:hAnsi="Times New Roman" w:cs="Times New Roman"/>
@@ -3111,20 +3064,7 @@
           <w:bCs/>
           <w:lang w:val="en-GB"/>
         </w:rPr>
-        <w:t>The Integrated High-Speed Unit: A Leap in Performance</w:t>
-      </w:r>
-      <w:commentRangeEnd w:id="6"/>
-      <w:r>
-        <w:rPr>
-          <w:rStyle w:val="CommentReference"/>
-          <w:rFonts w:ascii="Times New Roman" w:hAnsi="Times New Roman" w:cs="Times New Roman"/>
-          <w:b/>
-          <w:bCs/>
-          <w:sz w:val="22"/>
-          <w:szCs w:val="22"/>
-          <w:lang w:val="en-GB"/>
-        </w:rPr>
-        <w:commentReference w:id="6"/>
+        <w:t xml:space="preserve">The integrated high-speed unit: a leap in performance</w:t>
       </w:r>
     </w:p>
     <w:p>
@@ -3205,6 +3145,7 @@
     </w:p>
     <w:p>
       <w:pPr>
+        <w:keepNext/>
         <w:jc w:val="both"/>
         <w:rPr>
           <w:rFonts w:ascii="Times New Roman" w:hAnsi="Times New Roman" w:cs="Times New Roman"/>
@@ -3221,7 +3162,7 @@
           <w:lang w:val="en-GB"/>
         </w:rPr>
         <w:lastRenderedPageBreak/>
-        <w:t>Challenges and Trade-offs</w:t>
+        <w:t xml:space="preserve">Challenges and trade-offs</w:t>
       </w:r>
     </w:p>
     <w:p>
@@ -3342,6 +3283,7 @@
     </w:p>
     <w:p>
       <w:pPr>
+        <w:keepNext/>
         <w:jc w:val="both"/>
         <w:rPr>
           <w:rFonts w:ascii="Times New Roman" w:hAnsi="Times New Roman" w:cs="Times New Roman"/>
@@ -3357,7 +3299,7 @@
           <w:bCs/>
           <w:lang w:val="en-GB"/>
         </w:rPr>
-        <w:t>The Divergent Evolution: Direct-Drive Industrial vs. Geared Traction</w:t>
+        <w:t xml:space="preserve">The divergent evolution: direct-drive industrial vs. geared traction</w:t>
       </w:r>
     </w:p>
     <w:p>
@@ -3392,6 +3334,7 @@
     </w:p>
     <w:p>
       <w:pPr>
+        <w:keepNext/>
         <w:jc w:val="both"/>
         <w:rPr>
           <w:rFonts w:ascii="Times New Roman" w:hAnsi="Times New Roman" w:cs="Times New Roman"/>
@@ -3407,7 +3350,7 @@
           <w:bCs/>
           <w:lang w:val="en-GB"/>
         </w:rPr>
-        <w:t>The Industrial Paradigm: The "Gearless" Hermetic Unit</w:t>
+        <w:t xml:space="preserve">The industrial paradigm: the "gearless" hermetic unit</w:t>
       </w:r>
     </w:p>
     <w:p>
@@ -3458,6 +3401,7 @@
     </w:p>
     <w:p>
       <w:pPr>
+        <w:keepNext/>
         <w:jc w:val="both"/>
         <w:rPr>
           <w:rFonts w:ascii="Times New Roman" w:hAnsi="Times New Roman" w:cs="Times New Roman"/>
@@ -3473,7 +3417,7 @@
           <w:bCs/>
           <w:lang w:val="en-GB"/>
         </w:rPr>
-        <w:t>The Traction Paradigm: The Geared High-Speed Optimum</w:t>
+        <w:t xml:space="preserve">The traction paradigm: the geared high-speed optimum</w:t>
       </w:r>
     </w:p>
     <w:p>
@@ -3510,6 +3454,7 @@
     </w:p>
     <w:p>
       <w:pPr>
+        <w:keepNext/>
         <w:jc w:val="both"/>
         <w:rPr>
           <w:rFonts w:ascii="Times New Roman" w:hAnsi="Times New Roman" w:cs="Times New Roman"/>
@@ -3525,7 +3470,7 @@
           <w:bCs/>
           <w:lang w:val="en-GB"/>
         </w:rPr>
-        <w:t>The Economic Paradox: Why "More Parts" Can Be Cheaper</w:t>
+        <w:t xml:space="preserve">The economic paradox: why "more parts" can be cheaper</w:t>
       </w:r>
     </w:p>
     <w:p>
@@ -3676,6 +3621,19 @@
     </w:p>
     <w:p>
       <w:pPr>
+        <w:pStyle w:val="Heading2"/>
+        <w:jc w:val="both"/>
+      </w:pPr>
+      <w:r>
+        <w:rPr>
+          <w:rFonts w:ascii="Times New Roman" w:hAnsi="Times New Roman" w:cs="Times New Roman"/>
+          <w:lang w:val="en-GB"/>
+        </w:rPr>
+        <w:t xml:space="preserve">1.2 The two paradigms: industrial and mobile</w:t>
+      </w:r>
+    </w:p>
+    <w:p>
+      <w:pPr>
         <w:pStyle w:val="Heading3"/>
         <w:jc w:val="both"/>
         <w:rPr>
@@ -3688,7 +3646,7 @@
           <w:rFonts w:ascii="Times New Roman" w:hAnsi="Times New Roman" w:cs="Times New Roman"/>
           <w:lang w:val="en-GB"/>
         </w:rPr>
-        <w:t>1.2.1 Industrial High-Speed Machines: The Stationary Approach</w:t>
+        <w:t xml:space="preserve">1.2.1 Industrial high-speed machines: the stationary approach</w:t>
       </w:r>
     </w:p>
     <w:p>
@@ -3725,6 +3683,7 @@
     </w:p>
     <w:p>
       <w:pPr>
+        <w:keepNext/>
         <w:jc w:val="both"/>
         <w:rPr>
           <w:rFonts w:ascii="Times New Roman" w:hAnsi="Times New Roman" w:cs="Times New Roman"/>
@@ -3740,7 +3699,7 @@
           <w:bCs/>
           <w:lang w:val="en-GB"/>
         </w:rPr>
-        <w:t>Applications: The Drivers of Direct-Drive</w:t>
+        <w:t xml:space="preserve">Applications: the drivers of direct drive</w:t>
       </w:r>
     </w:p>
     <w:p>
@@ -3849,6 +3808,7 @@
     </w:p>
     <w:p>
       <w:pPr>
+        <w:keepNext/>
         <w:jc w:val="both"/>
         <w:rPr>
           <w:rFonts w:ascii="Times New Roman" w:hAnsi="Times New Roman" w:cs="Times New Roman"/>
@@ -3864,7 +3824,7 @@
           <w:bCs/>
           <w:lang w:val="en-GB"/>
         </w:rPr>
-        <w:t>Topology: The Logic of Low Pole Counts</w:t>
+        <w:t xml:space="preserve">Topology: the logic of low pole counts</w:t>
       </w:r>
     </w:p>
     <w:p>
@@ -3957,6 +3917,7 @@
     </w:p>
     <w:p>
       <w:pPr>
+        <w:keepNext/>
         <w:jc w:val="both"/>
         <w:rPr>
           <w:rFonts w:ascii="Times New Roman" w:hAnsi="Times New Roman" w:cs="Times New Roman"/>
@@ -3972,7 +3933,7 @@
           <w:bCs/>
           <w:lang w:val="en-GB"/>
         </w:rPr>
-        <w:t>Two</w:t>
+        <w:t xml:space="preserve">Two-pole induction machines (IM)</w:t>
       </w:r>
       <w:r>
         <w:rPr>
@@ -3981,7 +3942,7 @@
           <w:bCs/>
           <w:lang w:val="en-GB"/>
         </w:rPr>
-        <w:t>-Pole Induction Machines (IM)</w:t>
+        <w:t xml:space="preserve"/>
       </w:r>
     </w:p>
     <w:p>
@@ -4107,6 +4068,7 @@
     </w:p>
     <w:p>
       <w:pPr>
+        <w:keepNext/>
         <w:jc w:val="both"/>
         <w:rPr>
           <w:rFonts w:ascii="Times New Roman" w:hAnsi="Times New Roman" w:cs="Times New Roman"/>
@@ -4123,7 +4085,7 @@
           <w:lang w:val="en-GB"/>
         </w:rPr>
         <w:lastRenderedPageBreak/>
-        <w:t xml:space="preserve">2/4-Pole </w:t>
+        <w:t xml:space="preserve">2/4-pole rotor-surface-magnet PMSMs</w:t>
       </w:r>
       <w:r>
         <w:rPr>
@@ -4132,7 +4094,7 @@
           <w:bCs/>
           <w:lang w:val="en-GB"/>
         </w:rPr>
-        <w:t>Rotor-</w:t>
+        <w:t xml:space="preserve"/>
       </w:r>
       <w:r>
         <w:rPr>
@@ -4141,7 +4103,7 @@
           <w:bCs/>
           <w:lang w:val="en-GB"/>
         </w:rPr>
-        <w:t>Surface</w:t>
+        <w:t xml:space="preserve"/>
       </w:r>
       <w:r>
         <w:rPr>
@@ -4150,7 +4112,7 @@
           <w:bCs/>
           <w:lang w:val="en-GB"/>
         </w:rPr>
-        <w:t>-Magnet</w:t>
+        <w:t xml:space="preserve"/>
       </w:r>
       <w:r>
         <w:rPr>
@@ -4159,7 +4121,7 @@
           <w:bCs/>
           <w:lang w:val="en-GB"/>
         </w:rPr>
-        <w:t xml:space="preserve"> </w:t>
+        <w:t xml:space="preserve"/>
       </w:r>
       <w:r>
         <w:rPr>
@@ -4168,7 +4130,7 @@
           <w:bCs/>
           <w:lang w:val="en-GB"/>
         </w:rPr>
-        <w:t>PMSMs</w:t>
+        <w:t xml:space="preserve"/>
       </w:r>
     </w:p>
     <w:p>
@@ -4193,7 +4155,6 @@
         </w:rPr>
         <w:t xml:space="preserve"> </w:t>
       </w:r>
-      <w:commentRangeStart w:id="7"/>
       <w:r>
         <w:rPr>
           <w:rFonts w:ascii="Times New Roman" w:hAnsi="Times New Roman" w:cs="Times New Roman"/>
@@ -4222,17 +4183,6 @@
         </w:rPr>
         <w:t>, 2026)</w:t>
       </w:r>
-      <w:commentRangeEnd w:id="7"/>
-      <w:r>
-        <w:rPr>
-          <w:rStyle w:val="CommentReference"/>
-          <w:rFonts w:ascii="Times New Roman" w:hAnsi="Times New Roman" w:cs="Times New Roman"/>
-          <w:sz w:val="22"/>
-          <w:szCs w:val="22"/>
-          <w:lang w:val="en-GB"/>
-        </w:rPr>
-        <w:commentReference w:id="7"/>
-      </w:r>
       <w:r>
         <w:rPr>
           <w:rFonts w:ascii="Times New Roman" w:hAnsi="Times New Roman" w:cs="Times New Roman"/>
@@ -4301,6 +4251,7 @@
     </w:p>
     <w:p>
       <w:pPr>
+        <w:keepNext/>
         <w:jc w:val="both"/>
         <w:rPr>
           <w:rFonts w:ascii="Times New Roman" w:hAnsi="Times New Roman" w:cs="Times New Roman"/>
@@ -4316,7 +4267,7 @@
           <w:bCs/>
           <w:lang w:val="en-GB"/>
         </w:rPr>
-        <w:t>Strategy: Mechanical Robustness and Sleeve Technology</w:t>
+        <w:t xml:space="preserve">Strategy: mechanical robustness and sleeve technology</w:t>
       </w:r>
     </w:p>
     <w:p>
@@ -4439,6 +4390,7 @@
     </w:p>
     <w:p>
       <w:pPr>
+        <w:keepNext/>
         <w:jc w:val="both"/>
         <w:rPr>
           <w:rFonts w:ascii="Times New Roman" w:hAnsi="Times New Roman" w:cs="Times New Roman"/>
@@ -4454,7 +4406,7 @@
           <w:bCs/>
           <w:lang w:val="en-GB"/>
         </w:rPr>
-        <w:t>Power Electronics: The IGBT Compatibility</w:t>
+        <w:t xml:space="preserve">Power electronics: the IGBT compatibility</w:t>
       </w:r>
     </w:p>
     <w:p>
@@ -4677,7 +4629,6 @@
         </w:rPr>
         <w:t>, to lower rotor losses</w:t>
       </w:r>
-      <w:commentRangeStart w:id="8"/>
       <w:r>
         <w:rPr>
           <w:rFonts w:ascii="Times New Roman" w:hAnsi="Times New Roman" w:cs="Times New Roman"/>
@@ -4685,56 +4636,46 @@
         </w:rPr>
         <w:t>.</w:t>
       </w:r>
-      <w:commentRangeEnd w:id="8"/>
-      <w:r>
-        <w:rPr>
-          <w:rStyle w:val="CommentReference"/>
-          <w:rFonts w:ascii="Times New Roman" w:hAnsi="Times New Roman" w:cs="Times New Roman"/>
-          <w:sz w:val="22"/>
-          <w:szCs w:val="22"/>
-          <w:lang w:val="en-GB"/>
-        </w:rPr>
-        <w:commentReference w:id="8"/>
-      </w:r>
-    </w:p>
-    <w:p>
-      <w:pPr>
-        <w:jc w:val="both"/>
-        <w:rPr>
-          <w:rFonts w:ascii="Times New Roman" w:hAnsi="Times New Roman" w:cs="Times New Roman"/>
-          <w:lang w:val="en-GB"/>
-        </w:rPr>
-      </w:pPr>
-    </w:p>
-    <w:p>
-      <w:pPr>
-        <w:jc w:val="both"/>
-        <w:rPr>
-          <w:rFonts w:ascii="Times New Roman" w:hAnsi="Times New Roman" w:cs="Times New Roman"/>
-          <w:lang w:val="en-GB"/>
-        </w:rPr>
-      </w:pPr>
-    </w:p>
-    <w:p>
-      <w:pPr>
-        <w:jc w:val="both"/>
-        <w:rPr>
-          <w:rFonts w:ascii="Times New Roman" w:hAnsi="Times New Roman" w:cs="Times New Roman"/>
-          <w:lang w:val="en-GB"/>
-        </w:rPr>
-      </w:pPr>
-    </w:p>
-    <w:p>
-      <w:pPr>
-        <w:jc w:val="both"/>
-        <w:rPr>
-          <w:rFonts w:ascii="Times New Roman" w:hAnsi="Times New Roman" w:cs="Times New Roman"/>
-          <w:lang w:val="en-GB"/>
-        </w:rPr>
-      </w:pPr>
-    </w:p>
-    <w:p>
-      <w:pPr>
+    </w:p>
+    <w:p>
+      <w:pPr>
+        <w:jc w:val="both"/>
+        <w:rPr>
+          <w:rFonts w:ascii="Times New Roman" w:hAnsi="Times New Roman" w:cs="Times New Roman"/>
+          <w:lang w:val="en-GB"/>
+        </w:rPr>
+      </w:pPr>
+    </w:p>
+    <w:p>
+      <w:pPr>
+        <w:jc w:val="both"/>
+        <w:rPr>
+          <w:rFonts w:ascii="Times New Roman" w:hAnsi="Times New Roman" w:cs="Times New Roman"/>
+          <w:lang w:val="en-GB"/>
+        </w:rPr>
+      </w:pPr>
+    </w:p>
+    <w:p>
+      <w:pPr>
+        <w:jc w:val="both"/>
+        <w:rPr>
+          <w:rFonts w:ascii="Times New Roman" w:hAnsi="Times New Roman" w:cs="Times New Roman"/>
+          <w:lang w:val="en-GB"/>
+        </w:rPr>
+      </w:pPr>
+    </w:p>
+    <w:p>
+      <w:pPr>
+        <w:jc w:val="both"/>
+        <w:rPr>
+          <w:rFonts w:ascii="Times New Roman" w:hAnsi="Times New Roman" w:cs="Times New Roman"/>
+          <w:lang w:val="en-GB"/>
+        </w:rPr>
+      </w:pPr>
+    </w:p>
+    <w:p>
+      <w:pPr>
+        <w:keepNext/>
         <w:jc w:val="both"/>
         <w:rPr>
           <w:rFonts w:ascii="Times New Roman" w:hAnsi="Times New Roman" w:cs="Times New Roman"/>
@@ -4751,7 +4692,7 @@
           <w:lang w:val="en-GB"/>
         </w:rPr>
         <w:lastRenderedPageBreak/>
-        <w:t>Conclusion: The Stationary Philosophy</w:t>
+        <w:t xml:space="preserve">Conclusion: the stationary philosophy</w:t>
       </w:r>
     </w:p>
     <w:p>
@@ -4784,7 +4725,7 @@
           <w:rFonts w:ascii="Times New Roman" w:hAnsi="Times New Roman" w:cs="Times New Roman"/>
           <w:lang w:val="en-GB"/>
         </w:rPr>
-        <w:t>1.2.2 High-Specific-Power HS Machines: The Mobile Approach</w:t>
+        <w:t xml:space="preserve">1.2.2 High-specific-power HS machines: the mobile approach</w:t>
       </w:r>
     </w:p>
     <w:p>
@@ -4833,6 +4774,7 @@
     </w:p>
     <w:p>
       <w:pPr>
+        <w:keepNext/>
         <w:jc w:val="both"/>
         <w:rPr>
           <w:rFonts w:ascii="Times New Roman" w:hAnsi="Times New Roman" w:cs="Times New Roman"/>
@@ -4848,7 +4790,7 @@
           <w:bCs/>
           <w:lang w:val="en-GB"/>
         </w:rPr>
-        <w:t>Applications: The Pursuit of Power Density</w:t>
+        <w:t xml:space="preserve">Applications: the pursuit of power density</w:t>
       </w:r>
     </w:p>
     <w:p>
@@ -4929,6 +4871,7 @@
     </w:p>
     <w:p>
       <w:pPr>
+        <w:keepNext/>
         <w:jc w:val="both"/>
         <w:rPr>
           <w:rFonts w:ascii="Times New Roman" w:hAnsi="Times New Roman" w:cs="Times New Roman"/>
@@ -4944,7 +4887,7 @@
           <w:bCs/>
           <w:lang w:val="en-GB"/>
         </w:rPr>
-        <w:t>Topology: Multi-pole IPM and Reluctance Torque</w:t>
+        <w:t xml:space="preserve">Topology: multi-pole IPM and reluctance torque</w:t>
       </w:r>
     </w:p>
     <w:p>
@@ -5084,6 +5027,7 @@
     </w:p>
     <w:p>
       <w:pPr>
+        <w:keepNext/>
         <w:jc w:val="both"/>
         <w:rPr>
           <w:rFonts w:ascii="Times New Roman" w:hAnsi="Times New Roman" w:cs="Times New Roman"/>
@@ -5099,7 +5043,7 @@
           <w:bCs/>
           <w:lang w:val="en-GB"/>
         </w:rPr>
-        <w:t>Strategy: Mass Minimization through Frequency</w:t>
+        <w:t xml:space="preserve">Strategy: mass minimization through frequency</w:t>
       </w:r>
     </w:p>
     <w:p>
@@ -5168,7 +5112,6 @@
         </w:rPr>
         <w:t>However, this mass reduction comes at a steep price: high fundamental frequency. An 8-pole motor spinning at 15,000 r/min requires a fundamental frequency of 1,000 Hz. At 30,000 r/min, this rises to 2,000 Hz. To manage the resulting iron losses, mobile HS machines utilize ultra-thin, high-performance electrical steels (often 0.1 mm or 0.2 mm thick) and highly optimized cooling paths,</w:t>
       </w:r>
-      <w:commentRangeStart w:id="9"/>
       <w:r>
         <w:rPr>
           <w:rFonts w:ascii="Times New Roman" w:hAnsi="Times New Roman" w:cs="Times New Roman"/>
@@ -5190,20 +5133,10 @@
         </w:rPr>
         <w:t xml:space="preserve"> used to cool the stator windings and rotor.</w:t>
       </w:r>
-      <w:commentRangeEnd w:id="9"/>
-      <w:r>
-        <w:rPr>
-          <w:rStyle w:val="CommentReference"/>
-          <w:rFonts w:ascii="Times New Roman" w:hAnsi="Times New Roman" w:cs="Times New Roman"/>
-          <w:sz w:val="22"/>
-          <w:szCs w:val="22"/>
-          <w:lang w:val="en-GB"/>
-        </w:rPr>
-        <w:commentReference w:id="9"/>
-      </w:r>
-    </w:p>
-    <w:p>
-      <w:pPr>
+    </w:p>
+    <w:p>
+      <w:pPr>
+        <w:keepNext/>
         <w:jc w:val="both"/>
         <w:rPr>
           <w:rFonts w:ascii="Times New Roman" w:hAnsi="Times New Roman" w:cs="Times New Roman"/>
@@ -5219,7 +5152,7 @@
           <w:bCs/>
           <w:lang w:val="en-GB"/>
         </w:rPr>
-        <w:t>Power Electronics: The Necessity of Wide Bandgap (SiC/GaN)</w:t>
+        <w:t xml:space="preserve">Power electronics: the necessity of wide bandgap (SiC/GaN)</w:t>
       </w:r>
     </w:p>
     <w:p>
@@ -5503,6 +5436,7 @@
     </w:p>
     <w:p>
       <w:pPr>
+        <w:keepNext/>
         <w:jc w:val="both"/>
         <w:rPr>
           <w:rFonts w:ascii="Times New Roman" w:hAnsi="Times New Roman" w:cs="Times New Roman"/>
@@ -5518,7 +5452,7 @@
           <w:bCs/>
           <w:lang w:val="en-GB"/>
         </w:rPr>
-        <w:t>Conclusion: The High-Frequency High-Density Frontier</w:t>
+        <w:t xml:space="preserve">Conclusion: the high-frequency high-density frontier</w:t>
       </w:r>
     </w:p>
     <w:p>
@@ -5552,7 +5486,7 @@
           <w:lang w:val="en-GB"/>
         </w:rPr>
         <w:lastRenderedPageBreak/>
-        <w:t>1.3 Fundamental Physical Constraints</w:t>
+        <w:t xml:space="preserve">1.3 Fundamental physical constraints</w:t>
       </w:r>
     </w:p>
     <w:p>
@@ -5583,7 +5517,7 @@
           <w:rFonts w:ascii="Times New Roman" w:hAnsi="Times New Roman" w:cs="Times New Roman"/>
           <w:lang w:val="en-GB"/>
         </w:rPr>
-        <w:t xml:space="preserve"> Mechanical Limits: The </w:t>
+        <w:t xml:space="preserve"> Mechanical limits: the </w:t>
       </w:r>
       <w:r>
         <w:rPr>
@@ -5624,7 +5558,7 @@
           <w:rFonts w:ascii="Times New Roman" w:hAnsi="Times New Roman" w:cs="Times New Roman"/>
           <w:lang w:val="en-GB"/>
         </w:rPr>
-        <w:t xml:space="preserve"> Wall</w:t>
+        <w:t xml:space="preserve"> wall</w:t>
       </w:r>
     </w:p>
     <w:p>
@@ -5702,6 +5636,7 @@
     </w:p>
     <w:p>
       <w:pPr>
+        <w:keepNext/>
         <w:jc w:val="both"/>
         <w:rPr>
           <w:rFonts w:ascii="Times New Roman" w:hAnsi="Times New Roman" w:cs="Times New Roman"/>
@@ -5717,7 +5652,7 @@
           <w:bCs/>
           <w:lang w:val="en-GB"/>
         </w:rPr>
-        <w:t>Centrifugal Stress Distribution: Solid vs. Laminated Rotors</w:t>
+        <w:t xml:space="preserve">Centrifugal stress distribution: solid vs. laminated rotors</w:t>
       </w:r>
     </w:p>
     <w:p>
@@ -5800,38 +5735,26 @@
         </w:rPr>
         <w:t xml:space="preserve"> </w:t>
       </w:r>
-      <w:commentRangeStart w:id="10"/>
-      <w:r>
-        <w:rPr>
-          <w:rFonts w:ascii="Times New Roman" w:hAnsi="Times New Roman" w:cs="Times New Roman"/>
-          <w:lang w:val="en-GB"/>
-        </w:rPr>
-        <w:t>(Canseven et. al.</w:t>
-      </w:r>
-      <w:r>
-        <w:rPr>
-          <w:rFonts w:ascii="Times New Roman" w:hAnsi="Times New Roman" w:cs="Times New Roman"/>
-          <w:lang w:val="en-GB"/>
-        </w:rPr>
-        <w:t>,</w:t>
-      </w:r>
-      <w:r>
-        <w:rPr>
-          <w:rFonts w:ascii="Times New Roman" w:hAnsi="Times New Roman" w:cs="Times New Roman"/>
-          <w:lang w:val="en-GB"/>
-        </w:rPr>
-        <w:t xml:space="preserve"> 2024)</w:t>
-      </w:r>
-      <w:commentRangeEnd w:id="10"/>
-      <w:r>
-        <w:rPr>
-          <w:rStyle w:val="CommentReference"/>
-          <w:rFonts w:ascii="Times New Roman" w:hAnsi="Times New Roman" w:cs="Times New Roman"/>
-          <w:sz w:val="22"/>
-          <w:szCs w:val="22"/>
-          <w:lang w:val="en-GB"/>
-        </w:rPr>
-        <w:commentReference w:id="10"/>
+      <w:r>
+        <w:rPr>
+          <w:rFonts w:ascii="Times New Roman" w:hAnsi="Times New Roman" w:cs="Times New Roman"/>
+          <w:lang w:val="en-GB"/>
+        </w:rPr>
+        <w:t xml:space="preserve">(Canseven et al., 2024</w:t>
+      </w:r>
+      <w:r>
+        <w:rPr>
+          <w:rFonts w:ascii="Times New Roman" w:hAnsi="Times New Roman" w:cs="Times New Roman"/>
+          <w:lang w:val="en-GB"/>
+        </w:rPr>
+        <w:t xml:space="preserve"/>
+      </w:r>
+      <w:r>
+        <w:rPr>
+          <w:rFonts w:ascii="Times New Roman" w:hAnsi="Times New Roman" w:cs="Times New Roman"/>
+          <w:lang w:val="en-GB"/>
+        </w:rPr>
+        <w:t xml:space="preserve">)</w:t>
       </w:r>
       <w:r>
         <w:rPr>
@@ -5968,24 +5891,12 @@
         </w:rPr>
         <w:t xml:space="preserve"> </w:t>
       </w:r>
-      <w:commentRangeStart w:id="11"/>
       <w:r>
         <w:rPr>
           <w:rFonts w:ascii="Times New Roman" w:hAnsi="Times New Roman" w:cs="Times New Roman"/>
           <w:lang w:val="en-GB"/>
         </w:rPr>
         <w:t>The factor of two is exact for a thin disc</w:t>
-      </w:r>
-      <w:commentRangeEnd w:id="11"/>
-      <w:r>
-        <w:rPr>
-          <w:rStyle w:val="CommentReference"/>
-          <w:rFonts w:ascii="Times New Roman" w:hAnsi="Times New Roman" w:cs="Times New Roman"/>
-          <w:sz w:val="22"/>
-          <w:szCs w:val="22"/>
-          <w:lang w:val="en-GB"/>
-        </w:rPr>
-        <w:commentReference w:id="11"/>
       </w:r>
       <w:r>
         <w:rPr>
@@ -6469,6 +6380,7 @@
     </w:p>
     <w:p>
       <w:pPr>
+        <w:keepNext/>
         <w:jc w:val="both"/>
         <w:rPr>
           <w:rFonts w:ascii="Times New Roman" w:hAnsi="Times New Roman" w:cs="Times New Roman"/>
@@ -6484,7 +6396,7 @@
           <w:bCs/>
           <w:lang w:val="en-GB"/>
         </w:rPr>
-        <w:t>Material Fatigue and the Retention System</w:t>
+        <w:t xml:space="preserve">Material fatigue and the retention system</w:t>
       </w:r>
     </w:p>
     <w:p>
@@ -6747,7 +6659,7 @@
           <w:lang w:val="en-GB"/>
         </w:rPr>
         <w:lastRenderedPageBreak/>
-        <w:t>1.3.2 Rotordynamics and Critical Speeds</w:t>
+        <w:t xml:space="preserve">1.3.2 Rotordynamics and critical speeds</w:t>
       </w:r>
     </w:p>
     <w:p>
@@ -6951,6 +6863,7 @@
     </w:p>
     <w:p>
       <w:pPr>
+        <w:keepNext/>
         <w:jc w:val="both"/>
         <w:rPr>
           <w:rFonts w:ascii="Times New Roman" w:hAnsi="Times New Roman" w:cs="Times New Roman"/>
@@ -6959,7 +6872,6 @@
           <w:lang w:val="en-GB"/>
         </w:rPr>
       </w:pPr>
-      <w:commentRangeStart w:id="12"/>
       <w:r>
         <w:rPr>
           <w:rFonts w:ascii="Times New Roman" w:hAnsi="Times New Roman" w:cs="Times New Roman"/>
@@ -7002,20 +6914,7 @@
           <w:bCs/>
           <w:lang w:val="en-GB"/>
         </w:rPr>
-        <w:t xml:space="preserve"> Ratio Challenge: Why HS Machines are Long and Thin?</w:t>
-      </w:r>
-      <w:commentRangeEnd w:id="12"/>
-      <w:r>
-        <w:rPr>
-          <w:rStyle w:val="CommentReference"/>
-          <w:rFonts w:ascii="Times New Roman" w:hAnsi="Times New Roman" w:cs="Times New Roman"/>
-          <w:b/>
-          <w:bCs/>
-          <w:sz w:val="22"/>
-          <w:szCs w:val="22"/>
-          <w:lang w:val="en-GB"/>
-        </w:rPr>
-        <w:commentReference w:id="12"/>
+        <w:t xml:space="preserve"> ratio challenge: why HS machines are long and thin?</w:t>
       </w:r>
     </w:p>
     <w:p>
@@ -7322,6 +7221,7 @@
     </w:p>
     <w:p>
       <w:pPr>
+        <w:keepNext/>
         <w:jc w:val="both"/>
         <w:rPr>
           <w:rFonts w:ascii="Times New Roman" w:hAnsi="Times New Roman" w:cs="Times New Roman"/>
@@ -7337,7 +7237,7 @@
           <w:bCs/>
           <w:lang w:val="en-GB"/>
         </w:rPr>
-        <w:t>Bearing Technologies: From Ball Bearings to AMBs</w:t>
+        <w:t xml:space="preserve">Bearing technologies: from ball bearings to AMBs</w:t>
       </w:r>
     </w:p>
     <w:p>
@@ -8247,7 +8147,7 @@
           <w:lang w:val="en-GB"/>
         </w:rPr>
         <w:lastRenderedPageBreak/>
-        <w:t xml:space="preserve">1.4. The </w:t>
+        <w:t xml:space="preserve">1.4 The </w:t>
       </w:r>
       <w:r>
         <w:rPr>
@@ -8594,7 +8494,6 @@
         </w:rPr>
         <w:t xml:space="preserve"> </w:t>
       </w:r>
-      <w:commentRangeStart w:id="13"/>
       <w:r>
         <w:rPr>
           <w:rFonts w:ascii="Times New Roman" w:hAnsi="Times New Roman" w:cs="Times New Roman"/>
@@ -8607,18 +8506,7 @@
           <w:rFonts w:ascii="Times New Roman" w:hAnsi="Times New Roman" w:cs="Times New Roman"/>
           <w:lang w:val="en-GB"/>
         </w:rPr>
-        <w:t>Lipo, T.A., 2017)</w:t>
-      </w:r>
-      <w:commentRangeEnd w:id="13"/>
-      <w:r>
-        <w:rPr>
-          <w:rStyle w:val="CommentReference"/>
-          <w:rFonts w:ascii="Times New Roman" w:hAnsi="Times New Roman" w:cs="Times New Roman"/>
-          <w:sz w:val="22"/>
-          <w:szCs w:val="22"/>
-          <w:lang w:val="en-GB"/>
-        </w:rPr>
-        <w:commentReference w:id="13"/>
+        <w:t xml:space="preserve">Lipo, 2017)</w:t>
       </w:r>
       <w:r>
         <w:rPr>
@@ -9229,6 +9117,7 @@
     </w:p>
     <w:p>
       <w:pPr>
+        <w:keepNext/>
         <w:jc w:val="both"/>
         <w:rPr>
           <w:rFonts w:ascii="Times New Roman" w:hAnsi="Times New Roman" w:cs="Times New Roman"/>
@@ -9244,7 +9133,7 @@
           <w:bCs/>
           <w:lang w:val="en-GB"/>
         </w:rPr>
-        <w:t>Framing the Comparison</w:t>
+        <w:t xml:space="preserve">Framing the comparison</w:t>
       </w:r>
     </w:p>
     <w:p>
@@ -10061,7 +9950,7 @@
           <w:rFonts w:ascii="Times New Roman" w:hAnsi="Times New Roman" w:cs="Times New Roman"/>
           <w:lang w:val="en-GB"/>
         </w:rPr>
-        <w:t xml:space="preserve">1.5. Scaling </w:t>
+        <w:t xml:space="preserve">1.5 Scaling </w:t>
       </w:r>
       <w:r>
         <w:rPr>
@@ -10251,24 +10140,12 @@
         </w:rPr>
         <w:t xml:space="preserve"> </w:t>
       </w:r>
-      <w:commentRangeStart w:id="14"/>
-      <w:r>
-        <w:rPr>
-          <w:rFonts w:ascii="Times New Roman" w:hAnsi="Times New Roman" w:cs="Times New Roman"/>
-          <w:lang w:val="en-GB"/>
-        </w:rPr>
-        <w:t>(Pyrhönen et. al., 2013)</w:t>
-      </w:r>
-      <w:commentRangeEnd w:id="14"/>
-      <w:r>
-        <w:rPr>
-          <w:rStyle w:val="CommentReference"/>
-          <w:rFonts w:ascii="Times New Roman" w:hAnsi="Times New Roman" w:cs="Times New Roman"/>
-          <w:sz w:val="22"/>
-          <w:szCs w:val="22"/>
-          <w:lang w:val="en-GB"/>
-        </w:rPr>
-        <w:commentReference w:id="14"/>
+      <w:r>
+        <w:rPr>
+          <w:rFonts w:ascii="Times New Roman" w:hAnsi="Times New Roman" w:cs="Times New Roman"/>
+          <w:lang w:val="en-GB"/>
+        </w:rPr>
+        <w:t xml:space="preserve">(Pyrhönen et al., 2013)</w:t>
       </w:r>
       <w:r>
         <w:rPr>
@@ -10656,14 +10533,14 @@
           <w:rFonts w:ascii="Times New Roman" w:hAnsi="Times New Roman" w:cs="Times New Roman"/>
           <w:lang w:val="en-GB"/>
         </w:rPr>
-        <w:t>s</w:t>
-      </w:r>
-      <w:r>
-        <w:rPr>
-          <w:rFonts w:ascii="Times New Roman" w:hAnsi="Times New Roman" w:cs="Times New Roman"/>
-          <w:lang w:val="en-GB"/>
-        </w:rPr>
-        <w:t xml:space="preserve">caling: The </w:t>
+        <w:t xml:space="preserve">scaling: the </w:t>
+      </w:r>
+      <w:r>
+        <w:rPr>
+          <w:rFonts w:ascii="Times New Roman" w:hAnsi="Times New Roman" w:cs="Times New Roman"/>
+          <w:lang w:val="en-GB"/>
+        </w:rPr>
+        <w:t xml:space="preserve"/>
       </w:r>
       <w:r>
         <w:rPr>
@@ -11113,21 +10990,21 @@
           <w:rFonts w:ascii="Times New Roman" w:hAnsi="Times New Roman" w:cs="Times New Roman"/>
           <w:lang w:val="en-GB"/>
         </w:rPr>
-        <w:t xml:space="preserve">caling: The </w:t>
-      </w:r>
-      <w:r>
-        <w:rPr>
-          <w:rFonts w:ascii="Times New Roman" w:hAnsi="Times New Roman" w:cs="Times New Roman"/>
-          <w:lang w:val="en-GB"/>
-        </w:rPr>
-        <w:t>e</w:t>
-      </w:r>
-      <w:r>
-        <w:rPr>
-          <w:rFonts w:ascii="Times New Roman" w:hAnsi="Times New Roman" w:cs="Times New Roman"/>
-          <w:lang w:val="en-GB"/>
-        </w:rPr>
-        <w:t xml:space="preserve">fficiency </w:t>
+        <w:t xml:space="preserve">caling: the efficiency</w:t>
+      </w:r>
+      <w:r>
+        <w:rPr>
+          <w:rFonts w:ascii="Times New Roman" w:hAnsi="Times New Roman" w:cs="Times New Roman"/>
+          <w:lang w:val="en-GB"/>
+        </w:rPr>
+        <w:t xml:space="preserve"/>
+      </w:r>
+      <w:r>
+        <w:rPr>
+          <w:rFonts w:ascii="Times New Roman" w:hAnsi="Times New Roman" w:cs="Times New Roman"/>
+          <w:lang w:val="en-GB"/>
+        </w:rPr>
+        <w:t xml:space="preserve"> </w:t>
       </w:r>
       <w:r>
         <w:rPr>
@@ -11494,35 +11371,35 @@
           <w:rFonts w:ascii="Times New Roman" w:hAnsi="Times New Roman" w:cs="Times New Roman"/>
           <w:lang w:val="en-GB"/>
         </w:rPr>
-        <w:t xml:space="preserve">caling: The </w:t>
-      </w:r>
-      <w:r>
-        <w:rPr>
-          <w:rFonts w:ascii="Times New Roman" w:hAnsi="Times New Roman" w:cs="Times New Roman"/>
-          <w:lang w:val="en-GB"/>
-        </w:rPr>
-        <w:t>s</w:t>
-      </w:r>
-      <w:r>
-        <w:rPr>
-          <w:rFonts w:ascii="Times New Roman" w:hAnsi="Times New Roman" w:cs="Times New Roman"/>
-          <w:lang w:val="en-GB"/>
-        </w:rPr>
-        <w:t>quare-</w:t>
-      </w:r>
-      <w:r>
-        <w:rPr>
-          <w:rFonts w:ascii="Times New Roman" w:hAnsi="Times New Roman" w:cs="Times New Roman"/>
-          <w:lang w:val="en-GB"/>
-        </w:rPr>
-        <w:t>c</w:t>
-      </w:r>
-      <w:r>
-        <w:rPr>
-          <w:rFonts w:ascii="Times New Roman" w:hAnsi="Times New Roman" w:cs="Times New Roman"/>
-          <w:lang w:val="en-GB"/>
-        </w:rPr>
-        <w:t xml:space="preserve">ube </w:t>
+        <w:t xml:space="preserve">caling: the square-cube</w:t>
+      </w:r>
+      <w:r>
+        <w:rPr>
+          <w:rFonts w:ascii="Times New Roman" w:hAnsi="Times New Roman" w:cs="Times New Roman"/>
+          <w:lang w:val="en-GB"/>
+        </w:rPr>
+        <w:t xml:space="preserve"/>
+      </w:r>
+      <w:r>
+        <w:rPr>
+          <w:rFonts w:ascii="Times New Roman" w:hAnsi="Times New Roman" w:cs="Times New Roman"/>
+          <w:lang w:val="en-GB"/>
+        </w:rPr>
+        <w:t xml:space="preserve"/>
+      </w:r>
+      <w:r>
+        <w:rPr>
+          <w:rFonts w:ascii="Times New Roman" w:hAnsi="Times New Roman" w:cs="Times New Roman"/>
+          <w:lang w:val="en-GB"/>
+        </w:rPr>
+        <w:t xml:space="preserve"/>
+      </w:r>
+      <w:r>
+        <w:rPr>
+          <w:rFonts w:ascii="Times New Roman" w:hAnsi="Times New Roman" w:cs="Times New Roman"/>
+          <w:lang w:val="en-GB"/>
+        </w:rPr>
+        <w:t xml:space="preserve"> </w:t>
       </w:r>
       <w:r>
         <w:rPr>
@@ -14570,7 +14447,7 @@
           <w:lang w:val="en-GB"/>
         </w:rPr>
         <w:lastRenderedPageBreak/>
-        <w:t>1.6 Summary: Framing the Design Challenges Ahead</w:t>
+        <w:t xml:space="preserve">1.6 Summary: framing the design challenges ahead</w:t>
       </w:r>
     </w:p>
     <w:p>
@@ -14607,7 +14484,7 @@
         </w:rPr>
         <w:drawing>
           <wp:inline distT="0" distB="0" distL="0" distR="0" wp14:anchorId="22F4EC17" wp14:editId="705E4728">
-            <wp:extent cx="5731510" cy="3941937"/>
+            <wp:extent cx="5731510" cy="4050165"/>
             <wp:effectExtent l="0" t="0" r="0" b="0"/>
             <wp:docPr id="710352468" name="Picture 4" descr="The high-speed trilemma. Mechanical integrity, electromagnetic efficiency and thermal management pull against one another along every edge of the triangle, and feasible high-speed designs occupy the compromise window at its centre. As Section 1.6.1 notes, the power electronic interface acts as the gatekeeper that decides which part of that window can be reached at all."/>
             <wp:cNvGraphicFramePr>
@@ -14635,7 +14512,7 @@
                   <pic:spPr>
                     <a:xfrm>
                       <a:off x="0" y="0"/>
-                      <a:ext cx="5731510" cy="3941937"/>
+                      <a:ext cx="5731510" cy="4050165"/>
                     </a:xfrm>
                     <a:prstGeom prst="rect">
                       <a:avLst/>
@@ -14691,24 +14568,12 @@
         </w:rPr>
         <w:t xml:space="preserve">1.6.1 </w:t>
       </w:r>
-      <w:commentRangeStart w:id="15"/>
       <w:r>
         <w:rPr>
           <w:rFonts w:ascii="Times New Roman" w:hAnsi="Times New Roman" w:cs="Times New Roman"/>
           <w:lang w:val="en-GB"/>
         </w:rPr>
         <w:t>The high-speed trilemma</w:t>
-      </w:r>
-      <w:commentRangeEnd w:id="15"/>
-      <w:r>
-        <w:rPr>
-          <w:rStyle w:val="CommentReference"/>
-          <w:rFonts w:ascii="Times New Roman" w:hAnsi="Times New Roman" w:cs="Times New Roman"/>
-          <w:sz w:val="28"/>
-          <w:szCs w:val="28"/>
-          <w:lang w:val="en-GB"/>
-        </w:rPr>
-        <w:commentReference w:id="15"/>
       </w:r>
     </w:p>
     <w:p>
@@ -14894,7 +14759,7 @@
           <w:lang w:val="en-GB"/>
         </w:rPr>
         <w:lastRenderedPageBreak/>
-        <w:t>1.6.2 Roadmap of the Following Book Chapters</w:t>
+        <w:t xml:space="preserve">1.6.2 Roadmap of the following book chapters</w:t>
       </w:r>
     </w:p>
     <w:p>
@@ -15065,6 +14930,199 @@
           <w:lang w:val="en-GB"/>
         </w:rPr>
         <w:t>This roadmap ensures that whether the reader is an industrial designer seeking reliability or a traction engineer seeking power density, they have a clear path through the complex interdependencies of high-speed electrical machine design.</w:t>
+      </w:r>
+    </w:p>
+    <w:p>
+      <w:pPr>
+        <w:pStyle w:val="Heading2"/>
+        <w:jc w:val="both"/>
+      </w:pPr>
+      <w:r>
+        <w:rPr>
+          <w:rFonts w:ascii="Times New Roman" w:hAnsi="Times New Roman" w:cs="Times New Roman"/>
+          <w:lang w:val="en-GB"/>
+        </w:rPr>
+        <w:t xml:space="preserve">References</w:t>
+      </w:r>
+    </w:p>
+    <w:p>
+      <w:pPr>
+        <w:spacing w:after="80" w:line="259" w:lineRule="auto"/>
+        <w:ind w:left="360" w:hanging="360"/>
+        <w:jc w:val="left"/>
+      </w:pPr>
+      <w:r>
+        <w:rPr>
+          <w:rFonts w:ascii="Times New Roman" w:hAnsi="Times New Roman" w:cs="Times New Roman"/>
+          <w:lang w:val="en-GB"/>
+        </w:rPr>
+        <w:t xml:space="preserve">Armengaud, E., Ratz, F., Muñiz, Á., Poza, J., Garramiola, F., Almandoz, G., … Montonen, J. (2025). European initiatives addressing high efficiency and low-cost electric motors for circularity and low use of rare resources. </w:t>
+      </w:r>
+      <w:r>
+        <w:rPr>
+          <w:rFonts w:ascii="Times New Roman" w:hAnsi="Times New Roman" w:cs="Times New Roman"/>
+          <w:i/>
+          <w:iCs/>
+          <w:lang w:val="en-GB"/>
+        </w:rPr>
+        <w:t xml:space="preserve">SAE International Journal of Advances and Current Practices in Mobility, 7</w:t>
+      </w:r>
+      <w:r>
+        <w:rPr>
+          <w:rFonts w:ascii="Times New Roman" w:hAnsi="Times New Roman" w:cs="Times New Roman"/>
+          <w:lang w:val="en-GB"/>
+        </w:rPr>
+        <w:t xml:space="preserve">(6), 2781–2794. https://doi.org/10.4271/2025-01-8806</w:t>
+      </w:r>
+    </w:p>
+    <w:p>
+      <w:pPr>
+        <w:spacing w:after="80" w:line="259" w:lineRule="auto"/>
+        <w:ind w:left="360" w:hanging="360"/>
+        <w:jc w:val="left"/>
+      </w:pPr>
+      <w:r>
+        <w:rPr>
+          <w:rFonts w:ascii="Times New Roman" w:hAnsi="Times New Roman" w:cs="Times New Roman"/>
+          <w:lang w:val="en-GB"/>
+        </w:rPr>
+        <w:t xml:space="preserve">Canseven, H. T., Petrov, I., Martikainen, I., &amp; Pyrhönen, J. (2024). Eddy-current losses in slitted rotor cores of PMSMs—Development of a novel method. </w:t>
+      </w:r>
+      <w:r>
+        <w:rPr>
+          <w:rFonts w:ascii="Times New Roman" w:hAnsi="Times New Roman" w:cs="Times New Roman"/>
+          <w:i/>
+          <w:iCs/>
+          <w:lang w:val="en-GB"/>
+        </w:rPr>
+        <w:t xml:space="preserve">IEEE Transactions on Energy Conversion, 40</w:t>
+      </w:r>
+      <w:r>
+        <w:rPr>
+          <w:rFonts w:ascii="Times New Roman" w:hAnsi="Times New Roman" w:cs="Times New Roman"/>
+          <w:lang w:val="en-GB"/>
+        </w:rPr>
+        <w:t xml:space="preserve">(2), 1339–1349.</w:t>
+      </w:r>
+    </w:p>
+    <w:p>
+      <w:pPr>
+        <w:spacing w:after="80" w:line="259" w:lineRule="auto"/>
+        <w:ind w:left="360" w:hanging="360"/>
+        <w:jc w:val="left"/>
+      </w:pPr>
+      <w:r>
+        <w:rPr>
+          <w:rFonts w:ascii="Times New Roman" w:hAnsi="Times New Roman" w:cs="Times New Roman"/>
+          <w:lang w:val="en-GB"/>
+        </w:rPr>
+        <w:t xml:space="preserve">El Hajji, T., Hemeida, A., Lehikoinen, A., Martin, F., &amp; Belahcen, A. (2024). Optimal design of high specific power electric machines for fully electric regional aircraft: A case study of 1 MW S-PMSM. </w:t>
+      </w:r>
+      <w:r>
+        <w:rPr>
+          <w:rFonts w:ascii="Times New Roman" w:hAnsi="Times New Roman" w:cs="Times New Roman"/>
+          <w:i/>
+          <w:iCs/>
+          <w:lang w:val="en-GB"/>
+        </w:rPr>
+        <w:t xml:space="preserve">Aerospace, 11</w:t>
+      </w:r>
+      <w:r>
+        <w:rPr>
+          <w:rFonts w:ascii="Times New Roman" w:hAnsi="Times New Roman" w:cs="Times New Roman"/>
+          <w:lang w:val="en-GB"/>
+        </w:rPr>
+        <w:t xml:space="preserve">(10), 820. https://doi.org/10.3390/aerospace11100820</w:t>
+      </w:r>
+    </w:p>
+    <w:p>
+      <w:pPr>
+        <w:spacing w:after="80" w:line="259" w:lineRule="auto"/>
+        <w:ind w:left="360" w:hanging="360"/>
+        <w:jc w:val="left"/>
+      </w:pPr>
+      <w:r>
+        <w:rPr>
+          <w:rFonts w:ascii="Times New Roman" w:hAnsi="Times New Roman" w:cs="Times New Roman"/>
+          <w:lang w:val="en-GB"/>
+        </w:rPr>
+        <w:t xml:space="preserve">Lipo, T. A. (2017). </w:t>
+      </w:r>
+      <w:r>
+        <w:rPr>
+          <w:rFonts w:ascii="Times New Roman" w:hAnsi="Times New Roman" w:cs="Times New Roman"/>
+          <w:i/>
+          <w:iCs/>
+          <w:lang w:val="en-GB"/>
+        </w:rPr>
+        <w:t xml:space="preserve">Analysis of synchronous machines</w:t>
+      </w:r>
+      <w:r>
+        <w:rPr>
+          <w:rFonts w:ascii="Times New Roman" w:hAnsi="Times New Roman" w:cs="Times New Roman"/>
+          <w:lang w:val="en-GB"/>
+        </w:rPr>
+        <w:t xml:space="preserve">. CRC Press.</w:t>
+      </w:r>
+    </w:p>
+    <w:p>
+      <w:pPr>
+        <w:spacing w:after="80" w:line="259" w:lineRule="auto"/>
+        <w:ind w:left="360" w:hanging="360"/>
+        <w:jc w:val="left"/>
+      </w:pPr>
+      <w:r>
+        <w:rPr>
+          <w:rFonts w:ascii="Times New Roman" w:hAnsi="Times New Roman" w:cs="Times New Roman"/>
+          <w:lang w:val="en-GB"/>
+        </w:rPr>
+        <w:t xml:space="preserve">Pyrhönen, J., Jokinen, T., &amp; Hrabovcová, V. (2013). </w:t>
+      </w:r>
+      <w:r>
+        <w:rPr>
+          <w:rFonts w:ascii="Times New Roman" w:hAnsi="Times New Roman" w:cs="Times New Roman"/>
+          <w:i/>
+          <w:iCs/>
+          <w:lang w:val="en-GB"/>
+        </w:rPr>
+        <w:t xml:space="preserve">Design of rotating electrical machines</w:t>
+      </w:r>
+      <w:r>
+        <w:rPr>
+          <w:rFonts w:ascii="Times New Roman" w:hAnsi="Times New Roman" w:cs="Times New Roman"/>
+          <w:lang w:val="en-GB"/>
+        </w:rPr>
+        <w:t xml:space="preserve"> (2nd ed.). John Wiley &amp; Sons.</w:t>
+      </w:r>
+    </w:p>
+    <w:p>
+      <w:pPr>
+        <w:spacing w:after="80" w:line="259" w:lineRule="auto"/>
+        <w:ind w:left="360" w:hanging="360"/>
+        <w:jc w:val="left"/>
+      </w:pPr>
+      <w:r>
+        <w:rPr>
+          <w:rFonts w:ascii="Times New Roman" w:hAnsi="Times New Roman" w:cs="Times New Roman"/>
+          <w:lang w:val="en-GB"/>
+        </w:rPr>
+        <w:t xml:space="preserve">Scherman, E., Parviainen, M., Nutakor, C., Petrov, I., Pyrhönen, J., &amp; Sopanen, J. (2026). Impact of rotor topology on dynamic behavior and manufacturing in a high-speed electric machine. In J. Sopanen, E. Kurvinen, R. Viitala, T. Holopainen, &amp; T. Choudhury (Eds.), </w:t>
+      </w:r>
+      <w:r>
+        <w:rPr>
+          <w:rFonts w:ascii="Times New Roman" w:hAnsi="Times New Roman" w:cs="Times New Roman"/>
+          <w:i/>
+          <w:iCs/>
+          <w:lang w:val="en-GB"/>
+        </w:rPr>
+        <w:t xml:space="preserve">Proceedings of the 12th IFToMM International Conference on Rotordynamics</w:t>
+      </w:r>
+      <w:r>
+        <w:rPr>
+          <w:rFonts w:ascii="Times New Roman" w:hAnsi="Times New Roman" w:cs="Times New Roman"/>
+          <w:lang w:val="en-GB"/>
+        </w:rPr>
+        <w:t xml:space="preserve"> (Mechanisms and Machine Science, Vol. 211). Springer, Cham.</w:t>
       </w:r>
     </w:p>
     <w:sectPr>
@@ -15077,533 +15135,6 @@
     </w:sectPr>
   </w:body>
 </w:document>
-</file>
-
-<file path=word/comments.xml><?xml version="1.0" encoding="utf-8"?>
-<w:comments xmlns:wpc="http://schemas.microsoft.com/office/word/2010/wordprocessingCanvas" xmlns:cx="http://schemas.microsoft.com/office/drawing/2014/chartex" xmlns:cx1="http://schemas.microsoft.com/office/drawing/2015/9/8/chartex" xmlns:cx2="http://schemas.microsoft.com/office/drawing/2015/10/21/chartex" xmlns:cx3="http://schemas.microsoft.com/office/drawing/2016/5/9/chartex" xmlns:cx4="http://schemas.microsoft.com/office/drawing/2016/5/10/chartex" xmlns:cx5="http://schemas.microsoft.com/office/drawing/2016/5/11/chartex" xmlns:cx6="http://schemas.microsoft.com/office/drawing/2016/5/12/chartex" xmlns:cx7="http://schemas.microsoft.com/office/drawing/2016/5/13/chartex" xmlns:cx8="http://schemas.microsoft.com/office/drawing/2016/5/14/chartex" xmlns:mc="http://schemas.openxmlformats.org/markup-compatibility/2006" xmlns:aink="http://schemas.microsoft.com/office/drawing/2016/ink" xmlns:am3d="http://schemas.microsoft.com/office/drawing/2017/model3d" xmlns:o="urn:schemas-microsoft-com:office:office" xmlns:oel="http://schemas.microsoft.com/office/2019/extlst" xmlns:r="http://schemas.openxmlformats.org/officeDocument/2006/relationships" xmlns:m="http://schemas.openxmlformats.org/officeDocument/2006/math" xmlns:v="urn:schemas-microsoft-com:vml" xmlns:wp14="http://schemas.microsoft.com/office/word/2010/wordprocessingDrawing" xmlns:wp="http://schemas.openxmlformats.org/drawingml/2006/wordprocessingDrawing" xmlns:w10="urn:schemas-microsoft-com:office:word" xmlns:w="http://schemas.openxmlformats.org/wordprocessingml/2006/main" xmlns:w14="http://schemas.microsoft.com/office/word/2010/wordml" xmlns:w15="http://schemas.microsoft.com/office/word/2012/wordml" xmlns:w16cei="http://schemas.microsoft.com/office/word/2026/wordml/cei" xmlns:w16cex="http://schemas.microsoft.com/office/word/2018/wordml/cex" xmlns:w16cid="http://schemas.microsoft.com/office/word/2016/wordml/cid" xmlns:w16="http://schemas.microsoft.com/office/word/2018/wordml" xmlns:w16du="http://schemas.microsoft.com/office/word/2023/wordml/word16du" xmlns:w16sdtdh="http://schemas.microsoft.com/office/word/2020/wordml/sdtdatahash" xmlns:w16sdtfl="http://schemas.microsoft.com/office/word/2024/wordml/sdtformatlock" xmlns:w16se="http://schemas.microsoft.com/office/word/2015/wordml/symex" xmlns:wpg="http://schemas.microsoft.com/office/word/2010/wordprocessingGroup" xmlns:wpi="http://schemas.microsoft.com/office/word/2010/wordprocessingInk" xmlns:wne="http://schemas.microsoft.com/office/word/2006/wordml" xmlns:wps="http://schemas.microsoft.com/office/word/2010/wordprocessingShape" mc:Ignorable="w14 w15 w16se w16cid w16 w16cex w16sdtdh w16sdtfl w16du wp14">
-  <w:comment w:id="0" w:author="Hüseyin Canseven (LUT)" w:date="2026-04-27T15:33:00Z" w:initials="HC">
-    <w:p>
-      <w:pPr>
-        <w:pStyle w:val="CommentText"/>
-      </w:pPr>
-      <w:r>
-        <w:rPr>
-          <w:rStyle w:val="CommentReference"/>
-        </w:rPr>
-        <w:annotationRef/>
-      </w:r>
-      <w:r>
-        <w:rPr>
-          <w:lang w:val="tr-TR"/>
-        </w:rPr>
-        <w:t xml:space="preserve">One figure can be added to this section to show some of the existing machines considering their high-speed definitions. In the subfig (a), it can show </w:t>
-      </w:r>
-      <w:r>
-        <w:rPr>
-          <w:i/>
-          <w:iCs/>
-          <w:lang w:val="en-GB"/>
-        </w:rPr>
-        <w:t>r</w:t>
-      </w:r>
-      <w:r>
-        <w:rPr>
-          <w:vertAlign w:val="subscript"/>
-          <w:lang w:val="en-GB"/>
-        </w:rPr>
-        <w:t>r</w:t>
-      </w:r>
-      <w:r>
-        <w:rPr>
-          <w:lang w:val="en-GB"/>
-        </w:rPr>
-        <w:t xml:space="preserve"> </w:t>
-      </w:r>
-      <w:r>
-        <w:rPr>
-          <w:i/>
-          <w:iCs/>
-          <w:lang w:val="tr-TR"/>
-        </w:rPr>
-        <w:t xml:space="preserve">vs Ω, </w:t>
-      </w:r>
-      <w:r>
-        <w:rPr>
-          <w:lang w:val="tr-TR"/>
-        </w:rPr>
-        <w:t xml:space="preserve">while showing </w:t>
-      </w:r>
-      <w:r>
-        <w:rPr>
-          <w:i/>
-          <w:iCs/>
-        </w:rPr>
-        <w:t>n</w:t>
-      </w:r>
-      <w:r>
-        <w:rPr>
-          <w:i/>
-          <w:iCs/>
-          <w:lang w:val="tr-TR"/>
-        </w:rPr>
-        <w:t xml:space="preserve"> vs </w:t>
-      </w:r>
-      <w:r>
-        <w:rPr>
-          <w:i/>
-          <w:iCs/>
-        </w:rPr>
-        <w:t>P</w:t>
-      </w:r>
-      <w:r>
-        <w:rPr>
-          <w:i/>
-          <w:iCs/>
-          <w:lang w:val="tr-TR"/>
-        </w:rPr>
-        <w:t xml:space="preserve"> </w:t>
-      </w:r>
-      <w:r>
-        <w:rPr>
-          <w:lang w:val="tr-TR"/>
-        </w:rPr>
-        <w:t xml:space="preserve">in subfig (b). We can then think how to integrate </w:t>
-      </w:r>
-      <w:r>
-        <w:rPr>
-          <w:i/>
-          <w:iCs/>
-        </w:rPr>
-        <w:t>fP</w:t>
-      </w:r>
-      <w:r>
-        <w:rPr>
-          <w:i/>
-          <w:iCs/>
-          <w:lang w:val="tr-TR"/>
-        </w:rPr>
-        <w:t xml:space="preserve"> </w:t>
-      </w:r>
-      <w:r>
-        <w:rPr>
-          <w:lang w:val="tr-TR"/>
-        </w:rPr>
-        <w:t>into these figures or it needs seperate subfigure.</w:t>
-      </w:r>
-    </w:p>
-  </w:comment>
-  <w:comment w:id="2" w:author="Hüseyin Canseven (LUT)" w:date="2026-04-28T23:59:00Z" w:initials="HC">
-    <w:p>
-      <w:pPr>
-        <w:pStyle w:val="CommentText"/>
-      </w:pPr>
-      <w:r>
-        <w:rPr>
-          <w:rStyle w:val="CommentReference"/>
-        </w:rPr>
-        <w:annotationRef/>
-      </w:r>
-      <w:r>
-        <w:rPr>
-          <w:color w:val="222222"/>
-          <w:highlight w:val="white"/>
-        </w:rPr>
-        <w:t>El Hajji, Taha, et al. "Optimal design of high specific power electric machines for fully electric regional aircraft: A case study of 1mw s-pmsm." </w:t>
-      </w:r>
-      <w:r>
-        <w:rPr>
-          <w:i/>
-          <w:iCs/>
-          <w:color w:val="222222"/>
-          <w:highlight w:val="white"/>
-        </w:rPr>
-        <w:t>Aerospace</w:t>
-      </w:r>
-      <w:r>
-        <w:rPr>
-          <w:color w:val="222222"/>
-          <w:highlight w:val="white"/>
-        </w:rPr>
-        <w:t> 11.10 (2024): 820.</w:t>
-      </w:r>
-      <w:r>
-        <w:t xml:space="preserve"> </w:t>
-      </w:r>
-    </w:p>
-  </w:comment>
-  <w:comment w:id="3" w:author="Hüseyin Canseven (LUT)" w:date="2026-04-27T15:03:00Z" w:initials="HC">
-    <w:p>
-      <w:pPr>
-        <w:pStyle w:val="CommentText"/>
-      </w:pPr>
-      <w:r>
-        <w:rPr>
-          <w:rStyle w:val="CommentReference"/>
-        </w:rPr>
-        <w:annotationRef/>
-      </w:r>
-      <w:r>
-        <w:rPr>
-          <w:lang w:val="tr-TR"/>
-        </w:rPr>
-        <w:t>Interesting but nice definition!</w:t>
-      </w:r>
-    </w:p>
-  </w:comment>
-  <w:comment w:id="4" w:author="Hüseyin Canseven (LUT)" w:date="2026-09-07T16:24:00Z" w:initials="HC">
-    <w:p>
-      <w:pPr>
-        <w:pStyle w:val="CommentText"/>
-      </w:pPr>
-      <w:r>
-        <w:rPr>
-          <w:rStyle w:val="CommentReference"/>
-        </w:rPr>
-        <w:annotationRef/>
-      </w:r>
-      <w:r>
-        <w:rPr>
-          <w:color w:val="222222"/>
-          <w:highlight w:val="white"/>
-        </w:rPr>
-        <w:t>Armengaud, E., Ratz, F., Muñiz, Á., Poza, J., Garramiola, F., Almandoz, G., ... &amp; Montonen, J. (2025). European initiatives addressing high efficiency and low-cost electric motors for circularity and low use of rare resources. </w:t>
-      </w:r>
-      <w:r>
-        <w:rPr>
-          <w:i/>
-          <w:iCs/>
-          <w:color w:val="222222"/>
-          <w:highlight w:val="white"/>
-        </w:rPr>
-        <w:t>SAE International Journal of Advances and Current Practices in Mobility 288445</w:t>
-      </w:r>
-      <w:r>
-        <w:rPr>
-          <w:color w:val="222222"/>
-          <w:highlight w:val="white"/>
-        </w:rPr>
-        <w:t>, </w:t>
-      </w:r>
-      <w:r>
-        <w:rPr>
-          <w:i/>
-          <w:iCs/>
-          <w:color w:val="222222"/>
-          <w:highlight w:val="white"/>
-        </w:rPr>
-        <w:t>7</w:t>
-      </w:r>
-      <w:r>
-        <w:rPr>
-          <w:color w:val="222222"/>
-          <w:highlight w:val="white"/>
-        </w:rPr>
-        <w:t>(6), 2781-2794.</w:t>
-      </w:r>
-      <w:r>
-        <w:t xml:space="preserve"> </w:t>
-      </w:r>
-    </w:p>
-  </w:comment>
-  <w:comment w:id="5" w:author="Juha Pyrhönen (LUT)" w:date="2026-09-03T17:12:00Z" w:initials="JP">
-    <w:p>
-      <w:pPr>
-        <w:pStyle w:val="CommentText"/>
-      </w:pPr>
-      <w:r>
-        <w:rPr>
-          <w:rStyle w:val="CommentReference"/>
-        </w:rPr>
-        <w:annotationRef/>
-      </w:r>
-      <w:r>
-        <w:t>The gearbox looks too much AI generated. Can you just close it so that the non-oriented wheels are not visible? The HSD version is also non realistic. Typically the AMBs are located in the motor and the impeller just at the moto shaft after the AMB</w:t>
-      </w:r>
-    </w:p>
-  </w:comment>
-  <w:comment w:id="6" w:author="Hüseyin Canseven (LUT)" w:date="2026-04-27T15:34:00Z" w:initials="HC">
-    <w:p>
-      <w:pPr>
-        <w:pStyle w:val="CommentText"/>
-      </w:pPr>
-      <w:r>
-        <w:rPr>
-          <w:rStyle w:val="CommentReference"/>
-        </w:rPr>
-        <w:annotationRef/>
-      </w:r>
-      <w:r>
-        <w:rPr>
-          <w:lang w:val="tr-TR"/>
-        </w:rPr>
-        <w:t>One another figure can be included to this section. It can show side by side comparison of geared vs. direct-drive architectures</w:t>
-      </w:r>
-    </w:p>
-  </w:comment>
-  <w:comment w:id="7" w:author="Hüseyin Canseven (LUT)" w:date="2026-09-07T16:33:00Z" w:initials="HC">
-    <w:p>
-      <w:pPr>
-        <w:pStyle w:val="CommentText"/>
-      </w:pPr>
-      <w:r>
-        <w:rPr>
-          <w:rStyle w:val="CommentReference"/>
-        </w:rPr>
-        <w:annotationRef/>
-      </w:r>
-      <w:r>
-        <w:rPr>
-          <w:color w:val="222222"/>
-          <w:highlight w:val="white"/>
-        </w:rPr>
-        <w:t>Scherman, E., Parviainen, M., Nutakor, C., Petrov, I., Pyrhönen, J., Sopanen, J. (2026). Impact of Rotor Topology on Dynamic Behavior and Manufacturing in a High-Speed Electric Machine. In: Sopanen, J., Kurvinen, E., Viitala, R., Holopainen, T., Choudhury, T. (eds) Proceedings of the 12th IFToMM International Conference on Rotordynamics. IFToMM 2026. Mechanisms and Machine Science, vol 211. Springer, Cham.</w:t>
-      </w:r>
-      <w:r>
-        <w:t xml:space="preserve"> </w:t>
-      </w:r>
-    </w:p>
-  </w:comment>
-  <w:comment w:id="8" w:author="Juha Pyrhönen (LUT)" w:date="2026-09-03T17:32:00Z" w:initials="JP">
-    <w:p>
-      <w:pPr>
-        <w:pStyle w:val="CommentText"/>
-      </w:pPr>
-      <w:r>
-        <w:rPr>
-          <w:rStyle w:val="CommentReference"/>
-        </w:rPr>
-        <w:annotationRef/>
-      </w:r>
-      <w:r>
-        <w:t>Not sure if this is relevant. Ceramic balls are frequently used in case of HS bearings</w:t>
-      </w:r>
-    </w:p>
-  </w:comment>
-  <w:comment w:id="9" w:author="Juha Pyrhönen (LUT)" w:date="2026-09-03T17:38:00Z" w:initials="JP">
-    <w:p>
-      <w:pPr>
-        <w:pStyle w:val="CommentText"/>
-      </w:pPr>
-      <w:r>
-        <w:rPr>
-          <w:rStyle w:val="CommentReference"/>
-        </w:rPr>
-        <w:annotationRef/>
-      </w:r>
-      <w:r>
-        <w:t>It may be dangerous to say that gear oil is used as we have seen how difficult it is. We can just say that oil is used for cooling. The reader can then imagine from where it comes.</w:t>
-      </w:r>
-    </w:p>
-  </w:comment>
-  <w:comment w:id="10" w:author="Hüseyin Canseven (LUT)" w:date="2026-09-07T16:41:00Z" w:initials="HC">
-    <w:p>
-      <w:pPr>
-        <w:pStyle w:val="CommentText"/>
-      </w:pPr>
-      <w:r>
-        <w:rPr>
-          <w:rStyle w:val="CommentReference"/>
-        </w:rPr>
-        <w:annotationRef/>
-      </w:r>
-      <w:r>
-        <w:rPr>
-          <w:color w:val="222222"/>
-          <w:highlight w:val="white"/>
-        </w:rPr>
-        <w:t>Canseven, H. T., Petrov, I., Martikainen, I., &amp; Pyrhönen, J. (2024). Eddy-Current Losses in Slitted Rotor Cores of PMSMs—Development of a Novel Method. </w:t>
-      </w:r>
-      <w:r>
-        <w:rPr>
-          <w:i/>
-          <w:iCs/>
-          <w:color w:val="222222"/>
-          <w:highlight w:val="white"/>
-        </w:rPr>
-        <w:t>IEEE Transactions on Energy Conversion</w:t>
-      </w:r>
-      <w:r>
-        <w:rPr>
-          <w:color w:val="222222"/>
-          <w:highlight w:val="white"/>
-        </w:rPr>
-        <w:t>, </w:t>
-      </w:r>
-      <w:r>
-        <w:rPr>
-          <w:i/>
-          <w:iCs/>
-          <w:color w:val="222222"/>
-          <w:highlight w:val="white"/>
-        </w:rPr>
-        <w:t>40</w:t>
-      </w:r>
-      <w:r>
-        <w:rPr>
-          <w:color w:val="222222"/>
-          <w:highlight w:val="white"/>
-        </w:rPr>
-        <w:t>(2), 1339-1349.</w:t>
-      </w:r>
-      <w:r>
-        <w:t xml:space="preserve"> </w:t>
-      </w:r>
-    </w:p>
-  </w:comment>
-  <w:comment w:id="11" w:author="Juha Pyrhönen (LUT)" w:date="2026-09-03T17:50:00Z" w:initials="JP">
-    <w:p>
-      <w:pPr>
-        <w:pStyle w:val="CommentText"/>
-      </w:pPr>
-      <w:r>
-        <w:rPr>
-          <w:rStyle w:val="CommentReference"/>
-        </w:rPr>
-        <w:annotationRef/>
-      </w:r>
-      <w:r>
-        <w:t>This comes here as a surprise. Please write an introduction</w:t>
-      </w:r>
-    </w:p>
-  </w:comment>
-  <w:comment w:id="12" w:author="Hüseyin Canseven (LUT)" w:date="2026-04-27T15:42:00Z" w:initials="HC">
-    <w:p>
-      <w:pPr>
-        <w:pStyle w:val="CommentText"/>
-      </w:pPr>
-      <w:r>
-        <w:rPr>
-          <w:rStyle w:val="CommentReference"/>
-        </w:rPr>
-        <w:annotationRef/>
-      </w:r>
-      <w:r>
-        <w:rPr>
-          <w:lang w:val="tr-TR"/>
-        </w:rPr>
-        <w:t xml:space="preserve">we can include here a figure that show </w:t>
-      </w:r>
-      <w:r>
-        <w:rPr>
-          <w:color w:val="000000"/>
-          <w:lang w:val="tr-TR"/>
-        </w:rPr>
-        <w:t xml:space="preserve">an illustration of a long, and thin rotor shaft. It can be Show the "1st bending mode" (a bow-shape) and "2nd bending mode" (an S-shape) with dashed lines indicating the original straight shaft. </w:t>
-      </w:r>
-    </w:p>
-  </w:comment>
-  <w:comment w:id="13" w:author="Hüseyin Canseven (LUT)" w:date="2026-09-07T16:44:00Z" w:initials="HC">
-    <w:p>
-      <w:pPr>
-        <w:pStyle w:val="CommentText"/>
-      </w:pPr>
-      <w:r>
-        <w:rPr>
-          <w:rStyle w:val="CommentReference"/>
-        </w:rPr>
-        <w:annotationRef/>
-      </w:r>
-      <w:r>
-        <w:t xml:space="preserve">Lipo, T. A. (2017). Analysis of synchronous machines. CRC press. </w:t>
-      </w:r>
-    </w:p>
-  </w:comment>
-  <w:comment w:id="14" w:author="Hüseyin Canseven (LUT)" w:date="2026-09-07T16:45:00Z" w:initials="HC">
-    <w:p>
-      <w:pPr>
-        <w:pStyle w:val="CommentText"/>
-      </w:pPr>
-      <w:r>
-        <w:rPr>
-          <w:rStyle w:val="CommentReference"/>
-        </w:rPr>
-        <w:annotationRef/>
-      </w:r>
-      <w:r>
-        <w:t>Pyrhönen, J., Jokinen, T., and Hrabovcova, V. (2013). Design of rotating electrical machines. John Wiley &amp; Sons.</w:t>
-      </w:r>
-    </w:p>
-  </w:comment>
-  <w:comment w:id="15" w:author="Hüseyin Canseven (LUT)" w:date="2026-04-27T15:46:00Z" w:initials="HC">
-    <w:p>
-      <w:pPr>
-        <w:pStyle w:val="CommentText"/>
-      </w:pPr>
-      <w:r>
-        <w:rPr>
-          <w:rStyle w:val="CommentReference"/>
-        </w:rPr>
-        <w:annotationRef/>
-      </w:r>
-      <w:r>
-        <w:rPr>
-          <w:lang w:val="tr-TR"/>
-        </w:rPr>
-        <w:t>I have a good figure idea to here</w:t>
-      </w:r>
-    </w:p>
-  </w:comment>
-</w:comments>
-</file>
-
-<file path=word/commentsExtended.xml><?xml version="1.0" encoding="utf-8"?>
-<w15:commentsEx xmlns:wpc="http://schemas.microsoft.com/office/word/2010/wordprocessingCanvas" xmlns:cx="http://schemas.microsoft.com/office/drawing/2014/chartex" xmlns:cx1="http://schemas.microsoft.com/office/drawing/2015/9/8/chartex" xmlns:cx2="http://schemas.microsoft.com/office/drawing/2015/10/21/chartex" xmlns:cx3="http://schemas.microsoft.com/office/drawing/2016/5/9/chartex" xmlns:cx4="http://schemas.microsoft.com/office/drawing/2016/5/10/chartex" xmlns:cx5="http://schemas.microsoft.com/office/drawing/2016/5/11/chartex" xmlns:cx6="http://schemas.microsoft.com/office/drawing/2016/5/12/chartex" xmlns:cx7="http://schemas.microsoft.com/office/drawing/2016/5/13/chartex" xmlns:cx8="http://schemas.microsoft.com/office/drawing/2016/5/14/chartex" xmlns:mc="http://schemas.openxmlformats.org/markup-compatibility/2006" xmlns:aink="http://schemas.microsoft.com/office/drawing/2016/ink" xmlns:am3d="http://schemas.microsoft.com/office/drawing/2017/model3d" xmlns:o="urn:schemas-microsoft-com:office:office" xmlns:oel="http://schemas.microsoft.com/office/2019/extlst" xmlns:r="http://schemas.openxmlformats.org/officeDocument/2006/relationships" xmlns:m="http://schemas.openxmlformats.org/officeDocument/2006/math" xmlns:v="urn:schemas-microsoft-com:vml" xmlns:wp14="http://schemas.microsoft.com/office/word/2010/wordprocessingDrawing" xmlns:wp="http://schemas.openxmlformats.org/drawingml/2006/wordprocessingDrawing" xmlns:w10="urn:schemas-microsoft-com:office:word" xmlns:w="http://schemas.openxmlformats.org/wordprocessingml/2006/main" xmlns:w14="http://schemas.microsoft.com/office/word/2010/wordml" xmlns:w15="http://schemas.microsoft.com/office/word/2012/wordml" xmlns:w16cei="http://schemas.microsoft.com/office/word/2026/wordml/cei" xmlns:w16cex="http://schemas.microsoft.com/office/word/2018/wordml/cex" xmlns:w16cid="http://schemas.microsoft.com/office/word/2016/wordml/cid" xmlns:w16="http://schemas.microsoft.com/office/word/2018/wordml" xmlns:w16du="http://schemas.microsoft.com/office/word/2023/wordml/word16du" xmlns:w16sdtdh="http://schemas.microsoft.com/office/word/2020/wordml/sdtdatahash" xmlns:w16sdtfl="http://schemas.microsoft.com/office/word/2024/wordml/sdtformatlock" xmlns:w16se="http://schemas.microsoft.com/office/word/2015/wordml/symex" xmlns:wpg="http://schemas.microsoft.com/office/word/2010/wordprocessingGroup" xmlns:wpi="http://schemas.microsoft.com/office/word/2010/wordprocessingInk" xmlns:wne="http://schemas.microsoft.com/office/word/2006/wordml" xmlns:wps="http://schemas.microsoft.com/office/word/2010/wordprocessingShape" mc:Ignorable="w14 w15 w16se w16cid w16 w16cex w16sdtdh w16sdtfl w16du wp14">
-  <w15:commentEx w15:paraId="0DC37DE8" w15:done="1"/>
-  <w15:commentEx w15:paraId="4A1AE7AA" w15:done="0"/>
-  <w15:commentEx w15:paraId="0D608EBD" w15:done="1"/>
-  <w15:commentEx w15:paraId="628EEEF9" w15:done="0"/>
-  <w15:commentEx w15:paraId="41249BBD" w15:done="1"/>
-  <w15:commentEx w15:paraId="1F498FF5" w15:done="1"/>
-  <w15:commentEx w15:paraId="21AC3F49" w15:done="0"/>
-  <w15:commentEx w15:paraId="35627C89" w15:done="1"/>
-  <w15:commentEx w15:paraId="6AD9F795" w15:done="1"/>
-  <w15:commentEx w15:paraId="7DB0A973" w15:done="0"/>
-  <w15:commentEx w15:paraId="2CF5CD5D" w15:done="1"/>
-  <w15:commentEx w15:paraId="0841F42F" w15:done="1"/>
-  <w15:commentEx w15:paraId="0D89D26C" w15:done="0"/>
-  <w15:commentEx w15:paraId="330C786C" w15:done="0"/>
-  <w15:commentEx w15:paraId="4283F15D" w15:done="1"/>
-</w15:commentsEx>
-</file>
-
-<file path=word/commentsExtensible.xml><?xml version="1.0" encoding="utf-8"?>
-<w16cex:commentsExtensible xmlns:wpc="http://schemas.microsoft.com/office/word/2010/wordprocessingCanvas" xmlns:cx="http://schemas.microsoft.com/office/drawing/2014/chartex" xmlns:cx1="http://schemas.microsoft.com/office/drawing/2015/9/8/chartex" xmlns:cx2="http://schemas.microsoft.com/office/drawing/2015/10/21/chartex" xmlns:cx3="http://schemas.microsoft.com/office/drawing/2016/5/9/chartex" xmlns:cx4="http://schemas.microsoft.com/office/drawing/2016/5/10/chartex" xmlns:cx5="http://schemas.microsoft.com/office/drawing/2016/5/11/chartex" xmlns:cx6="http://schemas.microsoft.com/office/drawing/2016/5/12/chartex" xmlns:cx7="http://schemas.microsoft.com/office/drawing/2016/5/13/chartex" xmlns:cx8="http://schemas.microsoft.com/office/drawing/2016/5/14/chartex" xmlns:cr="http://schemas.microsoft.com/office/comments/2020/reactions" xmlns:mc="http://schemas.openxmlformats.org/markup-compatibility/2006" xmlns:aink="http://schemas.microsoft.com/office/drawing/2016/ink" xmlns:am3d="http://schemas.microsoft.com/office/drawing/2017/model3d" xmlns:o="urn:schemas-microsoft-com:office:office" xmlns:oel="http://schemas.microsoft.com/office/2019/extlst" xmlns:r="http://schemas.openxmlformats.org/officeDocument/2006/relationships" xmlns:m="http://schemas.openxmlformats.org/officeDocument/2006/math" xmlns:v="urn:schemas-microsoft-com:vml" xmlns:wp14="http://schemas.microsoft.com/office/word/2010/wordprocessingDrawing" xmlns:wp="http://schemas.openxmlformats.org/drawingml/2006/wordprocessingDrawing" xmlns:w10="urn:schemas-microsoft-com:office:word" xmlns:w="http://schemas.openxmlformats.org/wordprocessingml/2006/main" xmlns:w14="http://schemas.microsoft.com/office/word/2010/wordml" xmlns:w15="http://schemas.microsoft.com/office/word/2012/wordml" xmlns:w16cei="http://schemas.microsoft.com/office/word/2026/wordml/cei" xmlns:w16cex="http://schemas.microsoft.com/office/word/2018/wordml/cex" xmlns:w16cid="http://schemas.microsoft.com/office/word/2016/wordml/cid" xmlns:w16="http://schemas.microsoft.com/office/word/2018/wordml" xmlns:w16du="http://schemas.microsoft.com/office/word/2023/wordml/word16du" xmlns:w16sdtdh="http://schemas.microsoft.com/office/word/2020/wordml/sdtdatahash" xmlns:w16sdtfl="http://schemas.microsoft.com/office/word/2024/wordml/sdtformatlock" xmlns:w16se="http://schemas.microsoft.com/office/word/2015/wordml/symex" xmlns:wpg="http://schemas.microsoft.com/office/word/2010/wordprocessingGroup" xmlns:wpi="http://schemas.microsoft.com/office/word/2010/wordprocessingInk" xmlns:wne="http://schemas.microsoft.com/office/word/2006/wordml" xmlns:wps="http://schemas.microsoft.com/office/word/2010/wordprocessingShape" mc:Ignorable="w14 w15 w16se w16cid w16 w16cex w16sdtdh w16sdtfl cr w16du wp14">
-  <w16cex:commentExtensible w16cex:durableId="240B8C92" w16cex:dateUtc="2026-04-27T12:33:00Z"/>
-  <w16cex:commentExtensible w16cex:durableId="10552493" w16cex:dateUtc="2026-04-28T20:59:00Z"/>
-  <w16cex:commentExtensible w16cex:durableId="4902BB93" w16cex:dateUtc="2026-04-27T12:03:00Z"/>
-  <w16cex:commentExtensible w16cex:durableId="3E8A342C" w16cex:dateUtc="2026-09-07T13:24:00Z"/>
-  <w16cex:commentExtensible w16cex:durableId="733152ED" w16cex:dateUtc="2026-09-03T14:12:00Z"/>
-  <w16cex:commentExtensible w16cex:durableId="01C49231" w16cex:dateUtc="2026-04-27T12:34:00Z"/>
-  <w16cex:commentExtensible w16cex:durableId="7F9DECB1" w16cex:dateUtc="2026-09-07T13:33:00Z"/>
-  <w16cex:commentExtensible w16cex:durableId="1AA277DA" w16cex:dateUtc="2026-09-03T14:32:00Z"/>
-  <w16cex:commentExtensible w16cex:durableId="35951B1E" w16cex:dateUtc="2026-09-03T14:38:00Z"/>
-  <w16cex:commentExtensible w16cex:durableId="36AE446B" w16cex:dateUtc="2026-09-07T13:41:00Z"/>
-  <w16cex:commentExtensible w16cex:durableId="5DE6FB10" w16cex:dateUtc="2026-09-03T14:50:00Z"/>
-  <w16cex:commentExtensible w16cex:durableId="355645F5" w16cex:dateUtc="2026-04-27T12:42:00Z"/>
-  <w16cex:commentExtensible w16cex:durableId="50BAC424" w16cex:dateUtc="2026-09-07T13:44:00Z"/>
-  <w16cex:commentExtensible w16cex:durableId="3358BCD9" w16cex:dateUtc="2026-09-07T13:45:00Z"/>
-  <w16cex:commentExtensible w16cex:durableId="451D7046" w16cex:dateUtc="2026-04-27T12:46:00Z"/>
-</w16cex:commentsExtensible>
-</file>
-
-<file path=word/commentsIds.xml><?xml version="1.0" encoding="utf-8"?>
-<w16cid:commentsIds xmlns:wpc="http://schemas.microsoft.com/office/word/2010/wordprocessingCanvas" xmlns:cx="http://schemas.microsoft.com/office/drawing/2014/chartex" xmlns:cx1="http://schemas.microsoft.com/office/drawing/2015/9/8/chartex" xmlns:cx2="http://schemas.microsoft.com/office/drawing/2015/10/21/chartex" xmlns:cx3="http://schemas.microsoft.com/office/drawing/2016/5/9/chartex" xmlns:cx4="http://schemas.microsoft.com/office/drawing/2016/5/10/chartex" xmlns:cx5="http://schemas.microsoft.com/office/drawing/2016/5/11/chartex" xmlns:cx6="http://schemas.microsoft.com/office/drawing/2016/5/12/chartex" xmlns:cx7="http://schemas.microsoft.com/office/drawing/2016/5/13/chartex" xmlns:cx8="http://schemas.microsoft.com/office/drawing/2016/5/14/chartex" xmlns:mc="http://schemas.openxmlformats.org/markup-compatibility/2006" xmlns:aink="http://schemas.microsoft.com/office/drawing/2016/ink" xmlns:am3d="http://schemas.microsoft.com/office/drawing/2017/model3d" xmlns:o="urn:schemas-microsoft-com:office:office" xmlns:oel="http://schemas.microsoft.com/office/2019/extlst" xmlns:r="http://schemas.openxmlformats.org/officeDocument/2006/relationships" xmlns:m="http://schemas.openxmlformats.org/officeDocument/2006/math" xmlns:v="urn:schemas-microsoft-com:vml" xmlns:wp14="http://schemas.microsoft.com/office/word/2010/wordprocessingDrawing" xmlns:wp="http://schemas.openxmlformats.org/drawingml/2006/wordprocessingDrawing" xmlns:w10="urn:schemas-microsoft-com:office:word" xmlns:w="http://schemas.openxmlformats.org/wordprocessingml/2006/main" xmlns:w14="http://schemas.microsoft.com/office/word/2010/wordml" xmlns:w15="http://schemas.microsoft.com/office/word/2012/wordml" xmlns:w16cei="http://schemas.microsoft.com/office/word/2026/wordml/cei" xmlns:w16cex="http://schemas.microsoft.com/office/word/2018/wordml/cex" xmlns:w16cid="http://schemas.microsoft.com/office/word/2016/wordml/cid" xmlns:w16="http://schemas.microsoft.com/office/word/2018/wordml" xmlns:w16du="http://schemas.microsoft.com/office/word/2023/wordml/word16du" xmlns:w16sdtdh="http://schemas.microsoft.com/office/word/2020/wordml/sdtdatahash" xmlns:w16sdtfl="http://schemas.microsoft.com/office/word/2024/wordml/sdtformatlock" xmlns:w16se="http://schemas.microsoft.com/office/word/2015/wordml/symex" xmlns:wpg="http://schemas.microsoft.com/office/word/2010/wordprocessingGroup" xmlns:wpi="http://schemas.microsoft.com/office/word/2010/wordprocessingInk" xmlns:wne="http://schemas.microsoft.com/office/word/2006/wordml" xmlns:wps="http://schemas.microsoft.com/office/word/2010/wordprocessingShape" mc:Ignorable="w14 w15 w16se w16cid w16 w16cex w16sdtdh w16sdtfl w16du wp14">
-  <w16cid:commentId w16cid:paraId="0DC37DE8" w16cid:durableId="240B8C92"/>
-  <w16cid:commentId w16cid:paraId="4A1AE7AA" w16cid:durableId="10552493"/>
-  <w16cid:commentId w16cid:paraId="0D608EBD" w16cid:durableId="4902BB93"/>
-  <w16cid:commentId w16cid:paraId="628EEEF9" w16cid:durableId="3E8A342C"/>
-  <w16cid:commentId w16cid:paraId="41249BBD" w16cid:durableId="733152ED"/>
-  <w16cid:commentId w16cid:paraId="1F498FF5" w16cid:durableId="01C49231"/>
-  <w16cid:commentId w16cid:paraId="21AC3F49" w16cid:durableId="7F9DECB1"/>
-  <w16cid:commentId w16cid:paraId="35627C89" w16cid:durableId="1AA277DA"/>
-  <w16cid:commentId w16cid:paraId="6AD9F795" w16cid:durableId="35951B1E"/>
-  <w16cid:commentId w16cid:paraId="7DB0A973" w16cid:durableId="36AE446B"/>
-  <w16cid:commentId w16cid:paraId="2CF5CD5D" w16cid:durableId="5DE6FB10"/>
-  <w16cid:commentId w16cid:paraId="0841F42F" w16cid:durableId="355645F5"/>
-  <w16cid:commentId w16cid:paraId="0D89D26C" w16cid:durableId="50BAC424"/>
-  <w16cid:commentId w16cid:paraId="330C786C" w16cid:durableId="3358BCD9"/>
-  <w16cid:commentId w16cid:paraId="4283F15D" w16cid:durableId="451D7046"/>
-</w16cid:commentsIds>
 </file>
 
 <file path=word/endnotes.xml><?xml version="1.0" encoding="utf-8"?>
@@ -20407,17 +19938,6 @@
     <w:abstractNumId w:val="13"/>
   </w:num>
 </w:numbering>
-</file>
-
-<file path=word/people.xml><?xml version="1.0" encoding="utf-8"?>
-<w15:people xmlns:wpc="http://schemas.microsoft.com/office/word/2010/wordprocessingCanvas" xmlns:cx="http://schemas.microsoft.com/office/drawing/2014/chartex" xmlns:cx1="http://schemas.microsoft.com/office/drawing/2015/9/8/chartex" xmlns:cx2="http://schemas.microsoft.com/office/drawing/2015/10/21/chartex" xmlns:cx3="http://schemas.microsoft.com/office/drawing/2016/5/9/chartex" xmlns:cx4="http://schemas.microsoft.com/office/drawing/2016/5/10/chartex" xmlns:cx5="http://schemas.microsoft.com/office/drawing/2016/5/11/chartex" xmlns:cx6="http://schemas.microsoft.com/office/drawing/2016/5/12/chartex" xmlns:cx7="http://schemas.microsoft.com/office/drawing/2016/5/13/chartex" xmlns:cx8="http://schemas.microsoft.com/office/drawing/2016/5/14/chartex" xmlns:mc="http://schemas.openxmlformats.org/markup-compatibility/2006" xmlns:aink="http://schemas.microsoft.com/office/drawing/2016/ink" xmlns:am3d="http://schemas.microsoft.com/office/drawing/2017/model3d" xmlns:o="urn:schemas-microsoft-com:office:office" xmlns:oel="http://schemas.microsoft.com/office/2019/extlst" xmlns:r="http://schemas.openxmlformats.org/officeDocument/2006/relationships" xmlns:m="http://schemas.openxmlformats.org/officeDocument/2006/math" xmlns:v="urn:schemas-microsoft-com:vml" xmlns:wp14="http://schemas.microsoft.com/office/word/2010/wordprocessingDrawing" xmlns:wp="http://schemas.openxmlformats.org/drawingml/2006/wordprocessingDrawing" xmlns:w10="urn:schemas-microsoft-com:office:word" xmlns:w="http://schemas.openxmlformats.org/wordprocessingml/2006/main" xmlns:w14="http://schemas.microsoft.com/office/word/2010/wordml" xmlns:w15="http://schemas.microsoft.com/office/word/2012/wordml" xmlns:w16cei="http://schemas.microsoft.com/office/word/2026/wordml/cei" xmlns:w16cex="http://schemas.microsoft.com/office/word/2018/wordml/cex" xmlns:w16cid="http://schemas.microsoft.com/office/word/2016/wordml/cid" xmlns:w16="http://schemas.microsoft.com/office/word/2018/wordml" xmlns:w16du="http://schemas.microsoft.com/office/word/2023/wordml/word16du" xmlns:w16sdtdh="http://schemas.microsoft.com/office/word/2020/wordml/sdtdatahash" xmlns:w16sdtfl="http://schemas.microsoft.com/office/word/2024/wordml/sdtformatlock" xmlns:w16se="http://schemas.microsoft.com/office/word/2015/wordml/symex" xmlns:wpg="http://schemas.microsoft.com/office/word/2010/wordprocessingGroup" xmlns:wpi="http://schemas.microsoft.com/office/word/2010/wordprocessingInk" xmlns:wne="http://schemas.microsoft.com/office/word/2006/wordml" xmlns:wps="http://schemas.microsoft.com/office/word/2010/wordprocessingShape" mc:Ignorable="w14 w15 w16se w16cid w16 w16cex w16sdtdh w16sdtfl w16du wp14">
-  <w15:person w15:author="Hüseyin Canseven (LUT)">
-    <w15:presenceInfo w15:providerId="AD" w15:userId="S::Huseyin.Canseven@lut.fi::6727b027-2115-4d67-ad55-ac0a7647c63b"/>
-  </w15:person>
-  <w15:person w15:author="Juha Pyrhönen (LUT)">
-    <w15:presenceInfo w15:providerId="AD" w15:userId="S::Juha.Pyrhonen@lut.fi::b91cf7d3-a325-434d-b80e-608d750dbbda"/>
-  </w15:person>
-</w15:people>
 </file>
 
 <file path=word/styles.xml><?xml version="1.0" encoding="utf-8"?>

--- a/chapter1/to_send/Chapter_1.docx
+++ b/chapter1/to_send/Chapter_1.docx
@@ -14484,7 +14484,7 @@
         </w:rPr>
         <w:drawing>
           <wp:inline distT="0" distB="0" distL="0" distR="0" wp14:anchorId="22F4EC17" wp14:editId="705E4728">
-            <wp:extent cx="5731510" cy="4050165"/>
+            <wp:extent cx="5731510" cy="4266621"/>
             <wp:effectExtent l="0" t="0" r="0" b="0"/>
             <wp:docPr id="710352468" name="Picture 4" descr="The high-speed trilemma. Mechanical integrity, electromagnetic efficiency and thermal management pull against one another along every edge of the triangle, and feasible high-speed designs occupy the compromise window at its centre. As Section 1.6.1 notes, the power electronic interface acts as the gatekeeper that decides which part of that window can be reached at all."/>
             <wp:cNvGraphicFramePr>
@@ -14512,7 +14512,7 @@
                   <pic:spPr>
                     <a:xfrm>
                       <a:off x="0" y="0"/>
-                      <a:ext cx="5731510" cy="4050165"/>
+                      <a:ext cx="5731510" cy="4266621"/>
                     </a:xfrm>
                     <a:prstGeom prst="rect">
                       <a:avLst/>

--- a/chapter1/to_send/Chapter_1.docx
+++ b/chapter1/to_send/Chapter_1.docx
@@ -14484,9 +14484,9 @@
         </w:rPr>
         <w:drawing>
           <wp:inline distT="0" distB="0" distL="0" distR="0" wp14:anchorId="22F4EC17" wp14:editId="705E4728">
-            <wp:extent cx="5731510" cy="4266621"/>
+            <wp:extent cx="5731510" cy="4457164"/>
             <wp:effectExtent l="0" t="0" r="0" b="0"/>
-            <wp:docPr id="710352468" name="Picture 4" descr="The high-speed trilemma. Mechanical integrity, electromagnetic efficiency and thermal management pull against one another along every edge of the triangle, and feasible high-speed designs occupy the compromise window at its centre. As Section 1.6.1 notes, the power electronic interface acts as the gatekeeper that decides which part of that window can be reached at all."/>
+            <wp:docPr id="710352468" name="Picture 4" descr="The high-speed trilemma. Mechanical integrity, electromagnetic efficiency and thermal management pull against one another around the cycle, each remedy creating the next problem, and feasible high-speed designs occupy the compromise window at the centre. As Section 1.6.1 notes, the power electronic interface acts as the gatekeeper that decides which part of that window can be reached at all. The rotors in the window show the pole numbers of the two paradigms: two poles for the industrial machine that silicon IGBTs can supply, six for the mobile machine that needs SiC or GaN."/>
             <wp:cNvGraphicFramePr>
               <a:graphicFrameLocks xmlns:a="http://schemas.openxmlformats.org/drawingml/2006/main" noChangeAspect="1"/>
             </wp:cNvGraphicFramePr>
@@ -14512,7 +14512,7 @@
                   <pic:spPr>
                     <a:xfrm>
                       <a:off x="0" y="0"/>
-                      <a:ext cx="5731510" cy="4266621"/>
+                      <a:ext cx="5731510" cy="4457164"/>
                     </a:xfrm>
                     <a:prstGeom prst="rect">
                       <a:avLst/>
@@ -14549,7 +14549,14 @@
           <w:rFonts w:ascii="Times New Roman" w:hAnsi="Times New Roman" w:cs="Times New Roman"/>
           <w:lang w:val="en-GB"/>
         </w:rPr>
-        <w:t xml:space="preserve"> The high-speed trilemma. Mechanical integrity, electromagnetic efficiency and thermal management pull against one another along every edge of the triangle, and feasible high-speed designs occupy the compromise window at its centre. As Section 1.6.1 notes, the power electronic interface acts as the gatekeeper that decides which part of that window can be reached at all.</w:t>
+        <w:t xml:space="preserve"> The high-speed trilemma. Mechanical integrity, electromagnetic efficiency and thermal management pull against one another around the cycle, each remedy creating the next problem, and feasible high-speed designs occupy the compromise window at the centre. As Section 1.6.1 notes, the power electronic interface acts as the gatekeeper that decides which part of that window can be reached at all.</w:t>
+      </w:r>
+      <w:r>
+        <w:rPr>
+          <w:rFonts w:ascii="Times New Roman" w:hAnsi="Times New Roman" w:cs="Times New Roman"/>
+          <w:lang w:val="en-GB"/>
+        </w:rPr>
+        <w:t xml:space="preserve"> The rotors in the window show the pole numbers of the two paradigms: two poles for the industrial machine that silicon IGBTs can supply, six for the mobile machine that needs SiC or GaN.</w:t>
       </w:r>
     </w:p>
     <w:p>

--- a/chapter1/to_send/Chapter_1.docx
+++ b/chapter1/to_send/Chapter_1.docx
@@ -2951,7 +2951,7 @@
           <wp:inline distT="0" distB="0" distL="0" distR="0" wp14:anchorId="7AD894E6" wp14:editId="0B319140">
             <wp:extent cx="5731510" cy="6030280"/>
             <wp:effectExtent l="0" t="0" r="0" b="0"/>
-            <wp:docPr id="169046035" name="Picture 1" descr="Traditional geared and integrated direct-drive architectures. (a) a mains-frequency motor drives the impeller through a step-up gearbox having a heavy lubrication system. (b) the impeller is mounted directly on the high-speed motor shaft, optionally carried on active magnetic bearings (AMBs), and the gearbox, couplings and oil system disappear. The units are drawn to scale for a compressor of about 300 kW: (a) and (b) at one scale, so that their sizes compare directly, and (c), the motor of (b) with its upper half in section, at twice that scale. The dimensions are representative of catalogue equipment, not those of a particular machine."/>
+            <wp:docPr id="169046035" name="Picture 1" descr="Traditional geared and integrated direct-drive architectures. (a) a mains-frequency motor drives the impeller through a step-up gearbox having a heavy lubrication system. (b) the impeller is mounted directly on the high-speed motor shaft, optionally carried on active magnetic bearings (AMBs), and the gearbox, couplings and oil system disappear. The units are drawn to scale for a compressor of about 300 kW: (a) and (b) at one scale, so that their sizes compare directly, and (c), the motor of (b) with its upper half in section, at twice that scale. The dimensions are representative of catalogue equipment, not those of a particular machine."/>
             <wp:cNvGraphicFramePr>
               <a:graphicFrameLocks xmlns:a="http://schemas.openxmlformats.org/drawingml/2006/main" noChangeAspect="1"/>
             </wp:cNvGraphicFramePr>
@@ -3043,7 +3043,7 @@
           <w:rFonts w:ascii="Times New Roman" w:hAnsi="Times New Roman" w:cs="Times New Roman"/>
           <w:lang w:val="en-GB"/>
         </w:rPr>
-        <w:t xml:space="preserve"> The units are drawn to scale for a compressor of about 300 kW: (a) and (b) at one scale, so that their sizes compare directly, and (c), the motor of (b) with its upper half in section, at twice that scale. The dimensions are representative of catalogue equipment, not those of a particular machine.</w:t>
+        <w:t xml:space="preserve"> The units are drawn to scale for a compressor of about 300 kW: (a) and (b) at one scale, so that their sizes compare directly, and (c), the motor of (b) with its upper half in section, at twice that scale. The dimensions are representative of catalogue equipment, not those of a particular machine.</w:t>
       </w:r>
     </w:p>
     <w:p>
@@ -14486,7 +14486,7 @@
           <wp:inline distT="0" distB="0" distL="0" distR="0" wp14:anchorId="22F4EC17" wp14:editId="705E4728">
             <wp:extent cx="5731510" cy="4457164"/>
             <wp:effectExtent l="0" t="0" r="0" b="0"/>
-            <wp:docPr id="710352468" name="Picture 4" descr="The high-speed trilemma. Mechanical integrity, electromagnetic efficiency and thermal management pull against one another around the cycle, each remedy creating the next problem, and feasible high-speed designs occupy the compromise window at the centre. As Section 1.6.1 notes, the power electronic interface acts as the gatekeeper that decides which part of that window can be reached at all. The rotors in the window show the pole numbers of the two paradigms: two poles for the industrial machine that silicon IGBTs can supply, six for the mobile machine that needs SiC or GaN."/>
+            <wp:docPr id="710352468" name="Picture 4" descr="The high-speed trilemma. Mechanical integrity, electromagnetic efficiency and thermal management pull against one another around the cycle, each remedy creating the next problem, and feasible high-speed designs occupy the compromise window at the centre. As Section 1.6.1 notes, the power electronic interface acts as the gatekeeper that decides which part of that window can be reached at all. Within the window the power electronics stands as a gate between the two paradigms, shown at 30 000 r/min: above it the two-pole industrial machine at 500 Hz, which silicon IGBTs can supply, and below it the six-pole mobile machine at 1500 Hz, which needs SiC or GaN."/>
             <wp:cNvGraphicFramePr>
               <a:graphicFrameLocks xmlns:a="http://schemas.openxmlformats.org/drawingml/2006/main" noChangeAspect="1"/>
             </wp:cNvGraphicFramePr>
@@ -14556,7 +14556,7 @@
           <w:rFonts w:ascii="Times New Roman" w:hAnsi="Times New Roman" w:cs="Times New Roman"/>
           <w:lang w:val="en-GB"/>
         </w:rPr>
-        <w:t xml:space="preserve"> The rotors in the window show the pole numbers of the two paradigms: two poles for the industrial machine that silicon IGBTs can supply, six for the mobile machine that needs SiC or GaN.</w:t>
+        <w:t xml:space="preserve"> Within the window the power electronics stands as a gate between the two paradigms, shown at 30 000 r/min: above it the two-pole industrial machine at 500 Hz, which silicon IGBTs can supply, and below it the six-pole mobile machine at 1500 Hz, which needs SiC or GaN.</w:t>
       </w:r>
     </w:p>
     <w:p>
